--- a/mainWidget/mainWidget/src/template/枪击仿真计算数据表.docx
+++ b/mainWidget/mainWidget/src/template/枪击仿真计算数据表.docx
@@ -3040,6 +3040,7 @@
           </w:tcPr>
           <w:p>
             <w:pPr>
+              <w:spacing w:line="240" w:lineRule="auto"/>
               <w:ind w:firstLine="480"/>
             </w:pPr>
             <w:r>
@@ -3058,6 +3059,7 @@
           </w:tcPr>
           <w:p>
             <w:pPr>
+              <w:spacing w:line="240" w:lineRule="auto"/>
               <w:ind w:firstLine="480"/>
             </w:pPr>
             <w:r>
@@ -3076,6 +3078,7 @@
           </w:tcPr>
           <w:p>
             <w:pPr>
+              <w:spacing w:line="240" w:lineRule="auto"/>
               <w:ind w:firstLine="480"/>
             </w:pPr>
             <w:r>
@@ -3092,6 +3095,7 @@
           </w:tcPr>
           <w:p>
             <w:pPr>
+              <w:spacing w:line="240" w:lineRule="auto"/>
               <w:ind w:firstLine="480"/>
             </w:pPr>
             <w:r>
@@ -3108,6 +3112,7 @@
           </w:tcPr>
           <w:p>
             <w:pPr>
+              <w:spacing w:line="240" w:lineRule="auto"/>
               <w:ind w:firstLine="480"/>
             </w:pPr>
             <w:r>
@@ -3126,6 +3131,7 @@
           </w:tcPr>
           <w:p>
             <w:pPr>
+              <w:spacing w:line="240" w:lineRule="auto"/>
               <w:ind w:firstLine="480"/>
             </w:pPr>
           </w:p>
@@ -3136,6 +3142,7 @@
           </w:tcPr>
           <w:p>
             <w:pPr>
+              <w:spacing w:line="240" w:lineRule="auto"/>
               <w:ind w:firstLine="480"/>
             </w:pPr>
           </w:p>
@@ -3146,6 +3153,7 @@
           </w:tcPr>
           <w:p>
             <w:pPr>
+              <w:spacing w:line="240" w:lineRule="auto"/>
               <w:ind w:firstLine="480"/>
             </w:pPr>
           </w:p>
@@ -3156,6 +3164,7 @@
           </w:tcPr>
           <w:p>
             <w:pPr>
+              <w:spacing w:line="240" w:lineRule="auto"/>
               <w:ind w:firstLine="480"/>
             </w:pPr>
           </w:p>
@@ -3166,6 +3175,7 @@
           </w:tcPr>
           <w:p>
             <w:pPr>
+              <w:spacing w:line="240" w:lineRule="auto"/>
               <w:ind w:firstLine="480"/>
             </w:pPr>
           </w:p>
@@ -3985,7 +3995,6 @@
         <w:jc w:val="center"/>
       </w:pPr>
       <w:r>
-        <w:lastRenderedPageBreak/>
         <w:t>表</w:t>
       </w:r>
       <w:r>
@@ -4027,12 +4036,14 @@
           </w:tcPr>
           <w:p>
             <w:pPr>
+              <w:spacing w:line="240" w:lineRule="auto"/>
               <w:ind w:firstLine="480"/>
             </w:pPr>
             <w:r>
               <w:rPr>
                 <w:rFonts w:hint="eastAsia"/>
               </w:rPr>
+              <w:lastRenderedPageBreak/>
               <w:t>A/</w:t>
             </w:r>
             <w:proofErr w:type="spellStart"/>
@@ -4051,6 +4062,7 @@
           </w:tcPr>
           <w:p>
             <w:pPr>
+              <w:spacing w:line="240" w:lineRule="auto"/>
               <w:ind w:firstLine="480"/>
             </w:pPr>
             <w:r>
@@ -4075,6 +4087,7 @@
           </w:tcPr>
           <w:p>
             <w:pPr>
+              <w:spacing w:line="240" w:lineRule="auto"/>
               <w:ind w:firstLine="480"/>
             </w:pPr>
             <w:r>
@@ -4091,6 +4104,7 @@
           </w:tcPr>
           <w:p>
             <w:pPr>
+              <w:spacing w:line="240" w:lineRule="auto"/>
               <w:ind w:firstLine="480"/>
             </w:pPr>
             <w:r>
@@ -4107,6 +4121,7 @@
           </w:tcPr>
           <w:p>
             <w:pPr>
+              <w:spacing w:line="240" w:lineRule="auto"/>
               <w:ind w:firstLine="480"/>
             </w:pPr>
             <w:r>
@@ -4125,6 +4140,7 @@
           </w:tcPr>
           <w:p>
             <w:pPr>
+              <w:spacing w:line="240" w:lineRule="auto"/>
               <w:ind w:firstLine="480"/>
             </w:pPr>
           </w:p>
@@ -4135,6 +4151,7 @@
           </w:tcPr>
           <w:p>
             <w:pPr>
+              <w:spacing w:line="240" w:lineRule="auto"/>
               <w:ind w:firstLine="480"/>
             </w:pPr>
           </w:p>
@@ -4145,6 +4162,7 @@
           </w:tcPr>
           <w:p>
             <w:pPr>
+              <w:spacing w:line="240" w:lineRule="auto"/>
               <w:ind w:firstLine="480"/>
             </w:pPr>
           </w:p>
@@ -4155,6 +4173,7 @@
           </w:tcPr>
           <w:p>
             <w:pPr>
+              <w:spacing w:line="240" w:lineRule="auto"/>
               <w:ind w:firstLine="480"/>
             </w:pPr>
           </w:p>
@@ -4165,6 +4184,7 @@
           </w:tcPr>
           <w:p>
             <w:pPr>
+              <w:spacing w:line="240" w:lineRule="auto"/>
               <w:ind w:firstLine="480"/>
             </w:pPr>
           </w:p>
@@ -4318,7 +4338,7 @@
         <w:ind w:firstLineChars="0" w:firstLine="0"/>
         <w:jc w:val="center"/>
         <w:rPr>
-          <w:rFonts w:eastAsia="仿宋" w:hint="eastAsia"/>
+          <w:rFonts w:eastAsia="仿宋"/>
           <w:kern w:val="0"/>
         </w:rPr>
       </w:pPr>
@@ -4352,8 +4372,6 @@
         <w:ind w:firstLineChars="0" w:firstLine="0"/>
         <w:jc w:val="center"/>
       </w:pPr>
-      <w:bookmarkStart w:id="0" w:name="_GoBack"/>
-      <w:bookmarkEnd w:id="0"/>
       <w:r>
         <w:t>图</w:t>
       </w:r>
@@ -4424,6 +4442,7 @@
           </w:tcPr>
           <w:p>
             <w:pPr>
+              <w:spacing w:line="240" w:lineRule="auto"/>
               <w:ind w:firstLineChars="0" w:firstLine="0"/>
               <w:jc w:val="center"/>
             </w:pPr>
@@ -4441,6 +4460,7 @@
           </w:tcPr>
           <w:p>
             <w:pPr>
+              <w:spacing w:line="240" w:lineRule="auto"/>
               <w:ind w:firstLineChars="0" w:firstLine="0"/>
               <w:jc w:val="center"/>
             </w:pPr>
@@ -4455,6 +4475,7 @@
           </w:tcPr>
           <w:p>
             <w:pPr>
+              <w:spacing w:line="240" w:lineRule="auto"/>
               <w:ind w:firstLineChars="0" w:firstLine="0"/>
               <w:jc w:val="center"/>
             </w:pPr>
@@ -4466,6 +4487,7 @@
           </w:tcPr>
           <w:p>
             <w:pPr>
+              <w:spacing w:line="240" w:lineRule="auto"/>
               <w:ind w:firstLineChars="0" w:firstLine="0"/>
               <w:jc w:val="center"/>
             </w:pPr>
@@ -4482,6 +4504,7 @@
           </w:tcPr>
           <w:p>
             <w:pPr>
+              <w:spacing w:line="240" w:lineRule="auto"/>
               <w:ind w:firstLineChars="0" w:firstLine="0"/>
               <w:jc w:val="center"/>
             </w:pPr>
@@ -4499,6 +4522,7 @@
           </w:tcPr>
           <w:p>
             <w:pPr>
+              <w:spacing w:line="240" w:lineRule="auto"/>
               <w:ind w:firstLineChars="0" w:firstLine="0"/>
               <w:jc w:val="center"/>
             </w:pPr>
@@ -4516,6 +4540,7 @@
           </w:tcPr>
           <w:p>
             <w:pPr>
+              <w:spacing w:line="240" w:lineRule="auto"/>
               <w:ind w:firstLineChars="0" w:firstLine="0"/>
               <w:jc w:val="center"/>
             </w:pPr>
@@ -4557,6 +4582,7 @@
           </w:tcPr>
           <w:p>
             <w:pPr>
+              <w:spacing w:line="240" w:lineRule="auto"/>
               <w:ind w:firstLineChars="0" w:firstLine="0"/>
               <w:jc w:val="center"/>
             </w:pPr>
@@ -4570,6 +4596,7 @@
           </w:tcPr>
           <w:p>
             <w:pPr>
+              <w:spacing w:line="240" w:lineRule="auto"/>
               <w:ind w:firstLineChars="0" w:firstLine="0"/>
               <w:jc w:val="center"/>
             </w:pPr>
@@ -4587,6 +4614,7 @@
           </w:tcPr>
           <w:p>
             <w:pPr>
+              <w:spacing w:line="240" w:lineRule="auto"/>
               <w:ind w:firstLineChars="0" w:firstLine="0"/>
               <w:jc w:val="center"/>
             </w:pPr>
@@ -4604,6 +4632,7 @@
           </w:tcPr>
           <w:p>
             <w:pPr>
+              <w:spacing w:line="240" w:lineRule="auto"/>
               <w:ind w:firstLineChars="0" w:firstLine="0"/>
               <w:jc w:val="center"/>
             </w:pPr>
@@ -4645,6 +4674,7 @@
           </w:tcPr>
           <w:p>
             <w:pPr>
+              <w:spacing w:line="240" w:lineRule="auto"/>
               <w:ind w:firstLineChars="0" w:firstLine="0"/>
               <w:jc w:val="center"/>
             </w:pPr>
@@ -4658,6 +4688,7 @@
           </w:tcPr>
           <w:p>
             <w:pPr>
+              <w:spacing w:line="240" w:lineRule="auto"/>
               <w:ind w:firstLineChars="0" w:firstLine="0"/>
               <w:jc w:val="center"/>
             </w:pPr>
@@ -4675,6 +4706,7 @@
           </w:tcPr>
           <w:p>
             <w:pPr>
+              <w:spacing w:line="240" w:lineRule="auto"/>
               <w:ind w:firstLineChars="0" w:firstLine="0"/>
               <w:jc w:val="center"/>
             </w:pPr>
@@ -4692,6 +4724,7 @@
           </w:tcPr>
           <w:p>
             <w:pPr>
+              <w:spacing w:line="240" w:lineRule="auto"/>
               <w:ind w:firstLineChars="0" w:firstLine="0"/>
               <w:jc w:val="center"/>
             </w:pPr>
@@ -4733,6 +4766,7 @@
           </w:tcPr>
           <w:p>
             <w:pPr>
+              <w:spacing w:line="240" w:lineRule="auto"/>
               <w:ind w:firstLineChars="0" w:firstLine="0"/>
               <w:jc w:val="center"/>
             </w:pPr>
@@ -4749,6 +4783,7 @@
           </w:tcPr>
           <w:p>
             <w:pPr>
+              <w:spacing w:line="240" w:lineRule="auto"/>
               <w:ind w:firstLineChars="0" w:firstLine="0"/>
               <w:jc w:val="center"/>
             </w:pPr>
@@ -4766,6 +4801,7 @@
           </w:tcPr>
           <w:p>
             <w:pPr>
+              <w:spacing w:line="240" w:lineRule="auto"/>
               <w:ind w:firstLineChars="0" w:firstLine="0"/>
               <w:jc w:val="center"/>
             </w:pPr>
@@ -4783,6 +4819,7 @@
           </w:tcPr>
           <w:p>
             <w:pPr>
+              <w:spacing w:line="240" w:lineRule="auto"/>
               <w:ind w:firstLineChars="0" w:firstLine="0"/>
               <w:jc w:val="center"/>
             </w:pPr>
@@ -4824,6 +4861,7 @@
           </w:tcPr>
           <w:p>
             <w:pPr>
+              <w:spacing w:line="240" w:lineRule="auto"/>
               <w:ind w:firstLineChars="0" w:firstLine="0"/>
               <w:jc w:val="center"/>
             </w:pPr>
@@ -4840,6 +4878,7 @@
           </w:tcPr>
           <w:p>
             <w:pPr>
+              <w:spacing w:line="240" w:lineRule="auto"/>
               <w:ind w:firstLineChars="0" w:firstLine="0"/>
               <w:jc w:val="center"/>
             </w:pPr>
@@ -4857,6 +4896,7 @@
           </w:tcPr>
           <w:p>
             <w:pPr>
+              <w:spacing w:line="240" w:lineRule="auto"/>
               <w:ind w:firstLineChars="0" w:firstLine="0"/>
               <w:jc w:val="center"/>
             </w:pPr>
@@ -4874,6 +4914,7 @@
           </w:tcPr>
           <w:p>
             <w:pPr>
+              <w:spacing w:line="240" w:lineRule="auto"/>
               <w:ind w:firstLineChars="0" w:firstLine="0"/>
               <w:jc w:val="center"/>
             </w:pPr>
@@ -4915,6 +4956,7 @@
           </w:tcPr>
           <w:p>
             <w:pPr>
+              <w:spacing w:line="240" w:lineRule="auto"/>
               <w:ind w:firstLineChars="0" w:firstLine="0"/>
               <w:jc w:val="center"/>
             </w:pPr>
@@ -4931,6 +4973,7 @@
           </w:tcPr>
           <w:p>
             <w:pPr>
+              <w:spacing w:line="240" w:lineRule="auto"/>
               <w:ind w:firstLineChars="0" w:firstLine="0"/>
               <w:jc w:val="center"/>
             </w:pPr>
@@ -4948,6 +4991,7 @@
           </w:tcPr>
           <w:p>
             <w:pPr>
+              <w:spacing w:line="240" w:lineRule="auto"/>
               <w:ind w:firstLineChars="0" w:firstLine="0"/>
               <w:jc w:val="center"/>
             </w:pPr>
@@ -4965,6 +5009,7 @@
           </w:tcPr>
           <w:p>
             <w:pPr>
+              <w:spacing w:line="240" w:lineRule="auto"/>
               <w:ind w:firstLineChars="0" w:firstLine="0"/>
               <w:jc w:val="center"/>
             </w:pPr>
@@ -5006,6 +5051,7 @@
           </w:tcPr>
           <w:p>
             <w:pPr>
+              <w:spacing w:line="240" w:lineRule="auto"/>
               <w:ind w:firstLineChars="0" w:firstLine="0"/>
               <w:jc w:val="center"/>
             </w:pPr>
@@ -5022,13 +5068,15 @@
           </w:tcPr>
           <w:p>
             <w:pPr>
-              <w:ind w:firstLineChars="0" w:firstLine="0"/>
-              <w:jc w:val="center"/>
-            </w:pPr>
-            <w:r>
-              <w:rPr>
-                <w:rFonts w:hint="eastAsia"/>
-              </w:rPr>
+              <w:spacing w:line="240" w:lineRule="auto"/>
+              <w:ind w:firstLineChars="0" w:firstLine="0"/>
+              <w:jc w:val="center"/>
+            </w:pPr>
+            <w:r>
+              <w:rPr>
+                <w:rFonts w:hint="eastAsia"/>
+              </w:rPr>
+              <w:lastRenderedPageBreak/>
               <w:t>7</w:t>
             </w:r>
           </w:p>
@@ -5039,6 +5087,7 @@
           </w:tcPr>
           <w:p>
             <w:pPr>
+              <w:spacing w:line="240" w:lineRule="auto"/>
               <w:ind w:firstLineChars="0" w:firstLine="0"/>
               <w:jc w:val="center"/>
             </w:pPr>
@@ -5056,6 +5105,7 @@
           </w:tcPr>
           <w:p>
             <w:pPr>
+              <w:spacing w:line="240" w:lineRule="auto"/>
               <w:ind w:firstLineChars="0" w:firstLine="0"/>
               <w:jc w:val="center"/>
             </w:pPr>
@@ -5097,6 +5147,7 @@
           </w:tcPr>
           <w:p>
             <w:pPr>
+              <w:spacing w:line="240" w:lineRule="auto"/>
               <w:ind w:firstLineChars="0" w:firstLine="0"/>
               <w:jc w:val="center"/>
             </w:pPr>
@@ -5110,6 +5161,7 @@
           </w:tcPr>
           <w:p>
             <w:pPr>
+              <w:spacing w:line="240" w:lineRule="auto"/>
               <w:ind w:firstLineChars="0" w:firstLine="0"/>
               <w:jc w:val="center"/>
             </w:pPr>
@@ -5127,6 +5179,7 @@
           </w:tcPr>
           <w:p>
             <w:pPr>
+              <w:spacing w:line="240" w:lineRule="auto"/>
               <w:ind w:firstLineChars="0" w:firstLine="0"/>
               <w:jc w:val="center"/>
             </w:pPr>
@@ -5144,6 +5197,7 @@
           </w:tcPr>
           <w:p>
             <w:pPr>
+              <w:spacing w:line="240" w:lineRule="auto"/>
               <w:ind w:firstLineChars="0" w:firstLine="0"/>
               <w:jc w:val="center"/>
             </w:pPr>
@@ -5185,6 +5239,7 @@
           </w:tcPr>
           <w:p>
             <w:pPr>
+              <w:spacing w:line="240" w:lineRule="auto"/>
               <w:ind w:firstLineChars="0" w:firstLine="0"/>
               <w:jc w:val="center"/>
             </w:pPr>
@@ -5204,14 +5259,14 @@
           </w:tcPr>
           <w:p>
             <w:pPr>
-              <w:ind w:firstLineChars="0" w:firstLine="0"/>
-              <w:jc w:val="center"/>
-            </w:pPr>
-            <w:r>
-              <w:rPr>
-                <w:rFonts w:hint="eastAsia"/>
-              </w:rPr>
-              <w:lastRenderedPageBreak/>
+              <w:spacing w:line="240" w:lineRule="auto"/>
+              <w:ind w:firstLineChars="0" w:firstLine="0"/>
+              <w:jc w:val="center"/>
+            </w:pPr>
+            <w:r>
+              <w:rPr>
+                <w:rFonts w:hint="eastAsia"/>
+              </w:rPr>
               <w:t>9</w:t>
             </w:r>
           </w:p>
@@ -5222,6 +5277,7 @@
           </w:tcPr>
           <w:p>
             <w:pPr>
+              <w:spacing w:line="240" w:lineRule="auto"/>
               <w:ind w:firstLineChars="0" w:firstLine="0"/>
               <w:jc w:val="center"/>
             </w:pPr>
@@ -5239,6 +5295,7 @@
           </w:tcPr>
           <w:p>
             <w:pPr>
+              <w:spacing w:line="240" w:lineRule="auto"/>
               <w:ind w:firstLineChars="0" w:firstLine="0"/>
               <w:jc w:val="center"/>
             </w:pPr>
@@ -5280,6 +5337,7 @@
           </w:tcPr>
           <w:p>
             <w:pPr>
+              <w:spacing w:line="240" w:lineRule="auto"/>
               <w:ind w:firstLineChars="0" w:firstLine="0"/>
               <w:jc w:val="center"/>
             </w:pPr>
@@ -5296,6 +5354,7 @@
           </w:tcPr>
           <w:p>
             <w:pPr>
+              <w:spacing w:line="240" w:lineRule="auto"/>
               <w:ind w:firstLineChars="0" w:firstLine="0"/>
               <w:jc w:val="center"/>
             </w:pPr>
@@ -5313,6 +5372,7 @@
           </w:tcPr>
           <w:p>
             <w:pPr>
+              <w:spacing w:line="240" w:lineRule="auto"/>
               <w:ind w:firstLineChars="0" w:firstLine="0"/>
               <w:jc w:val="center"/>
             </w:pPr>
@@ -5330,6 +5390,7 @@
           </w:tcPr>
           <w:p>
             <w:pPr>
+              <w:spacing w:line="240" w:lineRule="auto"/>
               <w:ind w:firstLineChars="0" w:firstLine="0"/>
               <w:jc w:val="center"/>
             </w:pPr>
@@ -5368,6 +5429,7 @@
           </w:tcPr>
           <w:p>
             <w:pPr>
+              <w:spacing w:line="240" w:lineRule="auto"/>
               <w:ind w:firstLineChars="0" w:firstLine="0"/>
               <w:jc w:val="center"/>
             </w:pPr>
@@ -5384,6 +5446,7 @@
           </w:tcPr>
           <w:p>
             <w:pPr>
+              <w:spacing w:line="240" w:lineRule="auto"/>
               <w:ind w:firstLineChars="0" w:firstLine="0"/>
               <w:jc w:val="center"/>
             </w:pPr>
@@ -5401,6 +5464,7 @@
           </w:tcPr>
           <w:p>
             <w:pPr>
+              <w:spacing w:line="240" w:lineRule="auto"/>
               <w:ind w:firstLineChars="0" w:firstLine="0"/>
               <w:jc w:val="center"/>
             </w:pPr>
@@ -5418,6 +5482,7 @@
           </w:tcPr>
           <w:p>
             <w:pPr>
+              <w:spacing w:line="240" w:lineRule="auto"/>
               <w:ind w:firstLineChars="0" w:firstLine="0"/>
               <w:jc w:val="center"/>
             </w:pPr>
@@ -5459,6 +5524,7 @@
           </w:tcPr>
           <w:p>
             <w:pPr>
+              <w:spacing w:line="240" w:lineRule="auto"/>
               <w:ind w:firstLineChars="0" w:firstLine="0"/>
               <w:jc w:val="center"/>
             </w:pPr>
@@ -5490,6 +5556,7 @@
           </w:tcPr>
           <w:p>
             <w:pPr>
+              <w:spacing w:line="240" w:lineRule="auto"/>
               <w:ind w:firstLineChars="0" w:firstLine="0"/>
               <w:jc w:val="center"/>
             </w:pPr>
@@ -5507,6 +5574,7 @@
           </w:tcPr>
           <w:p>
             <w:pPr>
+              <w:spacing w:line="240" w:lineRule="auto"/>
               <w:ind w:firstLineChars="0" w:firstLine="0"/>
               <w:jc w:val="center"/>
             </w:pPr>
@@ -5524,6 +5592,7 @@
           </w:tcPr>
           <w:p>
             <w:pPr>
+              <w:spacing w:line="240" w:lineRule="auto"/>
               <w:ind w:firstLineChars="0" w:firstLine="0"/>
               <w:jc w:val="center"/>
             </w:pPr>
@@ -5565,6 +5634,7 @@
           </w:tcPr>
           <w:p>
             <w:pPr>
+              <w:spacing w:line="240" w:lineRule="auto"/>
               <w:ind w:firstLineChars="0" w:firstLine="0"/>
               <w:jc w:val="center"/>
             </w:pPr>
@@ -5638,6 +5708,7 @@
           </w:tcPr>
           <w:p>
             <w:pPr>
+              <w:spacing w:line="240" w:lineRule="auto"/>
               <w:ind w:firstLineChars="0" w:firstLine="0"/>
               <w:jc w:val="center"/>
             </w:pPr>
@@ -5655,6 +5726,7 @@
           </w:tcPr>
           <w:p>
             <w:pPr>
+              <w:spacing w:line="240" w:lineRule="auto"/>
               <w:ind w:firstLineChars="0" w:firstLine="0"/>
               <w:jc w:val="center"/>
             </w:pPr>
@@ -5669,6 +5741,7 @@
           </w:tcPr>
           <w:p>
             <w:pPr>
+              <w:spacing w:line="240" w:lineRule="auto"/>
               <w:ind w:firstLineChars="0" w:firstLine="0"/>
               <w:jc w:val="center"/>
             </w:pPr>
@@ -5680,6 +5753,7 @@
           </w:tcPr>
           <w:p>
             <w:pPr>
+              <w:spacing w:line="240" w:lineRule="auto"/>
               <w:ind w:firstLineChars="0" w:firstLine="0"/>
               <w:jc w:val="center"/>
             </w:pPr>
@@ -5696,6 +5770,7 @@
           </w:tcPr>
           <w:p>
             <w:pPr>
+              <w:spacing w:line="240" w:lineRule="auto"/>
               <w:ind w:firstLineChars="0" w:firstLine="0"/>
               <w:jc w:val="center"/>
             </w:pPr>
@@ -5713,6 +5788,7 @@
           </w:tcPr>
           <w:p>
             <w:pPr>
+              <w:spacing w:line="240" w:lineRule="auto"/>
               <w:ind w:firstLineChars="0" w:firstLine="0"/>
               <w:jc w:val="center"/>
             </w:pPr>
@@ -5730,6 +5806,7 @@
           </w:tcPr>
           <w:p>
             <w:pPr>
+              <w:spacing w:line="240" w:lineRule="auto"/>
               <w:ind w:firstLineChars="0" w:firstLine="0"/>
               <w:jc w:val="center"/>
             </w:pPr>
@@ -5771,6 +5848,7 @@
           </w:tcPr>
           <w:p>
             <w:pPr>
+              <w:spacing w:line="240" w:lineRule="auto"/>
               <w:ind w:firstLineChars="0" w:firstLine="0"/>
               <w:jc w:val="center"/>
             </w:pPr>
@@ -5784,6 +5862,7 @@
           </w:tcPr>
           <w:p>
             <w:pPr>
+              <w:spacing w:line="240" w:lineRule="auto"/>
               <w:ind w:firstLineChars="0" w:firstLine="0"/>
               <w:jc w:val="center"/>
             </w:pPr>
@@ -5801,6 +5880,7 @@
           </w:tcPr>
           <w:p>
             <w:pPr>
+              <w:spacing w:line="240" w:lineRule="auto"/>
               <w:ind w:firstLineChars="0" w:firstLine="0"/>
               <w:jc w:val="center"/>
             </w:pPr>
@@ -5818,6 +5898,7 @@
           </w:tcPr>
           <w:p>
             <w:pPr>
+              <w:spacing w:line="240" w:lineRule="auto"/>
               <w:ind w:firstLineChars="0" w:firstLine="0"/>
               <w:jc w:val="center"/>
             </w:pPr>
@@ -5859,6 +5940,7 @@
           </w:tcPr>
           <w:p>
             <w:pPr>
+              <w:spacing w:line="240" w:lineRule="auto"/>
               <w:ind w:firstLineChars="0" w:firstLine="0"/>
               <w:jc w:val="center"/>
             </w:pPr>
@@ -5875,6 +5957,7 @@
           </w:tcPr>
           <w:p>
             <w:pPr>
+              <w:spacing w:line="240" w:lineRule="auto"/>
               <w:ind w:firstLineChars="0" w:firstLine="0"/>
               <w:jc w:val="center"/>
             </w:pPr>
@@ -5892,6 +5975,7 @@
           </w:tcPr>
           <w:p>
             <w:pPr>
+              <w:spacing w:line="240" w:lineRule="auto"/>
               <w:ind w:firstLineChars="0" w:firstLine="0"/>
               <w:jc w:val="center"/>
             </w:pPr>
@@ -5909,6 +5993,7 @@
           </w:tcPr>
           <w:p>
             <w:pPr>
+              <w:spacing w:line="240" w:lineRule="auto"/>
               <w:ind w:firstLineChars="0" w:firstLine="0"/>
               <w:jc w:val="center"/>
             </w:pPr>
@@ -5950,6 +6035,7 @@
           </w:tcPr>
           <w:p>
             <w:pPr>
+              <w:spacing w:line="240" w:lineRule="auto"/>
               <w:ind w:firstLineChars="0" w:firstLine="0"/>
               <w:jc w:val="center"/>
             </w:pPr>
@@ -5966,6 +6052,7 @@
           </w:tcPr>
           <w:p>
             <w:pPr>
+              <w:spacing w:line="240" w:lineRule="auto"/>
               <w:ind w:firstLineChars="0" w:firstLine="0"/>
               <w:jc w:val="center"/>
             </w:pPr>
@@ -5983,6 +6070,7 @@
           </w:tcPr>
           <w:p>
             <w:pPr>
+              <w:spacing w:line="240" w:lineRule="auto"/>
               <w:ind w:firstLineChars="0" w:firstLine="0"/>
               <w:jc w:val="center"/>
             </w:pPr>
@@ -6000,6 +6088,7 @@
           </w:tcPr>
           <w:p>
             <w:pPr>
+              <w:spacing w:line="240" w:lineRule="auto"/>
               <w:ind w:firstLineChars="0" w:firstLine="0"/>
               <w:jc w:val="center"/>
             </w:pPr>
@@ -6041,6 +6130,7 @@
           </w:tcPr>
           <w:p>
             <w:pPr>
+              <w:spacing w:line="240" w:lineRule="auto"/>
               <w:ind w:firstLineChars="0" w:firstLine="0"/>
               <w:jc w:val="center"/>
             </w:pPr>
@@ -6057,6 +6147,7 @@
           </w:tcPr>
           <w:p>
             <w:pPr>
+              <w:spacing w:line="240" w:lineRule="auto"/>
               <w:ind w:firstLineChars="0" w:firstLine="0"/>
               <w:jc w:val="center"/>
             </w:pPr>
@@ -6074,6 +6165,7 @@
           </w:tcPr>
           <w:p>
             <w:pPr>
+              <w:spacing w:line="240" w:lineRule="auto"/>
               <w:ind w:firstLineChars="0" w:firstLine="0"/>
               <w:jc w:val="center"/>
             </w:pPr>
@@ -6091,6 +6183,7 @@
           </w:tcPr>
           <w:p>
             <w:pPr>
+              <w:spacing w:line="240" w:lineRule="auto"/>
               <w:ind w:firstLineChars="0" w:firstLine="0"/>
               <w:jc w:val="center"/>
             </w:pPr>
@@ -6132,6 +6225,7 @@
           </w:tcPr>
           <w:p>
             <w:pPr>
+              <w:spacing w:line="240" w:lineRule="auto"/>
               <w:ind w:firstLineChars="0" w:firstLine="0"/>
               <w:jc w:val="center"/>
             </w:pPr>
@@ -6148,6 +6242,7 @@
           </w:tcPr>
           <w:p>
             <w:pPr>
+              <w:spacing w:line="240" w:lineRule="auto"/>
               <w:ind w:firstLineChars="0" w:firstLine="0"/>
               <w:jc w:val="center"/>
             </w:pPr>
@@ -6165,6 +6260,7 @@
           </w:tcPr>
           <w:p>
             <w:pPr>
+              <w:spacing w:line="240" w:lineRule="auto"/>
               <w:ind w:firstLineChars="0" w:firstLine="0"/>
               <w:jc w:val="center"/>
             </w:pPr>
@@ -6182,6 +6278,7 @@
           </w:tcPr>
           <w:p>
             <w:pPr>
+              <w:spacing w:line="240" w:lineRule="auto"/>
               <w:ind w:firstLineChars="0" w:firstLine="0"/>
               <w:jc w:val="center"/>
             </w:pPr>
@@ -6223,6 +6320,7 @@
           </w:tcPr>
           <w:p>
             <w:pPr>
+              <w:spacing w:line="240" w:lineRule="auto"/>
               <w:ind w:firstLineChars="0" w:firstLine="0"/>
               <w:jc w:val="center"/>
             </w:pPr>
@@ -6236,6 +6334,7 @@
           </w:tcPr>
           <w:p>
             <w:pPr>
+              <w:spacing w:line="240" w:lineRule="auto"/>
               <w:ind w:firstLineChars="0" w:firstLine="0"/>
               <w:jc w:val="center"/>
             </w:pPr>
@@ -6253,6 +6352,7 @@
           </w:tcPr>
           <w:p>
             <w:pPr>
+              <w:spacing w:line="240" w:lineRule="auto"/>
               <w:ind w:firstLineChars="0" w:firstLine="0"/>
               <w:jc w:val="center"/>
             </w:pPr>
@@ -6270,6 +6370,7 @@
           </w:tcPr>
           <w:p>
             <w:pPr>
+              <w:spacing w:line="240" w:lineRule="auto"/>
               <w:ind w:firstLineChars="0" w:firstLine="0"/>
               <w:jc w:val="center"/>
             </w:pPr>
@@ -6311,6 +6412,7 @@
           </w:tcPr>
           <w:p>
             <w:pPr>
+              <w:spacing w:line="240" w:lineRule="auto"/>
               <w:ind w:firstLineChars="0" w:firstLine="0"/>
               <w:jc w:val="center"/>
             </w:pPr>
@@ -6327,6 +6429,7 @@
           </w:tcPr>
           <w:p>
             <w:pPr>
+              <w:spacing w:line="240" w:lineRule="auto"/>
               <w:ind w:firstLineChars="0" w:firstLine="0"/>
               <w:jc w:val="center"/>
             </w:pPr>
@@ -6344,6 +6447,7 @@
           </w:tcPr>
           <w:p>
             <w:pPr>
+              <w:spacing w:line="240" w:lineRule="auto"/>
               <w:ind w:firstLineChars="0" w:firstLine="0"/>
               <w:jc w:val="center"/>
             </w:pPr>
@@ -6361,6 +6465,7 @@
           </w:tcPr>
           <w:p>
             <w:pPr>
+              <w:spacing w:line="240" w:lineRule="auto"/>
               <w:ind w:firstLineChars="0" w:firstLine="0"/>
               <w:jc w:val="center"/>
             </w:pPr>
@@ -6402,6 +6507,7 @@
           </w:tcPr>
           <w:p>
             <w:pPr>
+              <w:spacing w:line="240" w:lineRule="auto"/>
               <w:ind w:firstLineChars="0" w:firstLine="0"/>
               <w:jc w:val="center"/>
             </w:pPr>
@@ -6418,6 +6524,7 @@
           </w:tcPr>
           <w:p>
             <w:pPr>
+              <w:spacing w:line="240" w:lineRule="auto"/>
               <w:ind w:firstLineChars="0" w:firstLine="0"/>
               <w:jc w:val="center"/>
             </w:pPr>
@@ -6435,6 +6542,7 @@
           </w:tcPr>
           <w:p>
             <w:pPr>
+              <w:spacing w:line="240" w:lineRule="auto"/>
               <w:ind w:firstLineChars="0" w:firstLine="0"/>
               <w:jc w:val="center"/>
             </w:pPr>
@@ -6452,6 +6560,7 @@
           </w:tcPr>
           <w:p>
             <w:pPr>
+              <w:spacing w:line="240" w:lineRule="auto"/>
               <w:ind w:firstLineChars="0" w:firstLine="0"/>
               <w:jc w:val="center"/>
             </w:pPr>
@@ -6493,6 +6602,7 @@
           </w:tcPr>
           <w:p>
             <w:pPr>
+              <w:spacing w:line="240" w:lineRule="auto"/>
               <w:ind w:firstLineChars="0" w:firstLine="0"/>
               <w:jc w:val="center"/>
             </w:pPr>
@@ -6524,13 +6634,15 @@
           </w:tcPr>
           <w:p>
             <w:pPr>
-              <w:ind w:firstLineChars="0" w:firstLine="0"/>
-              <w:jc w:val="center"/>
-            </w:pPr>
-            <w:r>
-              <w:rPr>
-                <w:rFonts w:hint="eastAsia"/>
-              </w:rPr>
+              <w:spacing w:line="240" w:lineRule="auto"/>
+              <w:ind w:firstLineChars="0" w:firstLine="0"/>
+              <w:jc w:val="center"/>
+            </w:pPr>
+            <w:r>
+              <w:rPr>
+                <w:rFonts w:hint="eastAsia"/>
+              </w:rPr>
+              <w:lastRenderedPageBreak/>
               <w:t>10</w:t>
             </w:r>
           </w:p>
@@ -6541,6 +6653,7 @@
           </w:tcPr>
           <w:p>
             <w:pPr>
+              <w:spacing w:line="240" w:lineRule="auto"/>
               <w:ind w:firstLineChars="0" w:firstLine="0"/>
               <w:jc w:val="center"/>
             </w:pPr>
@@ -6558,6 +6671,7 @@
           </w:tcPr>
           <w:p>
             <w:pPr>
+              <w:spacing w:line="240" w:lineRule="auto"/>
               <w:ind w:firstLineChars="0" w:firstLine="0"/>
               <w:jc w:val="center"/>
             </w:pPr>
@@ -6599,6 +6713,7 @@
           </w:tcPr>
           <w:p>
             <w:pPr>
+              <w:spacing w:line="240" w:lineRule="auto"/>
               <w:ind w:firstLineChars="0" w:firstLine="0"/>
               <w:jc w:val="center"/>
             </w:pPr>
@@ -6680,6 +6795,7 @@
           </w:tcPr>
           <w:p>
             <w:pPr>
+              <w:spacing w:line="240" w:lineRule="auto"/>
               <w:ind w:firstLineChars="0" w:firstLine="0"/>
               <w:jc w:val="center"/>
             </w:pPr>
@@ -6697,6 +6813,7 @@
           </w:tcPr>
           <w:p>
             <w:pPr>
+              <w:spacing w:line="240" w:lineRule="auto"/>
               <w:ind w:firstLineChars="0" w:firstLine="0"/>
               <w:jc w:val="center"/>
             </w:pPr>
@@ -6711,6 +6828,7 @@
           </w:tcPr>
           <w:p>
             <w:pPr>
+              <w:spacing w:line="240" w:lineRule="auto"/>
               <w:ind w:firstLineChars="0" w:firstLine="0"/>
               <w:jc w:val="center"/>
             </w:pPr>
@@ -6722,6 +6840,7 @@
           </w:tcPr>
           <w:p>
             <w:pPr>
+              <w:spacing w:line="240" w:lineRule="auto"/>
               <w:ind w:firstLineChars="0" w:firstLine="0"/>
               <w:jc w:val="center"/>
             </w:pPr>
@@ -6738,6 +6857,7 @@
           </w:tcPr>
           <w:p>
             <w:pPr>
+              <w:spacing w:line="240" w:lineRule="auto"/>
               <w:ind w:firstLineChars="0" w:firstLine="0"/>
               <w:jc w:val="center"/>
             </w:pPr>
@@ -6755,6 +6875,7 @@
           </w:tcPr>
           <w:p>
             <w:pPr>
+              <w:spacing w:line="240" w:lineRule="auto"/>
               <w:ind w:firstLineChars="0" w:firstLine="0"/>
               <w:jc w:val="center"/>
             </w:pPr>
@@ -6772,6 +6893,7 @@
           </w:tcPr>
           <w:p>
             <w:pPr>
+              <w:spacing w:line="240" w:lineRule="auto"/>
               <w:ind w:firstLineChars="0" w:firstLine="0"/>
               <w:jc w:val="center"/>
             </w:pPr>
@@ -6810,6 +6932,7 @@
           </w:tcPr>
           <w:p>
             <w:pPr>
+              <w:spacing w:line="240" w:lineRule="auto"/>
               <w:ind w:firstLineChars="0" w:firstLine="0"/>
               <w:jc w:val="center"/>
             </w:pPr>
@@ -6823,6 +6946,7 @@
           </w:tcPr>
           <w:p>
             <w:pPr>
+              <w:spacing w:line="240" w:lineRule="auto"/>
               <w:ind w:firstLineChars="0" w:firstLine="0"/>
               <w:jc w:val="center"/>
             </w:pPr>
@@ -6840,6 +6964,7 @@
           </w:tcPr>
           <w:p>
             <w:pPr>
+              <w:spacing w:line="240" w:lineRule="auto"/>
               <w:ind w:firstLineChars="0" w:firstLine="0"/>
               <w:jc w:val="center"/>
             </w:pPr>
@@ -6857,6 +6982,7 @@
           </w:tcPr>
           <w:p>
             <w:pPr>
+              <w:spacing w:line="240" w:lineRule="auto"/>
               <w:ind w:firstLineChars="0" w:firstLine="0"/>
               <w:jc w:val="center"/>
             </w:pPr>
@@ -6895,6 +7021,7 @@
           </w:tcPr>
           <w:p>
             <w:pPr>
+              <w:spacing w:line="240" w:lineRule="auto"/>
               <w:ind w:firstLineChars="0" w:firstLine="0"/>
               <w:jc w:val="center"/>
             </w:pPr>
@@ -6911,6 +7038,7 @@
           </w:tcPr>
           <w:p>
             <w:pPr>
+              <w:spacing w:line="240" w:lineRule="auto"/>
               <w:ind w:firstLineChars="0" w:firstLine="0"/>
               <w:jc w:val="center"/>
             </w:pPr>
@@ -6928,6 +7056,7 @@
           </w:tcPr>
           <w:p>
             <w:pPr>
+              <w:spacing w:line="240" w:lineRule="auto"/>
               <w:ind w:firstLineChars="0" w:firstLine="0"/>
               <w:jc w:val="center"/>
             </w:pPr>
@@ -6945,6 +7074,7 @@
           </w:tcPr>
           <w:p>
             <w:pPr>
+              <w:spacing w:line="240" w:lineRule="auto"/>
               <w:ind w:firstLineChars="0" w:firstLine="0"/>
               <w:jc w:val="center"/>
             </w:pPr>
@@ -6983,6 +7113,7 @@
           </w:tcPr>
           <w:p>
             <w:pPr>
+              <w:spacing w:line="240" w:lineRule="auto"/>
               <w:ind w:firstLineChars="0" w:firstLine="0"/>
               <w:jc w:val="center"/>
             </w:pPr>
@@ -6999,6 +7130,7 @@
           </w:tcPr>
           <w:p>
             <w:pPr>
+              <w:spacing w:line="240" w:lineRule="auto"/>
               <w:ind w:firstLineChars="0" w:firstLine="0"/>
               <w:jc w:val="center"/>
             </w:pPr>
@@ -7016,6 +7148,7 @@
           </w:tcPr>
           <w:p>
             <w:pPr>
+              <w:spacing w:line="240" w:lineRule="auto"/>
               <w:ind w:firstLineChars="0" w:firstLine="0"/>
               <w:jc w:val="center"/>
             </w:pPr>
@@ -7033,6 +7166,7 @@
           </w:tcPr>
           <w:p>
             <w:pPr>
+              <w:spacing w:line="240" w:lineRule="auto"/>
               <w:ind w:firstLineChars="0" w:firstLine="0"/>
               <w:jc w:val="center"/>
             </w:pPr>
@@ -7071,6 +7205,7 @@
           </w:tcPr>
           <w:p>
             <w:pPr>
+              <w:spacing w:line="240" w:lineRule="auto"/>
               <w:ind w:firstLineChars="0" w:firstLine="0"/>
               <w:jc w:val="center"/>
             </w:pPr>
@@ -7087,6 +7222,7 @@
           </w:tcPr>
           <w:p>
             <w:pPr>
+              <w:spacing w:line="240" w:lineRule="auto"/>
               <w:ind w:firstLineChars="0" w:firstLine="0"/>
               <w:jc w:val="center"/>
             </w:pPr>
@@ -7104,6 +7240,7 @@
           </w:tcPr>
           <w:p>
             <w:pPr>
+              <w:spacing w:line="240" w:lineRule="auto"/>
               <w:ind w:firstLineChars="0" w:firstLine="0"/>
               <w:jc w:val="center"/>
             </w:pPr>
@@ -7121,6 +7258,7 @@
           </w:tcPr>
           <w:p>
             <w:pPr>
+              <w:spacing w:line="240" w:lineRule="auto"/>
               <w:ind w:firstLineChars="0" w:firstLine="0"/>
               <w:jc w:val="center"/>
             </w:pPr>
@@ -7143,14 +7281,7 @@
               <w:rPr>
                 <w:rFonts w:hint="eastAsia"/>
               </w:rPr>
-              <w:t>切线模</w:t>
-            </w:r>
-            <w:r>
-              <w:rPr>
-                <w:rFonts w:hint="eastAsia"/>
-              </w:rPr>
-              <w:lastRenderedPageBreak/>
-              <w:t>量</w:t>
+              <w:t>切线模量</w:t>
             </w:r>
             <w:r>
               <w:rPr>
@@ -7166,11 +7297,11 @@
           </w:tcPr>
           <w:p>
             <w:pPr>
-              <w:ind w:firstLineChars="0" w:firstLine="0"/>
-              <w:jc w:val="center"/>
-            </w:pPr>
-            <w:r>
-              <w:lastRenderedPageBreak/>
+              <w:spacing w:line="240" w:lineRule="auto"/>
+              <w:ind w:firstLineChars="0" w:firstLine="0"/>
+              <w:jc w:val="center"/>
+            </w:pPr>
+            <w:r>
               <w:t>MPa</w:t>
             </w:r>
           </w:p>
@@ -7183,14 +7314,14 @@
           </w:tcPr>
           <w:p>
             <w:pPr>
-              <w:ind w:firstLineChars="0" w:firstLine="0"/>
-              <w:jc w:val="center"/>
-            </w:pPr>
-            <w:r>
-              <w:rPr>
-                <w:rFonts w:hint="eastAsia"/>
-              </w:rPr>
-              <w:lastRenderedPageBreak/>
+              <w:spacing w:line="240" w:lineRule="auto"/>
+              <w:ind w:firstLineChars="0" w:firstLine="0"/>
+              <w:jc w:val="center"/>
+            </w:pPr>
+            <w:r>
+              <w:rPr>
+                <w:rFonts w:hint="eastAsia"/>
+              </w:rPr>
               <w:t>6</w:t>
             </w:r>
           </w:p>
@@ -7201,6 +7332,7 @@
           </w:tcPr>
           <w:p>
             <w:pPr>
+              <w:spacing w:line="240" w:lineRule="auto"/>
               <w:ind w:firstLineChars="0" w:firstLine="0"/>
               <w:jc w:val="center"/>
             </w:pPr>
@@ -7218,6 +7350,7 @@
           </w:tcPr>
           <w:p>
             <w:pPr>
+              <w:spacing w:line="240" w:lineRule="auto"/>
               <w:ind w:firstLineChars="0" w:firstLine="0"/>
               <w:jc w:val="center"/>
             </w:pPr>
@@ -7256,6 +7389,7 @@
           </w:tcPr>
           <w:p>
             <w:pPr>
+              <w:spacing w:line="240" w:lineRule="auto"/>
               <w:ind w:firstLineChars="0" w:firstLine="0"/>
               <w:jc w:val="center"/>
             </w:pPr>
@@ -7269,6 +7403,7 @@
           </w:tcPr>
           <w:p>
             <w:pPr>
+              <w:spacing w:line="240" w:lineRule="auto"/>
               <w:ind w:firstLineChars="0" w:firstLine="0"/>
               <w:jc w:val="center"/>
             </w:pPr>
@@ -7286,6 +7421,7 @@
           </w:tcPr>
           <w:p>
             <w:pPr>
+              <w:spacing w:line="240" w:lineRule="auto"/>
               <w:ind w:firstLineChars="0" w:firstLine="0"/>
               <w:jc w:val="center"/>
             </w:pPr>
@@ -7303,6 +7439,7 @@
           </w:tcPr>
           <w:p>
             <w:pPr>
+              <w:spacing w:line="240" w:lineRule="auto"/>
               <w:ind w:firstLineChars="0" w:firstLine="0"/>
               <w:jc w:val="center"/>
             </w:pPr>
@@ -7341,6 +7478,7 @@
           </w:tcPr>
           <w:p>
             <w:pPr>
+              <w:spacing w:line="240" w:lineRule="auto"/>
               <w:ind w:firstLineChars="0" w:firstLine="0"/>
               <w:jc w:val="center"/>
             </w:pPr>
@@ -7357,6 +7495,7 @@
           </w:tcPr>
           <w:p>
             <w:pPr>
+              <w:spacing w:line="240" w:lineRule="auto"/>
               <w:ind w:firstLineChars="0" w:firstLine="0"/>
               <w:jc w:val="center"/>
             </w:pPr>
@@ -7374,6 +7513,7 @@
           </w:tcPr>
           <w:p>
             <w:pPr>
+              <w:spacing w:line="240" w:lineRule="auto"/>
               <w:ind w:firstLineChars="0" w:firstLine="0"/>
               <w:jc w:val="center"/>
             </w:pPr>
@@ -7391,6 +7531,7 @@
           </w:tcPr>
           <w:p>
             <w:pPr>
+              <w:spacing w:line="240" w:lineRule="auto"/>
               <w:ind w:firstLineChars="0" w:firstLine="0"/>
               <w:jc w:val="center"/>
             </w:pPr>
@@ -7429,6 +7570,7 @@
           </w:tcPr>
           <w:p>
             <w:pPr>
+              <w:spacing w:line="240" w:lineRule="auto"/>
               <w:ind w:firstLineChars="0" w:firstLine="0"/>
               <w:jc w:val="center"/>
             </w:pPr>
@@ -7445,6 +7587,7 @@
           </w:tcPr>
           <w:p>
             <w:pPr>
+              <w:spacing w:line="240" w:lineRule="auto"/>
               <w:ind w:firstLineChars="0" w:firstLine="0"/>
               <w:jc w:val="center"/>
             </w:pPr>
@@ -7462,6 +7605,7 @@
           </w:tcPr>
           <w:p>
             <w:pPr>
+              <w:spacing w:line="240" w:lineRule="auto"/>
               <w:ind w:firstLineChars="0" w:firstLine="0"/>
               <w:jc w:val="center"/>
             </w:pPr>
@@ -7479,6 +7623,7 @@
           </w:tcPr>
           <w:p>
             <w:pPr>
+              <w:spacing w:line="240" w:lineRule="auto"/>
               <w:ind w:firstLineChars="0" w:firstLine="0"/>
               <w:jc w:val="center"/>
             </w:pPr>
@@ -7517,6 +7662,7 @@
           </w:tcPr>
           <w:p>
             <w:pPr>
+              <w:spacing w:line="240" w:lineRule="auto"/>
               <w:ind w:firstLineChars="0" w:firstLine="0"/>
               <w:jc w:val="center"/>
             </w:pPr>
@@ -7548,6 +7694,7 @@
           </w:tcPr>
           <w:p>
             <w:pPr>
+              <w:spacing w:line="240" w:lineRule="auto"/>
               <w:ind w:firstLineChars="0" w:firstLine="0"/>
               <w:jc w:val="center"/>
             </w:pPr>
@@ -7565,6 +7712,7 @@
           </w:tcPr>
           <w:p>
             <w:pPr>
+              <w:spacing w:line="240" w:lineRule="auto"/>
               <w:ind w:firstLineChars="0" w:firstLine="0"/>
               <w:jc w:val="center"/>
             </w:pPr>
@@ -7582,6 +7730,7 @@
           </w:tcPr>
           <w:p>
             <w:pPr>
+              <w:spacing w:line="240" w:lineRule="auto"/>
               <w:ind w:firstLineChars="0" w:firstLine="0"/>
               <w:jc w:val="center"/>
             </w:pPr>
@@ -7620,6 +7769,7 @@
           </w:tcPr>
           <w:p>
             <w:pPr>
+              <w:spacing w:line="240" w:lineRule="auto"/>
               <w:ind w:firstLineChars="0" w:firstLine="0"/>
               <w:jc w:val="center"/>
             </w:pPr>
@@ -7693,6 +7843,7 @@
           </w:tcPr>
           <w:p>
             <w:pPr>
+              <w:spacing w:line="240" w:lineRule="auto"/>
               <w:ind w:firstLineChars="0" w:firstLine="0"/>
               <w:jc w:val="center"/>
             </w:pPr>
@@ -7710,6 +7861,7 @@
           </w:tcPr>
           <w:p>
             <w:pPr>
+              <w:spacing w:line="240" w:lineRule="auto"/>
               <w:ind w:firstLineChars="0" w:firstLine="0"/>
               <w:jc w:val="center"/>
             </w:pPr>
@@ -7724,6 +7876,7 @@
           </w:tcPr>
           <w:p>
             <w:pPr>
+              <w:spacing w:line="240" w:lineRule="auto"/>
               <w:ind w:firstLineChars="0" w:firstLine="0"/>
               <w:jc w:val="center"/>
             </w:pPr>
@@ -7735,6 +7888,7 @@
           </w:tcPr>
           <w:p>
             <w:pPr>
+              <w:spacing w:line="240" w:lineRule="auto"/>
               <w:ind w:firstLineChars="0" w:firstLine="0"/>
               <w:jc w:val="center"/>
             </w:pPr>
@@ -7751,13 +7905,15 @@
           </w:tcPr>
           <w:p>
             <w:pPr>
-              <w:ind w:firstLineChars="0" w:firstLine="0"/>
-              <w:jc w:val="center"/>
-            </w:pPr>
-            <w:r>
-              <w:rPr>
-                <w:rFonts w:hint="eastAsia"/>
-              </w:rPr>
+              <w:spacing w:line="240" w:lineRule="auto"/>
+              <w:ind w:firstLineChars="0" w:firstLine="0"/>
+              <w:jc w:val="center"/>
+            </w:pPr>
+            <w:r>
+              <w:rPr>
+                <w:rFonts w:hint="eastAsia"/>
+              </w:rPr>
+              <w:lastRenderedPageBreak/>
               <w:t>1</w:t>
             </w:r>
           </w:p>
@@ -7768,6 +7924,7 @@
           </w:tcPr>
           <w:p>
             <w:pPr>
+              <w:spacing w:line="240" w:lineRule="auto"/>
               <w:ind w:firstLineChars="0" w:firstLine="0"/>
               <w:jc w:val="center"/>
             </w:pPr>
@@ -7785,6 +7942,7 @@
           </w:tcPr>
           <w:p>
             <w:pPr>
+              <w:spacing w:line="240" w:lineRule="auto"/>
               <w:ind w:firstLineChars="0" w:firstLine="0"/>
               <w:jc w:val="center"/>
             </w:pPr>
@@ -7826,6 +7984,7 @@
           </w:tcPr>
           <w:p>
             <w:pPr>
+              <w:spacing w:line="240" w:lineRule="auto"/>
               <w:ind w:firstLineChars="0" w:firstLine="0"/>
               <w:jc w:val="center"/>
             </w:pPr>
@@ -7839,6 +7998,7 @@
           </w:tcPr>
           <w:p>
             <w:pPr>
+              <w:spacing w:line="240" w:lineRule="auto"/>
               <w:ind w:firstLineChars="0" w:firstLine="0"/>
               <w:jc w:val="center"/>
             </w:pPr>
@@ -7856,6 +8016,7 @@
           </w:tcPr>
           <w:p>
             <w:pPr>
+              <w:spacing w:line="240" w:lineRule="auto"/>
               <w:ind w:firstLineChars="0" w:firstLine="0"/>
               <w:jc w:val="center"/>
             </w:pPr>
@@ -7873,6 +8034,7 @@
           </w:tcPr>
           <w:p>
             <w:pPr>
+              <w:spacing w:line="240" w:lineRule="auto"/>
               <w:ind w:firstLineChars="0" w:firstLine="0"/>
               <w:jc w:val="center"/>
             </w:pPr>
@@ -7914,6 +8076,7 @@
           </w:tcPr>
           <w:p>
             <w:pPr>
+              <w:spacing w:line="240" w:lineRule="auto"/>
               <w:ind w:firstLineChars="0" w:firstLine="0"/>
               <w:jc w:val="center"/>
             </w:pPr>
@@ -7930,6 +8093,7 @@
           </w:tcPr>
           <w:p>
             <w:pPr>
+              <w:spacing w:line="240" w:lineRule="auto"/>
               <w:ind w:firstLineChars="0" w:firstLine="0"/>
               <w:jc w:val="center"/>
             </w:pPr>
@@ -7947,6 +8111,7 @@
           </w:tcPr>
           <w:p>
             <w:pPr>
+              <w:spacing w:line="240" w:lineRule="auto"/>
               <w:ind w:firstLineChars="0" w:firstLine="0"/>
               <w:jc w:val="center"/>
             </w:pPr>
@@ -7964,6 +8129,7 @@
           </w:tcPr>
           <w:p>
             <w:pPr>
+              <w:spacing w:line="240" w:lineRule="auto"/>
               <w:ind w:firstLineChars="0" w:firstLine="0"/>
               <w:jc w:val="center"/>
             </w:pPr>
@@ -8005,6 +8171,7 @@
           </w:tcPr>
           <w:p>
             <w:pPr>
+              <w:spacing w:line="240" w:lineRule="auto"/>
               <w:ind w:firstLineChars="0" w:firstLine="0"/>
               <w:jc w:val="center"/>
             </w:pPr>
@@ -8021,6 +8188,7 @@
           </w:tcPr>
           <w:p>
             <w:pPr>
+              <w:spacing w:line="240" w:lineRule="auto"/>
               <w:ind w:firstLineChars="0" w:firstLine="0"/>
               <w:jc w:val="center"/>
             </w:pPr>
@@ -8038,6 +8206,7 @@
           </w:tcPr>
           <w:p>
             <w:pPr>
+              <w:spacing w:line="240" w:lineRule="auto"/>
               <w:ind w:firstLineChars="0" w:firstLine="0"/>
               <w:jc w:val="center"/>
             </w:pPr>
@@ -8055,6 +8224,7 @@
           </w:tcPr>
           <w:p>
             <w:pPr>
+              <w:spacing w:line="240" w:lineRule="auto"/>
               <w:ind w:firstLineChars="0" w:firstLine="0"/>
               <w:jc w:val="center"/>
             </w:pPr>
@@ -8096,6 +8266,7 @@
           </w:tcPr>
           <w:p>
             <w:pPr>
+              <w:spacing w:line="240" w:lineRule="auto"/>
               <w:ind w:firstLineChars="0" w:firstLine="0"/>
               <w:jc w:val="center"/>
             </w:pPr>
@@ -8112,6 +8283,7 @@
           </w:tcPr>
           <w:p>
             <w:pPr>
+              <w:spacing w:line="240" w:lineRule="auto"/>
               <w:ind w:firstLineChars="0" w:firstLine="0"/>
               <w:jc w:val="center"/>
             </w:pPr>
@@ -8129,6 +8301,7 @@
           </w:tcPr>
           <w:p>
             <w:pPr>
+              <w:spacing w:line="240" w:lineRule="auto"/>
               <w:ind w:firstLineChars="0" w:firstLine="0"/>
               <w:jc w:val="center"/>
             </w:pPr>
@@ -8146,6 +8319,7 @@
           </w:tcPr>
           <w:p>
             <w:pPr>
+              <w:spacing w:line="240" w:lineRule="auto"/>
               <w:ind w:firstLineChars="0" w:firstLine="0"/>
               <w:jc w:val="center"/>
             </w:pPr>
@@ -8187,6 +8361,7 @@
           </w:tcPr>
           <w:p>
             <w:pPr>
+              <w:spacing w:line="240" w:lineRule="auto"/>
               <w:ind w:firstLineChars="0" w:firstLine="0"/>
               <w:jc w:val="center"/>
             </w:pPr>
@@ -8203,6 +8378,7 @@
           </w:tcPr>
           <w:p>
             <w:pPr>
+              <w:spacing w:line="240" w:lineRule="auto"/>
               <w:ind w:firstLineChars="0" w:firstLine="0"/>
               <w:jc w:val="center"/>
             </w:pPr>
@@ -8220,6 +8396,7 @@
           </w:tcPr>
           <w:p>
             <w:pPr>
+              <w:spacing w:line="240" w:lineRule="auto"/>
               <w:ind w:firstLineChars="0" w:firstLine="0"/>
               <w:jc w:val="center"/>
             </w:pPr>
@@ -8237,6 +8414,7 @@
           </w:tcPr>
           <w:p>
             <w:pPr>
+              <w:spacing w:line="240" w:lineRule="auto"/>
               <w:ind w:firstLineChars="0" w:firstLine="0"/>
               <w:jc w:val="center"/>
             </w:pPr>
@@ -8278,6 +8456,7 @@
           </w:tcPr>
           <w:p>
             <w:pPr>
+              <w:spacing w:line="240" w:lineRule="auto"/>
               <w:ind w:firstLineChars="0" w:firstLine="0"/>
               <w:jc w:val="center"/>
             </w:pPr>
@@ -8291,6 +8470,7 @@
           </w:tcPr>
           <w:p>
             <w:pPr>
+              <w:spacing w:line="240" w:lineRule="auto"/>
               <w:ind w:firstLineChars="0" w:firstLine="0"/>
               <w:jc w:val="center"/>
             </w:pPr>
@@ -8308,6 +8488,7 @@
           </w:tcPr>
           <w:p>
             <w:pPr>
+              <w:spacing w:line="240" w:lineRule="auto"/>
               <w:ind w:firstLineChars="0" w:firstLine="0"/>
               <w:jc w:val="center"/>
             </w:pPr>
@@ -8325,6 +8506,7 @@
           </w:tcPr>
           <w:p>
             <w:pPr>
+              <w:spacing w:line="240" w:lineRule="auto"/>
               <w:ind w:firstLineChars="0" w:firstLine="0"/>
               <w:jc w:val="center"/>
             </w:pPr>
@@ -8366,6 +8548,7 @@
           </w:tcPr>
           <w:p>
             <w:pPr>
+              <w:spacing w:line="240" w:lineRule="auto"/>
               <w:ind w:firstLineChars="0" w:firstLine="0"/>
               <w:jc w:val="center"/>
             </w:pPr>
@@ -8382,6 +8565,7 @@
           </w:tcPr>
           <w:p>
             <w:pPr>
+              <w:spacing w:line="240" w:lineRule="auto"/>
               <w:ind w:firstLineChars="0" w:firstLine="0"/>
               <w:jc w:val="center"/>
             </w:pPr>
@@ -8399,6 +8583,7 @@
           </w:tcPr>
           <w:p>
             <w:pPr>
+              <w:spacing w:line="240" w:lineRule="auto"/>
               <w:ind w:firstLineChars="0" w:firstLine="0"/>
               <w:jc w:val="center"/>
             </w:pPr>
@@ -8416,6 +8601,7 @@
           </w:tcPr>
           <w:p>
             <w:pPr>
+              <w:spacing w:line="240" w:lineRule="auto"/>
               <w:ind w:firstLineChars="0" w:firstLine="0"/>
               <w:jc w:val="center"/>
             </w:pPr>
@@ -8457,6 +8643,7 @@
           </w:tcPr>
           <w:p>
             <w:pPr>
+              <w:spacing w:line="240" w:lineRule="auto"/>
               <w:ind w:firstLineChars="0" w:firstLine="0"/>
               <w:jc w:val="center"/>
             </w:pPr>
@@ -8473,6 +8660,7 @@
           </w:tcPr>
           <w:p>
             <w:pPr>
+              <w:spacing w:line="240" w:lineRule="auto"/>
               <w:ind w:firstLineChars="0" w:firstLine="0"/>
               <w:jc w:val="center"/>
             </w:pPr>
@@ -8490,6 +8678,7 @@
           </w:tcPr>
           <w:p>
             <w:pPr>
+              <w:spacing w:line="240" w:lineRule="auto"/>
               <w:ind w:firstLineChars="0" w:firstLine="0"/>
               <w:jc w:val="center"/>
             </w:pPr>
@@ -8507,6 +8696,7 @@
           </w:tcPr>
           <w:p>
             <w:pPr>
+              <w:spacing w:line="240" w:lineRule="auto"/>
               <w:ind w:firstLineChars="0" w:firstLine="0"/>
               <w:jc w:val="center"/>
             </w:pPr>
@@ -8548,6 +8738,7 @@
           </w:tcPr>
           <w:p>
             <w:pPr>
+              <w:spacing w:line="240" w:lineRule="auto"/>
               <w:ind w:firstLineChars="0" w:firstLine="0"/>
               <w:jc w:val="center"/>
             </w:pPr>
@@ -8579,6 +8770,7 @@
           </w:tcPr>
           <w:p>
             <w:pPr>
+              <w:spacing w:line="240" w:lineRule="auto"/>
               <w:ind w:firstLineChars="0" w:firstLine="0"/>
               <w:jc w:val="center"/>
             </w:pPr>
@@ -8596,6 +8788,7 @@
           </w:tcPr>
           <w:p>
             <w:pPr>
+              <w:spacing w:line="240" w:lineRule="auto"/>
               <w:ind w:firstLineChars="0" w:firstLine="0"/>
               <w:jc w:val="center"/>
             </w:pPr>
@@ -8613,6 +8806,7 @@
           </w:tcPr>
           <w:p>
             <w:pPr>
+              <w:spacing w:line="240" w:lineRule="auto"/>
               <w:ind w:firstLineChars="0" w:firstLine="0"/>
               <w:jc w:val="center"/>
             </w:pPr>
@@ -8654,6 +8848,7 @@
           </w:tcPr>
           <w:p>
             <w:pPr>
+              <w:spacing w:line="240" w:lineRule="auto"/>
               <w:ind w:firstLineChars="0" w:firstLine="0"/>
               <w:jc w:val="center"/>
             </w:pPr>
@@ -9282,7 +9477,21 @@
           <w:b/>
         </w:rPr>
         <w:lastRenderedPageBreak/>
-        <w:t>3.3 发动机跌落安全性预示结果</w:t>
+        <w:t xml:space="preserve">3.3 </w:t>
+      </w:r>
+      <w:r>
+        <w:rPr>
+          <w:rFonts w:ascii="黑体" w:eastAsia="黑体" w:hAnsi="黑体" w:hint="eastAsia"/>
+          <w:b/>
+        </w:rPr>
+        <w:t>发动机枪击</w:t>
+      </w:r>
+      <w:r>
+        <w:rPr>
+          <w:rFonts w:ascii="黑体" w:eastAsia="黑体" w:hAnsi="黑体" w:hint="eastAsia"/>
+          <w:b/>
+        </w:rPr>
+        <w:t>安全性预示结果</w:t>
       </w:r>
     </w:p>
     <w:p>
@@ -9349,12 +9558,12 @@
       </w:tblPr>
       <w:tblGrid>
         <w:gridCol w:w="1680"/>
+        <w:gridCol w:w="2813"/>
         <w:gridCol w:w="1843"/>
-        <w:gridCol w:w="2187"/>
-        <w:gridCol w:w="1476"/>
+        <w:gridCol w:w="1417"/>
         <w:gridCol w:w="2268"/>
-        <w:gridCol w:w="1985"/>
-        <w:gridCol w:w="1865"/>
+        <w:gridCol w:w="1843"/>
+        <w:gridCol w:w="1440"/>
       </w:tblGrid>
       <w:tr>
         <w:trPr>
@@ -9369,7 +9578,7 @@
           </w:tcPr>
           <w:p>
             <w:pPr>
-              <w:spacing w:line="360" w:lineRule="auto"/>
+              <w:spacing w:line="240" w:lineRule="auto"/>
               <w:ind w:firstLineChars="83" w:firstLine="199"/>
               <w:jc w:val="center"/>
               <w:rPr>
@@ -9386,33 +9595,33 @@
         </w:tc>
         <w:tc>
           <w:tcPr>
+            <w:tcW w:w="2813" w:type="dxa"/>
+            <w:vAlign w:val="center"/>
+          </w:tcPr>
+          <w:p>
+            <w:pPr>
+              <w:spacing w:line="240" w:lineRule="auto"/>
+              <w:ind w:firstLineChars="0" w:firstLine="0"/>
+              <w:jc w:val="center"/>
+              <w:rPr>
+                <w:rFonts w:ascii="宋体" w:hAnsi="宋体"/>
+              </w:rPr>
+            </w:pPr>
+            <w:r>
+              <w:rPr>
+                <w:rFonts w:ascii="宋体" w:hAnsi="宋体" w:hint="eastAsia"/>
+              </w:rPr>
+              <w:t>发动机壳体最大应力</w:t>
+            </w:r>
+          </w:p>
+        </w:tc>
+        <w:tc>
+          <w:tcPr>
             <w:tcW w:w="1843" w:type="dxa"/>
-            <w:vAlign w:val="center"/>
-          </w:tcPr>
-          <w:p>
-            <w:pPr>
-              <w:spacing w:line="360" w:lineRule="auto"/>
-              <w:ind w:firstLineChars="0" w:firstLine="0"/>
-              <w:jc w:val="center"/>
-              <w:rPr>
-                <w:rFonts w:ascii="宋体" w:hAnsi="宋体"/>
-              </w:rPr>
-            </w:pPr>
-            <w:r>
-              <w:rPr>
-                <w:rFonts w:ascii="宋体" w:hAnsi="宋体" w:hint="eastAsia"/>
-              </w:rPr>
-              <w:t>发动机壳体最大应力</w:t>
-            </w:r>
-          </w:p>
-        </w:tc>
-        <w:tc>
-          <w:tcPr>
-            <w:tcW w:w="2187" w:type="dxa"/>
-          </w:tcPr>
-          <w:p>
-            <w:pPr>
-              <w:spacing w:line="360" w:lineRule="auto"/>
+          </w:tcPr>
+          <w:p>
+            <w:pPr>
+              <w:spacing w:line="240" w:lineRule="auto"/>
               <w:ind w:firstLineChars="0" w:firstLine="0"/>
               <w:jc w:val="center"/>
               <w:rPr>
@@ -9429,11 +9638,11 @@
         </w:tc>
         <w:tc>
           <w:tcPr>
-            <w:tcW w:w="1476" w:type="dxa"/>
-          </w:tcPr>
-          <w:p>
-            <w:pPr>
-              <w:spacing w:line="360" w:lineRule="auto"/>
+            <w:tcW w:w="1417" w:type="dxa"/>
+          </w:tcPr>
+          <w:p>
+            <w:pPr>
+              <w:spacing w:line="240" w:lineRule="auto"/>
               <w:ind w:firstLineChars="0" w:firstLine="0"/>
               <w:jc w:val="center"/>
               <w:rPr>
@@ -9455,7 +9664,7 @@
           </w:tcPr>
           <w:p>
             <w:pPr>
-              <w:spacing w:line="360" w:lineRule="auto"/>
+              <w:spacing w:line="240" w:lineRule="auto"/>
               <w:ind w:firstLineChars="0" w:firstLine="0"/>
               <w:jc w:val="center"/>
               <w:rPr>
@@ -9472,11 +9681,11 @@
         </w:tc>
         <w:tc>
           <w:tcPr>
-            <w:tcW w:w="1985" w:type="dxa"/>
-          </w:tcPr>
-          <w:p>
-            <w:pPr>
-              <w:spacing w:line="360" w:lineRule="auto"/>
+            <w:tcW w:w="1843" w:type="dxa"/>
+          </w:tcPr>
+          <w:p>
+            <w:pPr>
+              <w:spacing w:line="240" w:lineRule="auto"/>
               <w:ind w:firstLineChars="0" w:firstLine="0"/>
               <w:jc w:val="center"/>
               <w:rPr>
@@ -9493,11 +9702,11 @@
         </w:tc>
         <w:tc>
           <w:tcPr>
-            <w:tcW w:w="1865" w:type="dxa"/>
-          </w:tcPr>
-          <w:p>
-            <w:pPr>
-              <w:spacing w:line="360" w:lineRule="auto"/>
+            <w:tcW w:w="1440" w:type="dxa"/>
+          </w:tcPr>
+          <w:p>
+            <w:pPr>
+              <w:spacing w:line="240" w:lineRule="auto"/>
               <w:ind w:firstLineChars="0" w:firstLine="0"/>
               <w:jc w:val="center"/>
               <w:rPr>
@@ -9526,7 +9735,7 @@
           </w:tcPr>
           <w:p>
             <w:pPr>
-              <w:spacing w:line="360" w:lineRule="auto"/>
+              <w:spacing w:line="240" w:lineRule="auto"/>
               <w:ind w:firstLine="480"/>
               <w:jc w:val="center"/>
               <w:rPr>
@@ -9537,33 +9746,33 @@
         </w:tc>
         <w:tc>
           <w:tcPr>
+            <w:tcW w:w="2813" w:type="dxa"/>
+            <w:vAlign w:val="center"/>
+          </w:tcPr>
+          <w:p>
+            <w:pPr>
+              <w:spacing w:line="240" w:lineRule="auto"/>
+              <w:ind w:firstLineChars="0" w:firstLine="0"/>
+              <w:jc w:val="center"/>
+              <w:rPr>
+                <w:rFonts w:ascii="宋体" w:hAnsi="宋体"/>
+              </w:rPr>
+            </w:pPr>
+            <w:r>
+              <w:rPr>
+                <w:rFonts w:ascii="宋体" w:hAnsi="宋体" w:hint="eastAsia"/>
+              </w:rPr>
+              <w:t>发动机壳体最小应力</w:t>
+            </w:r>
+          </w:p>
+        </w:tc>
+        <w:tc>
+          <w:tcPr>
             <w:tcW w:w="1843" w:type="dxa"/>
-            <w:vAlign w:val="center"/>
-          </w:tcPr>
-          <w:p>
-            <w:pPr>
-              <w:spacing w:line="360" w:lineRule="auto"/>
-              <w:ind w:firstLineChars="0" w:firstLine="0"/>
-              <w:jc w:val="center"/>
-              <w:rPr>
-                <w:rFonts w:ascii="宋体" w:hAnsi="宋体"/>
-              </w:rPr>
-            </w:pPr>
-            <w:r>
-              <w:rPr>
-                <w:rFonts w:ascii="宋体" w:hAnsi="宋体" w:hint="eastAsia"/>
-              </w:rPr>
-              <w:t>发动机壳体最小应力</w:t>
-            </w:r>
-          </w:p>
-        </w:tc>
-        <w:tc>
-          <w:tcPr>
-            <w:tcW w:w="2187" w:type="dxa"/>
-          </w:tcPr>
-          <w:p>
-            <w:pPr>
-              <w:spacing w:line="360" w:lineRule="auto"/>
+          </w:tcPr>
+          <w:p>
+            <w:pPr>
+              <w:spacing w:line="240" w:lineRule="auto"/>
               <w:ind w:firstLineChars="0" w:firstLine="0"/>
               <w:jc w:val="center"/>
               <w:rPr>
@@ -9580,11 +9789,11 @@
         </w:tc>
         <w:tc>
           <w:tcPr>
-            <w:tcW w:w="1476" w:type="dxa"/>
-          </w:tcPr>
-          <w:p>
-            <w:pPr>
-              <w:spacing w:line="360" w:lineRule="auto"/>
+            <w:tcW w:w="1417" w:type="dxa"/>
+          </w:tcPr>
+          <w:p>
+            <w:pPr>
+              <w:spacing w:line="240" w:lineRule="auto"/>
               <w:ind w:firstLineChars="0" w:firstLine="0"/>
               <w:jc w:val="center"/>
               <w:rPr>
@@ -9606,7 +9815,7 @@
           </w:tcPr>
           <w:p>
             <w:pPr>
-              <w:spacing w:line="360" w:lineRule="auto"/>
+              <w:spacing w:line="240" w:lineRule="auto"/>
               <w:ind w:firstLineChars="0" w:firstLine="0"/>
               <w:jc w:val="center"/>
               <w:rPr>
@@ -9623,11 +9832,11 @@
         </w:tc>
         <w:tc>
           <w:tcPr>
-            <w:tcW w:w="1985" w:type="dxa"/>
-          </w:tcPr>
-          <w:p>
-            <w:pPr>
-              <w:spacing w:line="360" w:lineRule="auto"/>
+            <w:tcW w:w="1843" w:type="dxa"/>
+          </w:tcPr>
+          <w:p>
+            <w:pPr>
+              <w:spacing w:line="240" w:lineRule="auto"/>
               <w:ind w:firstLineChars="0" w:firstLine="0"/>
               <w:jc w:val="center"/>
               <w:rPr>
@@ -9644,11 +9853,11 @@
         </w:tc>
         <w:tc>
           <w:tcPr>
-            <w:tcW w:w="1865" w:type="dxa"/>
-          </w:tcPr>
-          <w:p>
-            <w:pPr>
-              <w:spacing w:line="360" w:lineRule="auto"/>
+            <w:tcW w:w="1440" w:type="dxa"/>
+          </w:tcPr>
+          <w:p>
+            <w:pPr>
+              <w:spacing w:line="240" w:lineRule="auto"/>
               <w:ind w:firstLineChars="0" w:firstLine="0"/>
               <w:jc w:val="center"/>
               <w:rPr>
@@ -9677,7 +9886,7 @@
           </w:tcPr>
           <w:p>
             <w:pPr>
-              <w:spacing w:line="360" w:lineRule="auto"/>
+              <w:spacing w:line="240" w:lineRule="auto"/>
               <w:ind w:firstLine="480"/>
               <w:jc w:val="center"/>
               <w:rPr>
@@ -9688,33 +9897,33 @@
         </w:tc>
         <w:tc>
           <w:tcPr>
+            <w:tcW w:w="2813" w:type="dxa"/>
+            <w:vAlign w:val="center"/>
+          </w:tcPr>
+          <w:p>
+            <w:pPr>
+              <w:spacing w:line="240" w:lineRule="auto"/>
+              <w:ind w:firstLineChars="0" w:firstLine="0"/>
+              <w:jc w:val="center"/>
+              <w:rPr>
+                <w:rFonts w:ascii="宋体" w:hAnsi="宋体"/>
+              </w:rPr>
+            </w:pPr>
+            <w:r>
+              <w:rPr>
+                <w:rFonts w:ascii="宋体" w:hAnsi="宋体" w:hint="eastAsia"/>
+              </w:rPr>
+              <w:t>发动机壳体平均应力</w:t>
+            </w:r>
+          </w:p>
+        </w:tc>
+        <w:tc>
+          <w:tcPr>
             <w:tcW w:w="1843" w:type="dxa"/>
-            <w:vAlign w:val="center"/>
-          </w:tcPr>
-          <w:p>
-            <w:pPr>
-              <w:spacing w:line="360" w:lineRule="auto"/>
-              <w:ind w:firstLineChars="0" w:firstLine="0"/>
-              <w:jc w:val="center"/>
-              <w:rPr>
-                <w:rFonts w:ascii="宋体" w:hAnsi="宋体"/>
-              </w:rPr>
-            </w:pPr>
-            <w:r>
-              <w:rPr>
-                <w:rFonts w:ascii="宋体" w:hAnsi="宋体" w:hint="eastAsia"/>
-              </w:rPr>
-              <w:t>发动机壳体平均应力</w:t>
-            </w:r>
-          </w:p>
-        </w:tc>
-        <w:tc>
-          <w:tcPr>
-            <w:tcW w:w="2187" w:type="dxa"/>
-          </w:tcPr>
-          <w:p>
-            <w:pPr>
-              <w:spacing w:line="360" w:lineRule="auto"/>
+          </w:tcPr>
+          <w:p>
+            <w:pPr>
+              <w:spacing w:line="240" w:lineRule="auto"/>
               <w:ind w:firstLineChars="0" w:firstLine="0"/>
               <w:jc w:val="center"/>
               <w:rPr>
@@ -9731,11 +9940,11 @@
         </w:tc>
         <w:tc>
           <w:tcPr>
-            <w:tcW w:w="1476" w:type="dxa"/>
-          </w:tcPr>
-          <w:p>
-            <w:pPr>
-              <w:spacing w:line="360" w:lineRule="auto"/>
+            <w:tcW w:w="1417" w:type="dxa"/>
+          </w:tcPr>
+          <w:p>
+            <w:pPr>
+              <w:spacing w:line="240" w:lineRule="auto"/>
               <w:ind w:firstLineChars="0" w:firstLine="0"/>
               <w:jc w:val="center"/>
               <w:rPr>
@@ -9757,7 +9966,7 @@
           </w:tcPr>
           <w:p>
             <w:pPr>
-              <w:spacing w:line="360" w:lineRule="auto"/>
+              <w:spacing w:line="240" w:lineRule="auto"/>
               <w:ind w:firstLineChars="0" w:firstLine="0"/>
               <w:jc w:val="center"/>
               <w:rPr>
@@ -9774,11 +9983,11 @@
         </w:tc>
         <w:tc>
           <w:tcPr>
-            <w:tcW w:w="1985" w:type="dxa"/>
-          </w:tcPr>
-          <w:p>
-            <w:pPr>
-              <w:spacing w:line="360" w:lineRule="auto"/>
+            <w:tcW w:w="1843" w:type="dxa"/>
+          </w:tcPr>
+          <w:p>
+            <w:pPr>
+              <w:spacing w:line="240" w:lineRule="auto"/>
               <w:ind w:firstLineChars="0" w:firstLine="0"/>
               <w:jc w:val="center"/>
               <w:rPr>
@@ -9795,11 +10004,11 @@
         </w:tc>
         <w:tc>
           <w:tcPr>
-            <w:tcW w:w="1865" w:type="dxa"/>
-          </w:tcPr>
-          <w:p>
-            <w:pPr>
-              <w:spacing w:line="360" w:lineRule="auto"/>
+            <w:tcW w:w="1440" w:type="dxa"/>
+          </w:tcPr>
+          <w:p>
+            <w:pPr>
+              <w:spacing w:line="240" w:lineRule="auto"/>
               <w:ind w:firstLineChars="0" w:firstLine="0"/>
               <w:jc w:val="center"/>
               <w:rPr>
@@ -9828,7 +10037,7 @@
           </w:tcPr>
           <w:p>
             <w:pPr>
-              <w:spacing w:line="360" w:lineRule="auto"/>
+              <w:spacing w:line="240" w:lineRule="auto"/>
               <w:ind w:firstLine="480"/>
               <w:jc w:val="center"/>
               <w:rPr>
@@ -9839,33 +10048,33 @@
         </w:tc>
         <w:tc>
           <w:tcPr>
+            <w:tcW w:w="2813" w:type="dxa"/>
+            <w:vAlign w:val="center"/>
+          </w:tcPr>
+          <w:p>
+            <w:pPr>
+              <w:spacing w:line="240" w:lineRule="auto"/>
+              <w:ind w:firstLineChars="0" w:firstLine="0"/>
+              <w:jc w:val="center"/>
+              <w:rPr>
+                <w:rFonts w:ascii="宋体" w:hAnsi="宋体"/>
+              </w:rPr>
+            </w:pPr>
+            <w:r>
+              <w:rPr>
+                <w:rFonts w:ascii="宋体" w:hAnsi="宋体" w:hint="eastAsia"/>
+              </w:rPr>
+              <w:t>发动机壳体应力标准差</w:t>
+            </w:r>
+          </w:p>
+        </w:tc>
+        <w:tc>
+          <w:tcPr>
             <w:tcW w:w="1843" w:type="dxa"/>
-            <w:vAlign w:val="center"/>
-          </w:tcPr>
-          <w:p>
-            <w:pPr>
-              <w:spacing w:line="360" w:lineRule="auto"/>
-              <w:ind w:firstLineChars="0" w:firstLine="0"/>
-              <w:jc w:val="center"/>
-              <w:rPr>
-                <w:rFonts w:ascii="宋体" w:hAnsi="宋体"/>
-              </w:rPr>
-            </w:pPr>
-            <w:r>
-              <w:rPr>
-                <w:rFonts w:ascii="宋体" w:hAnsi="宋体" w:hint="eastAsia"/>
-              </w:rPr>
-              <w:t>发动机壳体应力标准差</w:t>
-            </w:r>
-          </w:p>
-        </w:tc>
-        <w:tc>
-          <w:tcPr>
-            <w:tcW w:w="2187" w:type="dxa"/>
-          </w:tcPr>
-          <w:p>
-            <w:pPr>
-              <w:spacing w:line="360" w:lineRule="auto"/>
+          </w:tcPr>
+          <w:p>
+            <w:pPr>
+              <w:spacing w:line="240" w:lineRule="auto"/>
               <w:ind w:firstLineChars="0" w:firstLine="0"/>
               <w:jc w:val="center"/>
               <w:rPr>
@@ -9882,11 +10091,11 @@
         </w:tc>
         <w:tc>
           <w:tcPr>
-            <w:tcW w:w="1476" w:type="dxa"/>
-          </w:tcPr>
-          <w:p>
-            <w:pPr>
-              <w:spacing w:line="360" w:lineRule="auto"/>
+            <w:tcW w:w="1417" w:type="dxa"/>
+          </w:tcPr>
+          <w:p>
+            <w:pPr>
+              <w:spacing w:line="240" w:lineRule="auto"/>
               <w:ind w:firstLineChars="0" w:firstLine="0"/>
               <w:jc w:val="center"/>
               <w:rPr>
@@ -9908,7 +10117,7 @@
           </w:tcPr>
           <w:p>
             <w:pPr>
-              <w:spacing w:line="360" w:lineRule="auto"/>
+              <w:spacing w:line="240" w:lineRule="auto"/>
               <w:ind w:firstLineChars="0" w:firstLine="0"/>
               <w:jc w:val="center"/>
               <w:rPr>
@@ -9925,11 +10134,11 @@
         </w:tc>
         <w:tc>
           <w:tcPr>
-            <w:tcW w:w="1985" w:type="dxa"/>
-          </w:tcPr>
-          <w:p>
-            <w:pPr>
-              <w:spacing w:line="360" w:lineRule="auto"/>
+            <w:tcW w:w="1843" w:type="dxa"/>
+          </w:tcPr>
+          <w:p>
+            <w:pPr>
+              <w:spacing w:line="240" w:lineRule="auto"/>
               <w:ind w:firstLineChars="0" w:firstLine="0"/>
               <w:jc w:val="center"/>
               <w:rPr>
@@ -9946,11 +10155,11 @@
         </w:tc>
         <w:tc>
           <w:tcPr>
-            <w:tcW w:w="1865" w:type="dxa"/>
-          </w:tcPr>
-          <w:p>
-            <w:pPr>
-              <w:spacing w:line="360" w:lineRule="auto"/>
+            <w:tcW w:w="1440" w:type="dxa"/>
+          </w:tcPr>
+          <w:p>
+            <w:pPr>
+              <w:spacing w:line="240" w:lineRule="auto"/>
               <w:ind w:firstLineChars="0" w:firstLine="0"/>
               <w:jc w:val="center"/>
               <w:rPr>
@@ -9979,7 +10188,7 @@
           </w:tcPr>
           <w:p>
             <w:pPr>
-              <w:spacing w:line="360" w:lineRule="auto"/>
+              <w:spacing w:line="240" w:lineRule="auto"/>
               <w:ind w:firstLine="480"/>
               <w:jc w:val="center"/>
               <w:rPr>
@@ -9990,33 +10199,33 @@
         </w:tc>
         <w:tc>
           <w:tcPr>
+            <w:tcW w:w="2813" w:type="dxa"/>
+            <w:vAlign w:val="center"/>
+          </w:tcPr>
+          <w:p>
+            <w:pPr>
+              <w:spacing w:line="240" w:lineRule="auto"/>
+              <w:ind w:firstLineChars="0" w:firstLine="0"/>
+              <w:jc w:val="center"/>
+              <w:rPr>
+                <w:rFonts w:ascii="宋体" w:hAnsi="宋体"/>
+              </w:rPr>
+            </w:pPr>
+            <w:r>
+              <w:rPr>
+                <w:rFonts w:ascii="宋体" w:hAnsi="宋体" w:hint="eastAsia"/>
+              </w:rPr>
+              <w:t>固体推进剂最大应力</w:t>
+            </w:r>
+          </w:p>
+        </w:tc>
+        <w:tc>
+          <w:tcPr>
             <w:tcW w:w="1843" w:type="dxa"/>
-            <w:vAlign w:val="center"/>
-          </w:tcPr>
-          <w:p>
-            <w:pPr>
-              <w:spacing w:line="360" w:lineRule="auto"/>
-              <w:ind w:firstLineChars="0" w:firstLine="0"/>
-              <w:jc w:val="center"/>
-              <w:rPr>
-                <w:rFonts w:ascii="宋体" w:hAnsi="宋体"/>
-              </w:rPr>
-            </w:pPr>
-            <w:r>
-              <w:rPr>
-                <w:rFonts w:ascii="宋体" w:hAnsi="宋体" w:hint="eastAsia"/>
-              </w:rPr>
-              <w:t>固体推进剂最大应力</w:t>
-            </w:r>
-          </w:p>
-        </w:tc>
-        <w:tc>
-          <w:tcPr>
-            <w:tcW w:w="2187" w:type="dxa"/>
-          </w:tcPr>
-          <w:p>
-            <w:pPr>
-              <w:spacing w:line="360" w:lineRule="auto"/>
+          </w:tcPr>
+          <w:p>
+            <w:pPr>
+              <w:spacing w:line="240" w:lineRule="auto"/>
               <w:ind w:firstLineChars="0" w:firstLine="0"/>
               <w:jc w:val="center"/>
               <w:rPr>
@@ -10033,11 +10242,11 @@
         </w:tc>
         <w:tc>
           <w:tcPr>
-            <w:tcW w:w="1476" w:type="dxa"/>
-          </w:tcPr>
-          <w:p>
-            <w:pPr>
-              <w:spacing w:line="360" w:lineRule="auto"/>
+            <w:tcW w:w="1417" w:type="dxa"/>
+          </w:tcPr>
+          <w:p>
+            <w:pPr>
+              <w:spacing w:line="240" w:lineRule="auto"/>
               <w:ind w:firstLineChars="0" w:firstLine="0"/>
               <w:jc w:val="center"/>
               <w:rPr>
@@ -10059,7 +10268,7 @@
           </w:tcPr>
           <w:p>
             <w:pPr>
-              <w:spacing w:line="360" w:lineRule="auto"/>
+              <w:spacing w:line="240" w:lineRule="auto"/>
               <w:ind w:firstLineChars="0" w:firstLine="0"/>
               <w:jc w:val="center"/>
               <w:rPr>
@@ -10076,11 +10285,11 @@
         </w:tc>
         <w:tc>
           <w:tcPr>
-            <w:tcW w:w="1985" w:type="dxa"/>
-          </w:tcPr>
-          <w:p>
-            <w:pPr>
-              <w:spacing w:line="360" w:lineRule="auto"/>
+            <w:tcW w:w="1843" w:type="dxa"/>
+          </w:tcPr>
+          <w:p>
+            <w:pPr>
+              <w:spacing w:line="240" w:lineRule="auto"/>
               <w:ind w:firstLineChars="0" w:firstLine="0"/>
               <w:jc w:val="center"/>
               <w:rPr>
@@ -10097,11 +10306,11 @@
         </w:tc>
         <w:tc>
           <w:tcPr>
-            <w:tcW w:w="1865" w:type="dxa"/>
-          </w:tcPr>
-          <w:p>
-            <w:pPr>
-              <w:spacing w:line="360" w:lineRule="auto"/>
+            <w:tcW w:w="1440" w:type="dxa"/>
+          </w:tcPr>
+          <w:p>
+            <w:pPr>
+              <w:spacing w:line="240" w:lineRule="auto"/>
               <w:ind w:firstLineChars="0" w:firstLine="0"/>
               <w:jc w:val="center"/>
               <w:rPr>
@@ -10130,7 +10339,7 @@
           </w:tcPr>
           <w:p>
             <w:pPr>
-              <w:spacing w:line="360" w:lineRule="auto"/>
+              <w:spacing w:line="240" w:lineRule="auto"/>
               <w:ind w:firstLine="480"/>
               <w:jc w:val="center"/>
               <w:rPr>
@@ -10141,33 +10350,33 @@
         </w:tc>
         <w:tc>
           <w:tcPr>
+            <w:tcW w:w="2813" w:type="dxa"/>
+            <w:vAlign w:val="center"/>
+          </w:tcPr>
+          <w:p>
+            <w:pPr>
+              <w:spacing w:line="240" w:lineRule="auto"/>
+              <w:ind w:firstLineChars="0" w:firstLine="0"/>
+              <w:jc w:val="center"/>
+              <w:rPr>
+                <w:rFonts w:ascii="宋体" w:hAnsi="宋体"/>
+              </w:rPr>
+            </w:pPr>
+            <w:r>
+              <w:rPr>
+                <w:rFonts w:ascii="宋体" w:hAnsi="宋体" w:hint="eastAsia"/>
+              </w:rPr>
+              <w:t>固体推进剂最小应力</w:t>
+            </w:r>
+          </w:p>
+        </w:tc>
+        <w:tc>
+          <w:tcPr>
             <w:tcW w:w="1843" w:type="dxa"/>
-            <w:vAlign w:val="center"/>
-          </w:tcPr>
-          <w:p>
-            <w:pPr>
-              <w:spacing w:line="360" w:lineRule="auto"/>
-              <w:ind w:firstLineChars="0" w:firstLine="0"/>
-              <w:jc w:val="center"/>
-              <w:rPr>
-                <w:rFonts w:ascii="宋体" w:hAnsi="宋体"/>
-              </w:rPr>
-            </w:pPr>
-            <w:r>
-              <w:rPr>
-                <w:rFonts w:ascii="宋体" w:hAnsi="宋体" w:hint="eastAsia"/>
-              </w:rPr>
-              <w:t>固体推进剂最小应力</w:t>
-            </w:r>
-          </w:p>
-        </w:tc>
-        <w:tc>
-          <w:tcPr>
-            <w:tcW w:w="2187" w:type="dxa"/>
-          </w:tcPr>
-          <w:p>
-            <w:pPr>
-              <w:spacing w:line="360" w:lineRule="auto"/>
+          </w:tcPr>
+          <w:p>
+            <w:pPr>
+              <w:spacing w:line="240" w:lineRule="auto"/>
               <w:ind w:firstLineChars="0" w:firstLine="0"/>
               <w:jc w:val="center"/>
               <w:rPr>
@@ -10184,11 +10393,11 @@
         </w:tc>
         <w:tc>
           <w:tcPr>
-            <w:tcW w:w="1476" w:type="dxa"/>
-          </w:tcPr>
-          <w:p>
-            <w:pPr>
-              <w:spacing w:line="360" w:lineRule="auto"/>
+            <w:tcW w:w="1417" w:type="dxa"/>
+          </w:tcPr>
+          <w:p>
+            <w:pPr>
+              <w:spacing w:line="240" w:lineRule="auto"/>
               <w:ind w:firstLineChars="0" w:firstLine="0"/>
               <w:jc w:val="center"/>
               <w:rPr>
@@ -10210,7 +10419,7 @@
           </w:tcPr>
           <w:p>
             <w:pPr>
-              <w:spacing w:line="360" w:lineRule="auto"/>
+              <w:spacing w:line="240" w:lineRule="auto"/>
               <w:ind w:firstLineChars="0" w:firstLine="0"/>
               <w:jc w:val="center"/>
               <w:rPr>
@@ -10227,11 +10436,11 @@
         </w:tc>
         <w:tc>
           <w:tcPr>
-            <w:tcW w:w="1985" w:type="dxa"/>
-          </w:tcPr>
-          <w:p>
-            <w:pPr>
-              <w:spacing w:line="360" w:lineRule="auto"/>
+            <w:tcW w:w="1843" w:type="dxa"/>
+          </w:tcPr>
+          <w:p>
+            <w:pPr>
+              <w:spacing w:line="240" w:lineRule="auto"/>
               <w:ind w:firstLineChars="0" w:firstLine="0"/>
               <w:jc w:val="center"/>
               <w:rPr>
@@ -10248,11 +10457,11 @@
         </w:tc>
         <w:tc>
           <w:tcPr>
-            <w:tcW w:w="1865" w:type="dxa"/>
-          </w:tcPr>
-          <w:p>
-            <w:pPr>
-              <w:spacing w:line="360" w:lineRule="auto"/>
+            <w:tcW w:w="1440" w:type="dxa"/>
+          </w:tcPr>
+          <w:p>
+            <w:pPr>
+              <w:spacing w:line="240" w:lineRule="auto"/>
               <w:ind w:firstLineChars="0" w:firstLine="0"/>
               <w:jc w:val="center"/>
               <w:rPr>
@@ -10281,7 +10490,7 @@
           </w:tcPr>
           <w:p>
             <w:pPr>
-              <w:spacing w:line="360" w:lineRule="auto"/>
+              <w:spacing w:line="240" w:lineRule="auto"/>
               <w:ind w:firstLine="480"/>
               <w:jc w:val="center"/>
               <w:rPr>
@@ -10292,33 +10501,33 @@
         </w:tc>
         <w:tc>
           <w:tcPr>
+            <w:tcW w:w="2813" w:type="dxa"/>
+            <w:vAlign w:val="center"/>
+          </w:tcPr>
+          <w:p>
+            <w:pPr>
+              <w:spacing w:line="240" w:lineRule="auto"/>
+              <w:ind w:firstLineChars="0" w:firstLine="0"/>
+              <w:jc w:val="center"/>
+              <w:rPr>
+                <w:rFonts w:ascii="宋体" w:hAnsi="宋体"/>
+              </w:rPr>
+            </w:pPr>
+            <w:r>
+              <w:rPr>
+                <w:rFonts w:ascii="宋体" w:hAnsi="宋体" w:hint="eastAsia"/>
+              </w:rPr>
+              <w:t>固体推进剂平均应力</w:t>
+            </w:r>
+          </w:p>
+        </w:tc>
+        <w:tc>
+          <w:tcPr>
             <w:tcW w:w="1843" w:type="dxa"/>
-            <w:vAlign w:val="center"/>
-          </w:tcPr>
-          <w:p>
-            <w:pPr>
-              <w:spacing w:line="360" w:lineRule="auto"/>
-              <w:ind w:firstLineChars="0" w:firstLine="0"/>
-              <w:jc w:val="center"/>
-              <w:rPr>
-                <w:rFonts w:ascii="宋体" w:hAnsi="宋体"/>
-              </w:rPr>
-            </w:pPr>
-            <w:r>
-              <w:rPr>
-                <w:rFonts w:ascii="宋体" w:hAnsi="宋体" w:hint="eastAsia"/>
-              </w:rPr>
-              <w:t>固体推进剂平均应力</w:t>
-            </w:r>
-          </w:p>
-        </w:tc>
-        <w:tc>
-          <w:tcPr>
-            <w:tcW w:w="2187" w:type="dxa"/>
-          </w:tcPr>
-          <w:p>
-            <w:pPr>
-              <w:spacing w:line="360" w:lineRule="auto"/>
+          </w:tcPr>
+          <w:p>
+            <w:pPr>
+              <w:spacing w:line="240" w:lineRule="auto"/>
               <w:ind w:firstLineChars="0" w:firstLine="0"/>
               <w:jc w:val="center"/>
               <w:rPr>
@@ -10335,11 +10544,11 @@
         </w:tc>
         <w:tc>
           <w:tcPr>
-            <w:tcW w:w="1476" w:type="dxa"/>
-          </w:tcPr>
-          <w:p>
-            <w:pPr>
-              <w:spacing w:line="360" w:lineRule="auto"/>
+            <w:tcW w:w="1417" w:type="dxa"/>
+          </w:tcPr>
+          <w:p>
+            <w:pPr>
+              <w:spacing w:line="240" w:lineRule="auto"/>
               <w:ind w:firstLineChars="0" w:firstLine="0"/>
               <w:jc w:val="center"/>
               <w:rPr>
@@ -10361,7 +10570,7 @@
           </w:tcPr>
           <w:p>
             <w:pPr>
-              <w:spacing w:line="360" w:lineRule="auto"/>
+              <w:spacing w:line="240" w:lineRule="auto"/>
               <w:ind w:firstLineChars="0" w:firstLine="0"/>
               <w:jc w:val="center"/>
               <w:rPr>
@@ -10378,11 +10587,11 @@
         </w:tc>
         <w:tc>
           <w:tcPr>
-            <w:tcW w:w="1985" w:type="dxa"/>
-          </w:tcPr>
-          <w:p>
-            <w:pPr>
-              <w:spacing w:line="360" w:lineRule="auto"/>
+            <w:tcW w:w="1843" w:type="dxa"/>
+          </w:tcPr>
+          <w:p>
+            <w:pPr>
+              <w:spacing w:line="240" w:lineRule="auto"/>
               <w:ind w:firstLineChars="0" w:firstLine="0"/>
               <w:jc w:val="center"/>
               <w:rPr>
@@ -10399,11 +10608,11 @@
         </w:tc>
         <w:tc>
           <w:tcPr>
-            <w:tcW w:w="1865" w:type="dxa"/>
-          </w:tcPr>
-          <w:p>
-            <w:pPr>
-              <w:spacing w:line="360" w:lineRule="auto"/>
+            <w:tcW w:w="1440" w:type="dxa"/>
+          </w:tcPr>
+          <w:p>
+            <w:pPr>
+              <w:spacing w:line="240" w:lineRule="auto"/>
               <w:ind w:firstLineChars="0" w:firstLine="0"/>
               <w:jc w:val="center"/>
               <w:rPr>
@@ -10432,7 +10641,7 @@
           </w:tcPr>
           <w:p>
             <w:pPr>
-              <w:spacing w:line="360" w:lineRule="auto"/>
+              <w:spacing w:line="240" w:lineRule="auto"/>
               <w:ind w:firstLine="480"/>
               <w:jc w:val="center"/>
               <w:rPr>
@@ -10443,33 +10652,33 @@
         </w:tc>
         <w:tc>
           <w:tcPr>
+            <w:tcW w:w="2813" w:type="dxa"/>
+            <w:vAlign w:val="center"/>
+          </w:tcPr>
+          <w:p>
+            <w:pPr>
+              <w:spacing w:line="240" w:lineRule="auto"/>
+              <w:ind w:firstLineChars="0" w:firstLine="0"/>
+              <w:jc w:val="center"/>
+              <w:rPr>
+                <w:rFonts w:ascii="宋体" w:hAnsi="宋体"/>
+              </w:rPr>
+            </w:pPr>
+            <w:r>
+              <w:rPr>
+                <w:rFonts w:ascii="宋体" w:hAnsi="宋体" w:hint="eastAsia"/>
+              </w:rPr>
+              <w:t>固体推进剂应力标准差</w:t>
+            </w:r>
+          </w:p>
+        </w:tc>
+        <w:tc>
+          <w:tcPr>
             <w:tcW w:w="1843" w:type="dxa"/>
-            <w:vAlign w:val="center"/>
-          </w:tcPr>
-          <w:p>
-            <w:pPr>
-              <w:spacing w:line="360" w:lineRule="auto"/>
-              <w:ind w:firstLineChars="0" w:firstLine="0"/>
-              <w:jc w:val="center"/>
-              <w:rPr>
-                <w:rFonts w:ascii="宋体" w:hAnsi="宋体"/>
-              </w:rPr>
-            </w:pPr>
-            <w:r>
-              <w:rPr>
-                <w:rFonts w:ascii="宋体" w:hAnsi="宋体" w:hint="eastAsia"/>
-              </w:rPr>
-              <w:t>固体推进剂应力标准差</w:t>
-            </w:r>
-          </w:p>
-        </w:tc>
-        <w:tc>
-          <w:tcPr>
-            <w:tcW w:w="2187" w:type="dxa"/>
-          </w:tcPr>
-          <w:p>
-            <w:pPr>
-              <w:spacing w:line="360" w:lineRule="auto"/>
+          </w:tcPr>
+          <w:p>
+            <w:pPr>
+              <w:spacing w:line="240" w:lineRule="auto"/>
               <w:ind w:firstLineChars="0" w:firstLine="0"/>
               <w:jc w:val="center"/>
               <w:rPr>
@@ -10486,11 +10695,11 @@
         </w:tc>
         <w:tc>
           <w:tcPr>
-            <w:tcW w:w="1476" w:type="dxa"/>
-          </w:tcPr>
-          <w:p>
-            <w:pPr>
-              <w:spacing w:line="360" w:lineRule="auto"/>
+            <w:tcW w:w="1417" w:type="dxa"/>
+          </w:tcPr>
+          <w:p>
+            <w:pPr>
+              <w:spacing w:line="240" w:lineRule="auto"/>
               <w:ind w:firstLineChars="0" w:firstLine="0"/>
               <w:jc w:val="center"/>
               <w:rPr>
@@ -10511,7 +10720,7 @@
           </w:tcPr>
           <w:p>
             <w:pPr>
-              <w:spacing w:line="360" w:lineRule="auto"/>
+              <w:spacing w:line="240" w:lineRule="auto"/>
               <w:ind w:firstLineChars="0" w:firstLine="0"/>
               <w:jc w:val="center"/>
               <w:rPr>
@@ -10528,11 +10737,11 @@
         </w:tc>
         <w:tc>
           <w:tcPr>
-            <w:tcW w:w="1985" w:type="dxa"/>
-          </w:tcPr>
-          <w:p>
-            <w:pPr>
-              <w:spacing w:line="360" w:lineRule="auto"/>
+            <w:tcW w:w="1843" w:type="dxa"/>
+          </w:tcPr>
+          <w:p>
+            <w:pPr>
+              <w:spacing w:line="240" w:lineRule="auto"/>
               <w:ind w:firstLineChars="0" w:firstLine="0"/>
               <w:jc w:val="center"/>
               <w:rPr>
@@ -10549,11 +10758,11 @@
         </w:tc>
         <w:tc>
           <w:tcPr>
-            <w:tcW w:w="1865" w:type="dxa"/>
-          </w:tcPr>
-          <w:p>
-            <w:pPr>
-              <w:spacing w:line="360" w:lineRule="auto"/>
+            <w:tcW w:w="1440" w:type="dxa"/>
+          </w:tcPr>
+          <w:p>
+            <w:pPr>
+              <w:spacing w:line="240" w:lineRule="auto"/>
               <w:ind w:firstLineChars="0" w:firstLine="0"/>
               <w:jc w:val="center"/>
               <w:rPr>
@@ -10582,7 +10791,7 @@
           </w:tcPr>
           <w:p>
             <w:pPr>
-              <w:spacing w:line="360" w:lineRule="auto"/>
+              <w:spacing w:line="240" w:lineRule="auto"/>
               <w:ind w:firstLine="480"/>
               <w:jc w:val="center"/>
               <w:rPr>
@@ -10593,39 +10802,40 @@
               <w:rPr>
                 <w:rFonts w:ascii="宋体" w:hAnsi="宋体" w:hint="eastAsia"/>
               </w:rPr>
+              <w:lastRenderedPageBreak/>
               <w:t>应变数据</w:t>
             </w:r>
           </w:p>
         </w:tc>
         <w:tc>
           <w:tcPr>
+            <w:tcW w:w="2813" w:type="dxa"/>
+            <w:vAlign w:val="center"/>
+          </w:tcPr>
+          <w:p>
+            <w:pPr>
+              <w:spacing w:line="240" w:lineRule="auto"/>
+              <w:ind w:firstLineChars="0" w:firstLine="0"/>
+              <w:jc w:val="center"/>
+              <w:rPr>
+                <w:rFonts w:ascii="宋体" w:hAnsi="宋体"/>
+              </w:rPr>
+            </w:pPr>
+            <w:r>
+              <w:rPr>
+                <w:rFonts w:ascii="宋体" w:hAnsi="宋体" w:hint="eastAsia"/>
+              </w:rPr>
+              <w:t>发动机壳体最大应变</w:t>
+            </w:r>
+          </w:p>
+        </w:tc>
+        <w:tc>
+          <w:tcPr>
             <w:tcW w:w="1843" w:type="dxa"/>
-            <w:vAlign w:val="center"/>
-          </w:tcPr>
-          <w:p>
-            <w:pPr>
-              <w:spacing w:line="360" w:lineRule="auto"/>
-              <w:ind w:firstLineChars="0" w:firstLine="0"/>
-              <w:jc w:val="center"/>
-              <w:rPr>
-                <w:rFonts w:ascii="宋体" w:hAnsi="宋体"/>
-              </w:rPr>
-            </w:pPr>
-            <w:r>
-              <w:rPr>
-                <w:rFonts w:ascii="宋体" w:hAnsi="宋体" w:hint="eastAsia"/>
-              </w:rPr>
-              <w:t>发动机壳体最大应变</w:t>
-            </w:r>
-          </w:p>
-        </w:tc>
-        <w:tc>
-          <w:tcPr>
-            <w:tcW w:w="2187" w:type="dxa"/>
-          </w:tcPr>
-          <w:p>
-            <w:pPr>
-              <w:spacing w:line="360" w:lineRule="auto"/>
+          </w:tcPr>
+          <w:p>
+            <w:pPr>
+              <w:spacing w:line="240" w:lineRule="auto"/>
               <w:ind w:firstLineChars="0" w:firstLine="0"/>
               <w:jc w:val="center"/>
               <w:rPr>
@@ -10642,11 +10852,11 @@
         </w:tc>
         <w:tc>
           <w:tcPr>
-            <w:tcW w:w="1476" w:type="dxa"/>
-          </w:tcPr>
-          <w:p>
-            <w:pPr>
-              <w:spacing w:line="360" w:lineRule="auto"/>
+            <w:tcW w:w="1417" w:type="dxa"/>
+          </w:tcPr>
+          <w:p>
+            <w:pPr>
+              <w:spacing w:line="240" w:lineRule="auto"/>
               <w:ind w:firstLineChars="0" w:firstLine="0"/>
               <w:jc w:val="center"/>
               <w:rPr>
@@ -10668,7 +10878,7 @@
           </w:tcPr>
           <w:p>
             <w:pPr>
-              <w:spacing w:line="360" w:lineRule="auto"/>
+              <w:spacing w:line="240" w:lineRule="auto"/>
               <w:ind w:firstLineChars="0" w:firstLine="0"/>
               <w:jc w:val="center"/>
               <w:rPr>
@@ -10685,11 +10895,11 @@
         </w:tc>
         <w:tc>
           <w:tcPr>
-            <w:tcW w:w="1985" w:type="dxa"/>
-          </w:tcPr>
-          <w:p>
-            <w:pPr>
-              <w:spacing w:line="360" w:lineRule="auto"/>
+            <w:tcW w:w="1843" w:type="dxa"/>
+          </w:tcPr>
+          <w:p>
+            <w:pPr>
+              <w:spacing w:line="240" w:lineRule="auto"/>
               <w:ind w:firstLineChars="0" w:firstLine="0"/>
               <w:jc w:val="center"/>
               <w:rPr>
@@ -10706,11 +10916,11 @@
         </w:tc>
         <w:tc>
           <w:tcPr>
-            <w:tcW w:w="1865" w:type="dxa"/>
-          </w:tcPr>
-          <w:p>
-            <w:pPr>
-              <w:spacing w:line="360" w:lineRule="auto"/>
+            <w:tcW w:w="1440" w:type="dxa"/>
+          </w:tcPr>
+          <w:p>
+            <w:pPr>
+              <w:spacing w:line="240" w:lineRule="auto"/>
               <w:ind w:firstLineChars="0" w:firstLine="0"/>
               <w:jc w:val="center"/>
               <w:rPr>
@@ -10739,7 +10949,7 @@
           </w:tcPr>
           <w:p>
             <w:pPr>
-              <w:spacing w:line="360" w:lineRule="auto"/>
+              <w:spacing w:line="240" w:lineRule="auto"/>
               <w:ind w:firstLine="480"/>
               <w:jc w:val="center"/>
               <w:rPr>
@@ -10750,33 +10960,33 @@
         </w:tc>
         <w:tc>
           <w:tcPr>
+            <w:tcW w:w="2813" w:type="dxa"/>
+            <w:vAlign w:val="center"/>
+          </w:tcPr>
+          <w:p>
+            <w:pPr>
+              <w:spacing w:line="240" w:lineRule="auto"/>
+              <w:ind w:firstLineChars="0" w:firstLine="0"/>
+              <w:jc w:val="center"/>
+              <w:rPr>
+                <w:rFonts w:ascii="宋体" w:hAnsi="宋体"/>
+              </w:rPr>
+            </w:pPr>
+            <w:r>
+              <w:rPr>
+                <w:rFonts w:ascii="宋体" w:hAnsi="宋体" w:hint="eastAsia"/>
+              </w:rPr>
+              <w:t>发动机壳体最小应变</w:t>
+            </w:r>
+          </w:p>
+        </w:tc>
+        <w:tc>
+          <w:tcPr>
             <w:tcW w:w="1843" w:type="dxa"/>
-            <w:vAlign w:val="center"/>
-          </w:tcPr>
-          <w:p>
-            <w:pPr>
-              <w:spacing w:line="360" w:lineRule="auto"/>
-              <w:ind w:firstLineChars="0" w:firstLine="0"/>
-              <w:jc w:val="center"/>
-              <w:rPr>
-                <w:rFonts w:ascii="宋体" w:hAnsi="宋体"/>
-              </w:rPr>
-            </w:pPr>
-            <w:r>
-              <w:rPr>
-                <w:rFonts w:ascii="宋体" w:hAnsi="宋体" w:hint="eastAsia"/>
-              </w:rPr>
-              <w:t>发动机壳体最小应变</w:t>
-            </w:r>
-          </w:p>
-        </w:tc>
-        <w:tc>
-          <w:tcPr>
-            <w:tcW w:w="2187" w:type="dxa"/>
-          </w:tcPr>
-          <w:p>
-            <w:pPr>
-              <w:spacing w:line="360" w:lineRule="auto"/>
+          </w:tcPr>
+          <w:p>
+            <w:pPr>
+              <w:spacing w:line="240" w:lineRule="auto"/>
               <w:ind w:firstLineChars="0" w:firstLine="0"/>
               <w:jc w:val="center"/>
               <w:rPr>
@@ -10793,11 +11003,11 @@
         </w:tc>
         <w:tc>
           <w:tcPr>
-            <w:tcW w:w="1476" w:type="dxa"/>
-          </w:tcPr>
-          <w:p>
-            <w:pPr>
-              <w:spacing w:line="360" w:lineRule="auto"/>
+            <w:tcW w:w="1417" w:type="dxa"/>
+          </w:tcPr>
+          <w:p>
+            <w:pPr>
+              <w:spacing w:line="240" w:lineRule="auto"/>
               <w:ind w:firstLineChars="0" w:firstLine="0"/>
               <w:jc w:val="center"/>
               <w:rPr>
@@ -10819,7 +11029,7 @@
           </w:tcPr>
           <w:p>
             <w:pPr>
-              <w:spacing w:line="360" w:lineRule="auto"/>
+              <w:spacing w:line="240" w:lineRule="auto"/>
               <w:ind w:firstLineChars="0" w:firstLine="0"/>
               <w:jc w:val="center"/>
               <w:rPr>
@@ -10836,11 +11046,11 @@
         </w:tc>
         <w:tc>
           <w:tcPr>
-            <w:tcW w:w="1985" w:type="dxa"/>
-          </w:tcPr>
-          <w:p>
-            <w:pPr>
-              <w:spacing w:line="360" w:lineRule="auto"/>
+            <w:tcW w:w="1843" w:type="dxa"/>
+          </w:tcPr>
+          <w:p>
+            <w:pPr>
+              <w:spacing w:line="240" w:lineRule="auto"/>
               <w:ind w:firstLineChars="0" w:firstLine="0"/>
               <w:jc w:val="center"/>
               <w:rPr>
@@ -10857,11 +11067,11 @@
         </w:tc>
         <w:tc>
           <w:tcPr>
-            <w:tcW w:w="1865" w:type="dxa"/>
-          </w:tcPr>
-          <w:p>
-            <w:pPr>
-              <w:spacing w:line="360" w:lineRule="auto"/>
+            <w:tcW w:w="1440" w:type="dxa"/>
+          </w:tcPr>
+          <w:p>
+            <w:pPr>
+              <w:spacing w:line="240" w:lineRule="auto"/>
               <w:ind w:firstLineChars="0" w:firstLine="0"/>
               <w:jc w:val="center"/>
               <w:rPr>
@@ -10890,7 +11100,7 @@
           </w:tcPr>
           <w:p>
             <w:pPr>
-              <w:spacing w:line="360" w:lineRule="auto"/>
+              <w:spacing w:line="240" w:lineRule="auto"/>
               <w:ind w:firstLine="480"/>
               <w:jc w:val="center"/>
               <w:rPr>
@@ -10901,33 +11111,33 @@
         </w:tc>
         <w:tc>
           <w:tcPr>
+            <w:tcW w:w="2813" w:type="dxa"/>
+            <w:vAlign w:val="center"/>
+          </w:tcPr>
+          <w:p>
+            <w:pPr>
+              <w:spacing w:line="240" w:lineRule="auto"/>
+              <w:ind w:firstLineChars="0" w:firstLine="0"/>
+              <w:jc w:val="center"/>
+              <w:rPr>
+                <w:rFonts w:ascii="宋体" w:hAnsi="宋体"/>
+              </w:rPr>
+            </w:pPr>
+            <w:r>
+              <w:rPr>
+                <w:rFonts w:ascii="宋体" w:hAnsi="宋体" w:hint="eastAsia"/>
+              </w:rPr>
+              <w:t>发动机壳体平均应变</w:t>
+            </w:r>
+          </w:p>
+        </w:tc>
+        <w:tc>
+          <w:tcPr>
             <w:tcW w:w="1843" w:type="dxa"/>
-            <w:vAlign w:val="center"/>
-          </w:tcPr>
-          <w:p>
-            <w:pPr>
-              <w:spacing w:line="360" w:lineRule="auto"/>
-              <w:ind w:firstLineChars="0" w:firstLine="0"/>
-              <w:jc w:val="center"/>
-              <w:rPr>
-                <w:rFonts w:ascii="宋体" w:hAnsi="宋体"/>
-              </w:rPr>
-            </w:pPr>
-            <w:r>
-              <w:rPr>
-                <w:rFonts w:ascii="宋体" w:hAnsi="宋体" w:hint="eastAsia"/>
-              </w:rPr>
-              <w:t>发动机壳体平均应变</w:t>
-            </w:r>
-          </w:p>
-        </w:tc>
-        <w:tc>
-          <w:tcPr>
-            <w:tcW w:w="2187" w:type="dxa"/>
-          </w:tcPr>
-          <w:p>
-            <w:pPr>
-              <w:spacing w:line="360" w:lineRule="auto"/>
+          </w:tcPr>
+          <w:p>
+            <w:pPr>
+              <w:spacing w:line="240" w:lineRule="auto"/>
               <w:ind w:firstLineChars="0" w:firstLine="0"/>
               <w:jc w:val="center"/>
               <w:rPr>
@@ -10944,11 +11154,11 @@
         </w:tc>
         <w:tc>
           <w:tcPr>
-            <w:tcW w:w="1476" w:type="dxa"/>
-          </w:tcPr>
-          <w:p>
-            <w:pPr>
-              <w:spacing w:line="360" w:lineRule="auto"/>
+            <w:tcW w:w="1417" w:type="dxa"/>
+          </w:tcPr>
+          <w:p>
+            <w:pPr>
+              <w:spacing w:line="240" w:lineRule="auto"/>
               <w:ind w:firstLineChars="0" w:firstLine="0"/>
               <w:jc w:val="center"/>
               <w:rPr>
@@ -10970,7 +11180,7 @@
           </w:tcPr>
           <w:p>
             <w:pPr>
-              <w:spacing w:line="360" w:lineRule="auto"/>
+              <w:spacing w:line="240" w:lineRule="auto"/>
               <w:ind w:firstLineChars="0" w:firstLine="0"/>
               <w:jc w:val="center"/>
               <w:rPr>
@@ -10987,11 +11197,11 @@
         </w:tc>
         <w:tc>
           <w:tcPr>
-            <w:tcW w:w="1985" w:type="dxa"/>
-          </w:tcPr>
-          <w:p>
-            <w:pPr>
-              <w:spacing w:line="360" w:lineRule="auto"/>
+            <w:tcW w:w="1843" w:type="dxa"/>
+          </w:tcPr>
+          <w:p>
+            <w:pPr>
+              <w:spacing w:line="240" w:lineRule="auto"/>
               <w:ind w:firstLineChars="0" w:firstLine="0"/>
               <w:jc w:val="center"/>
               <w:rPr>
@@ -11008,11 +11218,11 @@
         </w:tc>
         <w:tc>
           <w:tcPr>
-            <w:tcW w:w="1865" w:type="dxa"/>
-          </w:tcPr>
-          <w:p>
-            <w:pPr>
-              <w:spacing w:line="360" w:lineRule="auto"/>
+            <w:tcW w:w="1440" w:type="dxa"/>
+          </w:tcPr>
+          <w:p>
+            <w:pPr>
+              <w:spacing w:line="240" w:lineRule="auto"/>
               <w:ind w:firstLineChars="0" w:firstLine="0"/>
               <w:jc w:val="center"/>
               <w:rPr>
@@ -11041,7 +11251,7 @@
           </w:tcPr>
           <w:p>
             <w:pPr>
-              <w:spacing w:line="360" w:lineRule="auto"/>
+              <w:spacing w:line="240" w:lineRule="auto"/>
               <w:ind w:firstLine="480"/>
               <w:jc w:val="center"/>
               <w:rPr>
@@ -11052,33 +11262,33 @@
         </w:tc>
         <w:tc>
           <w:tcPr>
+            <w:tcW w:w="2813" w:type="dxa"/>
+            <w:vAlign w:val="center"/>
+          </w:tcPr>
+          <w:p>
+            <w:pPr>
+              <w:spacing w:line="240" w:lineRule="auto"/>
+              <w:ind w:firstLineChars="0" w:firstLine="0"/>
+              <w:jc w:val="center"/>
+              <w:rPr>
+                <w:rFonts w:ascii="宋体" w:hAnsi="宋体"/>
+              </w:rPr>
+            </w:pPr>
+            <w:r>
+              <w:rPr>
+                <w:rFonts w:ascii="宋体" w:hAnsi="宋体" w:hint="eastAsia"/>
+              </w:rPr>
+              <w:t>发动机壳体应变标准差</w:t>
+            </w:r>
+          </w:p>
+        </w:tc>
+        <w:tc>
+          <w:tcPr>
             <w:tcW w:w="1843" w:type="dxa"/>
-            <w:vAlign w:val="center"/>
-          </w:tcPr>
-          <w:p>
-            <w:pPr>
-              <w:spacing w:line="360" w:lineRule="auto"/>
-              <w:ind w:firstLineChars="0" w:firstLine="0"/>
-              <w:jc w:val="center"/>
-              <w:rPr>
-                <w:rFonts w:ascii="宋体" w:hAnsi="宋体"/>
-              </w:rPr>
-            </w:pPr>
-            <w:r>
-              <w:rPr>
-                <w:rFonts w:ascii="宋体" w:hAnsi="宋体" w:hint="eastAsia"/>
-              </w:rPr>
-              <w:t>发动机壳体应变标准差</w:t>
-            </w:r>
-          </w:p>
-        </w:tc>
-        <w:tc>
-          <w:tcPr>
-            <w:tcW w:w="2187" w:type="dxa"/>
-          </w:tcPr>
-          <w:p>
-            <w:pPr>
-              <w:spacing w:line="360" w:lineRule="auto"/>
+          </w:tcPr>
+          <w:p>
+            <w:pPr>
+              <w:spacing w:line="240" w:lineRule="auto"/>
               <w:ind w:firstLineChars="0" w:firstLine="0"/>
               <w:jc w:val="center"/>
               <w:rPr>
@@ -11095,11 +11305,11 @@
         </w:tc>
         <w:tc>
           <w:tcPr>
-            <w:tcW w:w="1476" w:type="dxa"/>
-          </w:tcPr>
-          <w:p>
-            <w:pPr>
-              <w:spacing w:line="360" w:lineRule="auto"/>
+            <w:tcW w:w="1417" w:type="dxa"/>
+          </w:tcPr>
+          <w:p>
+            <w:pPr>
+              <w:spacing w:line="240" w:lineRule="auto"/>
               <w:ind w:firstLineChars="0" w:firstLine="0"/>
               <w:jc w:val="center"/>
               <w:rPr>
@@ -11121,7 +11331,7 @@
           </w:tcPr>
           <w:p>
             <w:pPr>
-              <w:spacing w:line="360" w:lineRule="auto"/>
+              <w:spacing w:line="240" w:lineRule="auto"/>
               <w:ind w:firstLineChars="0" w:firstLine="0"/>
               <w:jc w:val="center"/>
               <w:rPr>
@@ -11138,11 +11348,11 @@
         </w:tc>
         <w:tc>
           <w:tcPr>
-            <w:tcW w:w="1985" w:type="dxa"/>
-          </w:tcPr>
-          <w:p>
-            <w:pPr>
-              <w:spacing w:line="360" w:lineRule="auto"/>
+            <w:tcW w:w="1843" w:type="dxa"/>
+          </w:tcPr>
+          <w:p>
+            <w:pPr>
+              <w:spacing w:line="240" w:lineRule="auto"/>
               <w:ind w:firstLineChars="0" w:firstLine="0"/>
               <w:jc w:val="center"/>
               <w:rPr>
@@ -11159,11 +11369,11 @@
         </w:tc>
         <w:tc>
           <w:tcPr>
-            <w:tcW w:w="1865" w:type="dxa"/>
-          </w:tcPr>
-          <w:p>
-            <w:pPr>
-              <w:spacing w:line="360" w:lineRule="auto"/>
+            <w:tcW w:w="1440" w:type="dxa"/>
+          </w:tcPr>
+          <w:p>
+            <w:pPr>
+              <w:spacing w:line="240" w:lineRule="auto"/>
               <w:ind w:firstLineChars="0" w:firstLine="0"/>
               <w:jc w:val="center"/>
               <w:rPr>
@@ -11192,7 +11402,7 @@
           </w:tcPr>
           <w:p>
             <w:pPr>
-              <w:spacing w:line="360" w:lineRule="auto"/>
+              <w:spacing w:line="240" w:lineRule="auto"/>
               <w:ind w:firstLine="480"/>
               <w:jc w:val="center"/>
               <w:rPr>
@@ -11203,33 +11413,33 @@
         </w:tc>
         <w:tc>
           <w:tcPr>
+            <w:tcW w:w="2813" w:type="dxa"/>
+            <w:vAlign w:val="center"/>
+          </w:tcPr>
+          <w:p>
+            <w:pPr>
+              <w:spacing w:line="240" w:lineRule="auto"/>
+              <w:ind w:firstLineChars="0" w:firstLine="0"/>
+              <w:jc w:val="center"/>
+              <w:rPr>
+                <w:rFonts w:ascii="宋体" w:hAnsi="宋体"/>
+              </w:rPr>
+            </w:pPr>
+            <w:r>
+              <w:rPr>
+                <w:rFonts w:ascii="宋体" w:hAnsi="宋体" w:hint="eastAsia"/>
+              </w:rPr>
+              <w:t>固体推进剂最大应变</w:t>
+            </w:r>
+          </w:p>
+        </w:tc>
+        <w:tc>
+          <w:tcPr>
             <w:tcW w:w="1843" w:type="dxa"/>
-            <w:vAlign w:val="center"/>
-          </w:tcPr>
-          <w:p>
-            <w:pPr>
-              <w:spacing w:line="360" w:lineRule="auto"/>
-              <w:ind w:firstLineChars="0" w:firstLine="0"/>
-              <w:jc w:val="center"/>
-              <w:rPr>
-                <w:rFonts w:ascii="宋体" w:hAnsi="宋体"/>
-              </w:rPr>
-            </w:pPr>
-            <w:r>
-              <w:rPr>
-                <w:rFonts w:ascii="宋体" w:hAnsi="宋体" w:hint="eastAsia"/>
-              </w:rPr>
-              <w:t>固体推进剂最大应变</w:t>
-            </w:r>
-          </w:p>
-        </w:tc>
-        <w:tc>
-          <w:tcPr>
-            <w:tcW w:w="2187" w:type="dxa"/>
-          </w:tcPr>
-          <w:p>
-            <w:pPr>
-              <w:spacing w:line="360" w:lineRule="auto"/>
+          </w:tcPr>
+          <w:p>
+            <w:pPr>
+              <w:spacing w:line="240" w:lineRule="auto"/>
               <w:ind w:firstLineChars="0" w:firstLine="0"/>
               <w:jc w:val="center"/>
               <w:rPr>
@@ -11246,11 +11456,11 @@
         </w:tc>
         <w:tc>
           <w:tcPr>
-            <w:tcW w:w="1476" w:type="dxa"/>
-          </w:tcPr>
-          <w:p>
-            <w:pPr>
-              <w:spacing w:line="360" w:lineRule="auto"/>
+            <w:tcW w:w="1417" w:type="dxa"/>
+          </w:tcPr>
+          <w:p>
+            <w:pPr>
+              <w:spacing w:line="240" w:lineRule="auto"/>
               <w:ind w:firstLineChars="0" w:firstLine="0"/>
               <w:jc w:val="center"/>
               <w:rPr>
@@ -11272,7 +11482,7 @@
           </w:tcPr>
           <w:p>
             <w:pPr>
-              <w:spacing w:line="360" w:lineRule="auto"/>
+              <w:spacing w:line="240" w:lineRule="auto"/>
               <w:ind w:firstLineChars="0" w:firstLine="0"/>
               <w:jc w:val="center"/>
               <w:rPr>
@@ -11289,11 +11499,11 @@
         </w:tc>
         <w:tc>
           <w:tcPr>
-            <w:tcW w:w="1985" w:type="dxa"/>
-          </w:tcPr>
-          <w:p>
-            <w:pPr>
-              <w:spacing w:line="360" w:lineRule="auto"/>
+            <w:tcW w:w="1843" w:type="dxa"/>
+          </w:tcPr>
+          <w:p>
+            <w:pPr>
+              <w:spacing w:line="240" w:lineRule="auto"/>
               <w:ind w:firstLineChars="0" w:firstLine="0"/>
               <w:jc w:val="center"/>
               <w:rPr>
@@ -11310,11 +11520,11 @@
         </w:tc>
         <w:tc>
           <w:tcPr>
-            <w:tcW w:w="1865" w:type="dxa"/>
-          </w:tcPr>
-          <w:p>
-            <w:pPr>
-              <w:spacing w:line="360" w:lineRule="auto"/>
+            <w:tcW w:w="1440" w:type="dxa"/>
+          </w:tcPr>
+          <w:p>
+            <w:pPr>
+              <w:spacing w:line="240" w:lineRule="auto"/>
               <w:ind w:firstLineChars="0" w:firstLine="0"/>
               <w:jc w:val="center"/>
               <w:rPr>
@@ -11343,7 +11553,7 @@
           </w:tcPr>
           <w:p>
             <w:pPr>
-              <w:spacing w:line="360" w:lineRule="auto"/>
+              <w:spacing w:line="240" w:lineRule="auto"/>
               <w:ind w:firstLine="480"/>
               <w:jc w:val="center"/>
               <w:rPr>
@@ -11354,33 +11564,33 @@
         </w:tc>
         <w:tc>
           <w:tcPr>
+            <w:tcW w:w="2813" w:type="dxa"/>
+            <w:vAlign w:val="center"/>
+          </w:tcPr>
+          <w:p>
+            <w:pPr>
+              <w:spacing w:line="240" w:lineRule="auto"/>
+              <w:ind w:firstLineChars="0" w:firstLine="0"/>
+              <w:jc w:val="center"/>
+              <w:rPr>
+                <w:rFonts w:ascii="宋体" w:hAnsi="宋体"/>
+              </w:rPr>
+            </w:pPr>
+            <w:r>
+              <w:rPr>
+                <w:rFonts w:ascii="宋体" w:hAnsi="宋体" w:hint="eastAsia"/>
+              </w:rPr>
+              <w:t>固体推进剂最小应变</w:t>
+            </w:r>
+          </w:p>
+        </w:tc>
+        <w:tc>
+          <w:tcPr>
             <w:tcW w:w="1843" w:type="dxa"/>
-            <w:vAlign w:val="center"/>
-          </w:tcPr>
-          <w:p>
-            <w:pPr>
-              <w:spacing w:line="360" w:lineRule="auto"/>
-              <w:ind w:firstLineChars="0" w:firstLine="0"/>
-              <w:jc w:val="center"/>
-              <w:rPr>
-                <w:rFonts w:ascii="宋体" w:hAnsi="宋体"/>
-              </w:rPr>
-            </w:pPr>
-            <w:r>
-              <w:rPr>
-                <w:rFonts w:ascii="宋体" w:hAnsi="宋体" w:hint="eastAsia"/>
-              </w:rPr>
-              <w:t>固体推进剂最小应变</w:t>
-            </w:r>
-          </w:p>
-        </w:tc>
-        <w:tc>
-          <w:tcPr>
-            <w:tcW w:w="2187" w:type="dxa"/>
-          </w:tcPr>
-          <w:p>
-            <w:pPr>
-              <w:spacing w:line="360" w:lineRule="auto"/>
+          </w:tcPr>
+          <w:p>
+            <w:pPr>
+              <w:spacing w:line="240" w:lineRule="auto"/>
               <w:ind w:firstLineChars="0" w:firstLine="0"/>
               <w:jc w:val="center"/>
               <w:rPr>
@@ -11397,11 +11607,11 @@
         </w:tc>
         <w:tc>
           <w:tcPr>
-            <w:tcW w:w="1476" w:type="dxa"/>
-          </w:tcPr>
-          <w:p>
-            <w:pPr>
-              <w:spacing w:line="360" w:lineRule="auto"/>
+            <w:tcW w:w="1417" w:type="dxa"/>
+          </w:tcPr>
+          <w:p>
+            <w:pPr>
+              <w:spacing w:line="240" w:lineRule="auto"/>
               <w:ind w:firstLineChars="0" w:firstLine="0"/>
               <w:jc w:val="center"/>
               <w:rPr>
@@ -11423,7 +11633,7 @@
           </w:tcPr>
           <w:p>
             <w:pPr>
-              <w:spacing w:line="360" w:lineRule="auto"/>
+              <w:spacing w:line="240" w:lineRule="auto"/>
               <w:ind w:firstLineChars="0" w:firstLine="0"/>
               <w:jc w:val="center"/>
               <w:rPr>
@@ -11440,11 +11650,11 @@
         </w:tc>
         <w:tc>
           <w:tcPr>
-            <w:tcW w:w="1985" w:type="dxa"/>
-          </w:tcPr>
-          <w:p>
-            <w:pPr>
-              <w:spacing w:line="360" w:lineRule="auto"/>
+            <w:tcW w:w="1843" w:type="dxa"/>
+          </w:tcPr>
+          <w:p>
+            <w:pPr>
+              <w:spacing w:line="240" w:lineRule="auto"/>
               <w:ind w:firstLineChars="0" w:firstLine="0"/>
               <w:jc w:val="center"/>
               <w:rPr>
@@ -11461,11 +11671,11 @@
         </w:tc>
         <w:tc>
           <w:tcPr>
-            <w:tcW w:w="1865" w:type="dxa"/>
-          </w:tcPr>
-          <w:p>
-            <w:pPr>
-              <w:spacing w:line="360" w:lineRule="auto"/>
+            <w:tcW w:w="1440" w:type="dxa"/>
+          </w:tcPr>
+          <w:p>
+            <w:pPr>
+              <w:spacing w:line="240" w:lineRule="auto"/>
               <w:ind w:firstLineChars="0" w:firstLine="0"/>
               <w:jc w:val="center"/>
               <w:rPr>
@@ -11494,7 +11704,7 @@
           </w:tcPr>
           <w:p>
             <w:pPr>
-              <w:spacing w:line="360" w:lineRule="auto"/>
+              <w:spacing w:line="240" w:lineRule="auto"/>
               <w:ind w:firstLine="480"/>
               <w:jc w:val="center"/>
               <w:rPr>
@@ -11505,33 +11715,33 @@
         </w:tc>
         <w:tc>
           <w:tcPr>
+            <w:tcW w:w="2813" w:type="dxa"/>
+            <w:vAlign w:val="center"/>
+          </w:tcPr>
+          <w:p>
+            <w:pPr>
+              <w:spacing w:line="240" w:lineRule="auto"/>
+              <w:ind w:firstLineChars="0" w:firstLine="0"/>
+              <w:jc w:val="center"/>
+              <w:rPr>
+                <w:rFonts w:ascii="宋体" w:hAnsi="宋体"/>
+              </w:rPr>
+            </w:pPr>
+            <w:r>
+              <w:rPr>
+                <w:rFonts w:ascii="宋体" w:hAnsi="宋体" w:hint="eastAsia"/>
+              </w:rPr>
+              <w:t>固体推进剂平均应变</w:t>
+            </w:r>
+          </w:p>
+        </w:tc>
+        <w:tc>
+          <w:tcPr>
             <w:tcW w:w="1843" w:type="dxa"/>
-            <w:vAlign w:val="center"/>
-          </w:tcPr>
-          <w:p>
-            <w:pPr>
-              <w:spacing w:line="360" w:lineRule="auto"/>
-              <w:ind w:firstLineChars="0" w:firstLine="0"/>
-              <w:jc w:val="center"/>
-              <w:rPr>
-                <w:rFonts w:ascii="宋体" w:hAnsi="宋体"/>
-              </w:rPr>
-            </w:pPr>
-            <w:r>
-              <w:rPr>
-                <w:rFonts w:ascii="宋体" w:hAnsi="宋体" w:hint="eastAsia"/>
-              </w:rPr>
-              <w:t>固体推进剂平均应变</w:t>
-            </w:r>
-          </w:p>
-        </w:tc>
-        <w:tc>
-          <w:tcPr>
-            <w:tcW w:w="2187" w:type="dxa"/>
-          </w:tcPr>
-          <w:p>
-            <w:pPr>
-              <w:spacing w:line="360" w:lineRule="auto"/>
+          </w:tcPr>
+          <w:p>
+            <w:pPr>
+              <w:spacing w:line="240" w:lineRule="auto"/>
               <w:ind w:firstLineChars="0" w:firstLine="0"/>
               <w:jc w:val="center"/>
               <w:rPr>
@@ -11548,11 +11758,11 @@
         </w:tc>
         <w:tc>
           <w:tcPr>
-            <w:tcW w:w="1476" w:type="dxa"/>
-          </w:tcPr>
-          <w:p>
-            <w:pPr>
-              <w:spacing w:line="360" w:lineRule="auto"/>
+            <w:tcW w:w="1417" w:type="dxa"/>
+          </w:tcPr>
+          <w:p>
+            <w:pPr>
+              <w:spacing w:line="240" w:lineRule="auto"/>
               <w:ind w:firstLineChars="0" w:firstLine="0"/>
               <w:jc w:val="center"/>
               <w:rPr>
@@ -11574,7 +11784,7 @@
           </w:tcPr>
           <w:p>
             <w:pPr>
-              <w:spacing w:line="360" w:lineRule="auto"/>
+              <w:spacing w:line="240" w:lineRule="auto"/>
               <w:ind w:firstLineChars="0" w:firstLine="0"/>
               <w:jc w:val="center"/>
               <w:rPr>
@@ -11591,11 +11801,11 @@
         </w:tc>
         <w:tc>
           <w:tcPr>
-            <w:tcW w:w="1985" w:type="dxa"/>
-          </w:tcPr>
-          <w:p>
-            <w:pPr>
-              <w:spacing w:line="360" w:lineRule="auto"/>
+            <w:tcW w:w="1843" w:type="dxa"/>
+          </w:tcPr>
+          <w:p>
+            <w:pPr>
+              <w:spacing w:line="240" w:lineRule="auto"/>
               <w:ind w:firstLineChars="0" w:firstLine="0"/>
               <w:jc w:val="center"/>
               <w:rPr>
@@ -11612,11 +11822,11 @@
         </w:tc>
         <w:tc>
           <w:tcPr>
-            <w:tcW w:w="1865" w:type="dxa"/>
-          </w:tcPr>
-          <w:p>
-            <w:pPr>
-              <w:spacing w:line="360" w:lineRule="auto"/>
+            <w:tcW w:w="1440" w:type="dxa"/>
+          </w:tcPr>
+          <w:p>
+            <w:pPr>
+              <w:spacing w:line="240" w:lineRule="auto"/>
               <w:ind w:firstLineChars="0" w:firstLine="0"/>
               <w:jc w:val="center"/>
               <w:rPr>
@@ -11645,7 +11855,7 @@
           </w:tcPr>
           <w:p>
             <w:pPr>
-              <w:spacing w:line="360" w:lineRule="auto"/>
+              <w:spacing w:line="240" w:lineRule="auto"/>
               <w:ind w:firstLine="480"/>
               <w:jc w:val="center"/>
               <w:rPr>
@@ -11656,33 +11866,33 @@
         </w:tc>
         <w:tc>
           <w:tcPr>
+            <w:tcW w:w="2813" w:type="dxa"/>
+            <w:vAlign w:val="center"/>
+          </w:tcPr>
+          <w:p>
+            <w:pPr>
+              <w:spacing w:line="240" w:lineRule="auto"/>
+              <w:ind w:firstLineChars="0" w:firstLine="0"/>
+              <w:jc w:val="center"/>
+              <w:rPr>
+                <w:rFonts w:ascii="宋体" w:hAnsi="宋体"/>
+              </w:rPr>
+            </w:pPr>
+            <w:r>
+              <w:rPr>
+                <w:rFonts w:ascii="宋体" w:hAnsi="宋体" w:hint="eastAsia"/>
+              </w:rPr>
+              <w:t>固体推进剂应变标准差</w:t>
+            </w:r>
+          </w:p>
+        </w:tc>
+        <w:tc>
+          <w:tcPr>
             <w:tcW w:w="1843" w:type="dxa"/>
-            <w:vAlign w:val="center"/>
-          </w:tcPr>
-          <w:p>
-            <w:pPr>
-              <w:spacing w:line="360" w:lineRule="auto"/>
-              <w:ind w:firstLineChars="0" w:firstLine="0"/>
-              <w:jc w:val="center"/>
-              <w:rPr>
-                <w:rFonts w:ascii="宋体" w:hAnsi="宋体"/>
-              </w:rPr>
-            </w:pPr>
-            <w:r>
-              <w:rPr>
-                <w:rFonts w:ascii="宋体" w:hAnsi="宋体" w:hint="eastAsia"/>
-              </w:rPr>
-              <w:t>固体推进剂应变标准差</w:t>
-            </w:r>
-          </w:p>
-        </w:tc>
-        <w:tc>
-          <w:tcPr>
-            <w:tcW w:w="2187" w:type="dxa"/>
-          </w:tcPr>
-          <w:p>
-            <w:pPr>
-              <w:spacing w:line="360" w:lineRule="auto"/>
+          </w:tcPr>
+          <w:p>
+            <w:pPr>
+              <w:spacing w:line="240" w:lineRule="auto"/>
               <w:ind w:firstLineChars="0" w:firstLine="0"/>
               <w:jc w:val="center"/>
               <w:rPr>
@@ -11699,11 +11909,11 @@
         </w:tc>
         <w:tc>
           <w:tcPr>
-            <w:tcW w:w="1476" w:type="dxa"/>
-          </w:tcPr>
-          <w:p>
-            <w:pPr>
-              <w:spacing w:line="360" w:lineRule="auto"/>
+            <w:tcW w:w="1417" w:type="dxa"/>
+          </w:tcPr>
+          <w:p>
+            <w:pPr>
+              <w:spacing w:line="240" w:lineRule="auto"/>
               <w:ind w:firstLineChars="0" w:firstLine="0"/>
               <w:jc w:val="center"/>
               <w:rPr>
@@ -11724,7 +11934,7 @@
           </w:tcPr>
           <w:p>
             <w:pPr>
-              <w:spacing w:line="360" w:lineRule="auto"/>
+              <w:spacing w:line="240" w:lineRule="auto"/>
               <w:ind w:firstLineChars="0" w:firstLine="0"/>
               <w:jc w:val="center"/>
               <w:rPr>
@@ -11741,11 +11951,11 @@
         </w:tc>
         <w:tc>
           <w:tcPr>
-            <w:tcW w:w="1985" w:type="dxa"/>
-          </w:tcPr>
-          <w:p>
-            <w:pPr>
-              <w:spacing w:line="360" w:lineRule="auto"/>
+            <w:tcW w:w="1843" w:type="dxa"/>
+          </w:tcPr>
+          <w:p>
+            <w:pPr>
+              <w:spacing w:line="240" w:lineRule="auto"/>
               <w:ind w:firstLineChars="0" w:firstLine="0"/>
               <w:jc w:val="center"/>
               <w:rPr>
@@ -11762,11 +11972,11 @@
         </w:tc>
         <w:tc>
           <w:tcPr>
-            <w:tcW w:w="1865" w:type="dxa"/>
-          </w:tcPr>
-          <w:p>
-            <w:pPr>
-              <w:spacing w:line="360" w:lineRule="auto"/>
+            <w:tcW w:w="1440" w:type="dxa"/>
+          </w:tcPr>
+          <w:p>
+            <w:pPr>
+              <w:spacing w:line="240" w:lineRule="auto"/>
               <w:ind w:firstLineChars="0" w:firstLine="0"/>
               <w:jc w:val="center"/>
               <w:rPr>
@@ -11795,7 +12005,7 @@
           </w:tcPr>
           <w:p>
             <w:pPr>
-              <w:spacing w:line="360" w:lineRule="auto"/>
+              <w:spacing w:line="240" w:lineRule="auto"/>
               <w:ind w:firstLineChars="0" w:firstLine="0"/>
               <w:jc w:val="center"/>
               <w:rPr>
@@ -11812,33 +12022,33 @@
         </w:tc>
         <w:tc>
           <w:tcPr>
+            <w:tcW w:w="2813" w:type="dxa"/>
+            <w:vAlign w:val="center"/>
+          </w:tcPr>
+          <w:p>
+            <w:pPr>
+              <w:spacing w:line="240" w:lineRule="auto"/>
+              <w:ind w:firstLineChars="0" w:firstLine="0"/>
+              <w:jc w:val="center"/>
+              <w:rPr>
+                <w:rFonts w:ascii="宋体" w:hAnsi="宋体"/>
+              </w:rPr>
+            </w:pPr>
+            <w:r>
+              <w:rPr>
+                <w:rFonts w:ascii="宋体" w:hAnsi="宋体" w:hint="eastAsia"/>
+              </w:rPr>
+              <w:t>发动机壳体最高温度</w:t>
+            </w:r>
+          </w:p>
+        </w:tc>
+        <w:tc>
+          <w:tcPr>
             <w:tcW w:w="1843" w:type="dxa"/>
-            <w:vAlign w:val="center"/>
-          </w:tcPr>
-          <w:p>
-            <w:pPr>
-              <w:spacing w:line="360" w:lineRule="auto"/>
-              <w:ind w:firstLineChars="0" w:firstLine="0"/>
-              <w:jc w:val="center"/>
-              <w:rPr>
-                <w:rFonts w:ascii="宋体" w:hAnsi="宋体"/>
-              </w:rPr>
-            </w:pPr>
-            <w:r>
-              <w:rPr>
-                <w:rFonts w:ascii="宋体" w:hAnsi="宋体" w:hint="eastAsia"/>
-              </w:rPr>
-              <w:t>发动机壳体最高温度</w:t>
-            </w:r>
-          </w:p>
-        </w:tc>
-        <w:tc>
-          <w:tcPr>
-            <w:tcW w:w="2187" w:type="dxa"/>
-          </w:tcPr>
-          <w:p>
-            <w:pPr>
-              <w:spacing w:line="360" w:lineRule="auto"/>
+          </w:tcPr>
+          <w:p>
+            <w:pPr>
+              <w:spacing w:line="240" w:lineRule="auto"/>
               <w:ind w:firstLineChars="0" w:firstLine="0"/>
               <w:jc w:val="center"/>
               <w:rPr>
@@ -11855,11 +12065,11 @@
         </w:tc>
         <w:tc>
           <w:tcPr>
-            <w:tcW w:w="1476" w:type="dxa"/>
-          </w:tcPr>
-          <w:p>
-            <w:pPr>
-              <w:spacing w:line="360" w:lineRule="auto"/>
+            <w:tcW w:w="1417" w:type="dxa"/>
+          </w:tcPr>
+          <w:p>
+            <w:pPr>
+              <w:spacing w:line="240" w:lineRule="auto"/>
               <w:ind w:firstLineChars="0" w:firstLine="0"/>
               <w:jc w:val="center"/>
               <w:rPr>
@@ -11881,7 +12091,7 @@
           </w:tcPr>
           <w:p>
             <w:pPr>
-              <w:spacing w:line="360" w:lineRule="auto"/>
+              <w:spacing w:line="240" w:lineRule="auto"/>
               <w:ind w:firstLineChars="0" w:firstLine="0"/>
               <w:jc w:val="center"/>
               <w:rPr>
@@ -11912,11 +12122,11 @@
         </w:tc>
         <w:tc>
           <w:tcPr>
-            <w:tcW w:w="1985" w:type="dxa"/>
-          </w:tcPr>
-          <w:p>
-            <w:pPr>
-              <w:spacing w:line="360" w:lineRule="auto"/>
+            <w:tcW w:w="1843" w:type="dxa"/>
+          </w:tcPr>
+          <w:p>
+            <w:pPr>
+              <w:spacing w:line="240" w:lineRule="auto"/>
               <w:ind w:firstLineChars="0" w:firstLine="0"/>
               <w:jc w:val="center"/>
               <w:rPr>
@@ -11947,11 +12157,11 @@
         </w:tc>
         <w:tc>
           <w:tcPr>
-            <w:tcW w:w="1865" w:type="dxa"/>
-          </w:tcPr>
-          <w:p>
-            <w:pPr>
-              <w:spacing w:line="360" w:lineRule="auto"/>
+            <w:tcW w:w="1440" w:type="dxa"/>
+          </w:tcPr>
+          <w:p>
+            <w:pPr>
+              <w:spacing w:line="240" w:lineRule="auto"/>
               <w:ind w:firstLineChars="0" w:firstLine="0"/>
               <w:jc w:val="center"/>
               <w:rPr>
@@ -11980,7 +12190,7 @@
           </w:tcPr>
           <w:p>
             <w:pPr>
-              <w:spacing w:line="360" w:lineRule="auto"/>
+              <w:spacing w:line="240" w:lineRule="auto"/>
               <w:ind w:firstLine="480"/>
               <w:jc w:val="center"/>
               <w:rPr>
@@ -11991,33 +12201,33 @@
         </w:tc>
         <w:tc>
           <w:tcPr>
+            <w:tcW w:w="2813" w:type="dxa"/>
+            <w:vAlign w:val="center"/>
+          </w:tcPr>
+          <w:p>
+            <w:pPr>
+              <w:spacing w:line="240" w:lineRule="auto"/>
+              <w:ind w:firstLineChars="0" w:firstLine="0"/>
+              <w:jc w:val="center"/>
+              <w:rPr>
+                <w:rFonts w:ascii="宋体" w:hAnsi="宋体"/>
+              </w:rPr>
+            </w:pPr>
+            <w:r>
+              <w:rPr>
+                <w:rFonts w:ascii="宋体" w:hAnsi="宋体" w:hint="eastAsia"/>
+              </w:rPr>
+              <w:t>发动机壳体最低温度</w:t>
+            </w:r>
+          </w:p>
+        </w:tc>
+        <w:tc>
+          <w:tcPr>
             <w:tcW w:w="1843" w:type="dxa"/>
-            <w:vAlign w:val="center"/>
-          </w:tcPr>
-          <w:p>
-            <w:pPr>
-              <w:spacing w:line="360" w:lineRule="auto"/>
-              <w:ind w:firstLineChars="0" w:firstLine="0"/>
-              <w:jc w:val="center"/>
-              <w:rPr>
-                <w:rFonts w:ascii="宋体" w:hAnsi="宋体"/>
-              </w:rPr>
-            </w:pPr>
-            <w:r>
-              <w:rPr>
-                <w:rFonts w:ascii="宋体" w:hAnsi="宋体" w:hint="eastAsia"/>
-              </w:rPr>
-              <w:t>发动机壳体最低温度</w:t>
-            </w:r>
-          </w:p>
-        </w:tc>
-        <w:tc>
-          <w:tcPr>
-            <w:tcW w:w="2187" w:type="dxa"/>
-          </w:tcPr>
-          <w:p>
-            <w:pPr>
-              <w:spacing w:line="360" w:lineRule="auto"/>
+          </w:tcPr>
+          <w:p>
+            <w:pPr>
+              <w:spacing w:line="240" w:lineRule="auto"/>
               <w:ind w:firstLineChars="0" w:firstLine="0"/>
               <w:jc w:val="center"/>
               <w:rPr>
@@ -12034,11 +12244,11 @@
         </w:tc>
         <w:tc>
           <w:tcPr>
-            <w:tcW w:w="1476" w:type="dxa"/>
-          </w:tcPr>
-          <w:p>
-            <w:pPr>
-              <w:spacing w:line="360" w:lineRule="auto"/>
+            <w:tcW w:w="1417" w:type="dxa"/>
+          </w:tcPr>
+          <w:p>
+            <w:pPr>
+              <w:spacing w:line="240" w:lineRule="auto"/>
               <w:ind w:firstLineChars="0" w:firstLine="0"/>
               <w:jc w:val="center"/>
               <w:rPr>
@@ -12060,7 +12270,7 @@
           </w:tcPr>
           <w:p>
             <w:pPr>
-              <w:spacing w:line="360" w:lineRule="auto"/>
+              <w:spacing w:line="240" w:lineRule="auto"/>
               <w:ind w:firstLineChars="0" w:firstLine="0"/>
               <w:jc w:val="center"/>
               <w:rPr>
@@ -12077,11 +12287,11 @@
         </w:tc>
         <w:tc>
           <w:tcPr>
-            <w:tcW w:w="1985" w:type="dxa"/>
-          </w:tcPr>
-          <w:p>
-            <w:pPr>
-              <w:spacing w:line="360" w:lineRule="auto"/>
+            <w:tcW w:w="1843" w:type="dxa"/>
+          </w:tcPr>
+          <w:p>
+            <w:pPr>
+              <w:spacing w:line="240" w:lineRule="auto"/>
               <w:ind w:firstLineChars="0" w:firstLine="0"/>
               <w:jc w:val="center"/>
               <w:rPr>
@@ -12098,11 +12308,11 @@
         </w:tc>
         <w:tc>
           <w:tcPr>
-            <w:tcW w:w="1865" w:type="dxa"/>
-          </w:tcPr>
-          <w:p>
-            <w:pPr>
-              <w:spacing w:line="360" w:lineRule="auto"/>
+            <w:tcW w:w="1440" w:type="dxa"/>
+          </w:tcPr>
+          <w:p>
+            <w:pPr>
+              <w:spacing w:line="240" w:lineRule="auto"/>
               <w:ind w:firstLineChars="0" w:firstLine="0"/>
               <w:jc w:val="center"/>
               <w:rPr>
@@ -12131,7 +12341,7 @@
           </w:tcPr>
           <w:p>
             <w:pPr>
-              <w:spacing w:line="360" w:lineRule="auto"/>
+              <w:spacing w:line="240" w:lineRule="auto"/>
               <w:ind w:firstLine="480"/>
               <w:jc w:val="center"/>
               <w:rPr>
@@ -12142,33 +12352,33 @@
         </w:tc>
         <w:tc>
           <w:tcPr>
+            <w:tcW w:w="2813" w:type="dxa"/>
+            <w:vAlign w:val="center"/>
+          </w:tcPr>
+          <w:p>
+            <w:pPr>
+              <w:spacing w:line="240" w:lineRule="auto"/>
+              <w:ind w:firstLineChars="0" w:firstLine="0"/>
+              <w:jc w:val="center"/>
+              <w:rPr>
+                <w:rFonts w:ascii="宋体" w:hAnsi="宋体"/>
+              </w:rPr>
+            </w:pPr>
+            <w:r>
+              <w:rPr>
+                <w:rFonts w:ascii="宋体" w:hAnsi="宋体" w:hint="eastAsia"/>
+              </w:rPr>
+              <w:t>发动机壳体平均温度</w:t>
+            </w:r>
+          </w:p>
+        </w:tc>
+        <w:tc>
+          <w:tcPr>
             <w:tcW w:w="1843" w:type="dxa"/>
-            <w:vAlign w:val="center"/>
-          </w:tcPr>
-          <w:p>
-            <w:pPr>
-              <w:spacing w:line="360" w:lineRule="auto"/>
-              <w:ind w:firstLineChars="0" w:firstLine="0"/>
-              <w:jc w:val="center"/>
-              <w:rPr>
-                <w:rFonts w:ascii="宋体" w:hAnsi="宋体"/>
-              </w:rPr>
-            </w:pPr>
-            <w:r>
-              <w:rPr>
-                <w:rFonts w:ascii="宋体" w:hAnsi="宋体" w:hint="eastAsia"/>
-              </w:rPr>
-              <w:t>发动机壳体平均温度</w:t>
-            </w:r>
-          </w:p>
-        </w:tc>
-        <w:tc>
-          <w:tcPr>
-            <w:tcW w:w="2187" w:type="dxa"/>
-          </w:tcPr>
-          <w:p>
-            <w:pPr>
-              <w:spacing w:line="360" w:lineRule="auto"/>
+          </w:tcPr>
+          <w:p>
+            <w:pPr>
+              <w:spacing w:line="240" w:lineRule="auto"/>
               <w:ind w:firstLineChars="0" w:firstLine="0"/>
               <w:jc w:val="center"/>
               <w:rPr>
@@ -12185,11 +12395,11 @@
         </w:tc>
         <w:tc>
           <w:tcPr>
-            <w:tcW w:w="1476" w:type="dxa"/>
-          </w:tcPr>
-          <w:p>
-            <w:pPr>
-              <w:spacing w:line="360" w:lineRule="auto"/>
+            <w:tcW w:w="1417" w:type="dxa"/>
+          </w:tcPr>
+          <w:p>
+            <w:pPr>
+              <w:spacing w:line="240" w:lineRule="auto"/>
               <w:ind w:firstLineChars="0" w:firstLine="0"/>
               <w:jc w:val="center"/>
               <w:rPr>
@@ -12211,7 +12421,7 @@
           </w:tcPr>
           <w:p>
             <w:pPr>
-              <w:spacing w:line="360" w:lineRule="auto"/>
+              <w:spacing w:line="240" w:lineRule="auto"/>
               <w:ind w:firstLineChars="0" w:firstLine="0"/>
               <w:jc w:val="center"/>
               <w:rPr>
@@ -12242,11 +12452,11 @@
         </w:tc>
         <w:tc>
           <w:tcPr>
-            <w:tcW w:w="1985" w:type="dxa"/>
-          </w:tcPr>
-          <w:p>
-            <w:pPr>
-              <w:spacing w:line="360" w:lineRule="auto"/>
+            <w:tcW w:w="1843" w:type="dxa"/>
+          </w:tcPr>
+          <w:p>
+            <w:pPr>
+              <w:spacing w:line="240" w:lineRule="auto"/>
               <w:ind w:firstLineChars="0" w:firstLine="0"/>
               <w:jc w:val="center"/>
               <w:rPr>
@@ -12277,11 +12487,11 @@
         </w:tc>
         <w:tc>
           <w:tcPr>
-            <w:tcW w:w="1865" w:type="dxa"/>
-          </w:tcPr>
-          <w:p>
-            <w:pPr>
-              <w:spacing w:line="360" w:lineRule="auto"/>
+            <w:tcW w:w="1440" w:type="dxa"/>
+          </w:tcPr>
+          <w:p>
+            <w:pPr>
+              <w:spacing w:line="240" w:lineRule="auto"/>
               <w:ind w:firstLineChars="0" w:firstLine="0"/>
               <w:jc w:val="center"/>
               <w:rPr>
@@ -12310,7 +12520,7 @@
           </w:tcPr>
           <w:p>
             <w:pPr>
-              <w:spacing w:line="360" w:lineRule="auto"/>
+              <w:spacing w:line="240" w:lineRule="auto"/>
               <w:ind w:firstLine="480"/>
               <w:jc w:val="center"/>
               <w:rPr>
@@ -12321,33 +12531,33 @@
         </w:tc>
         <w:tc>
           <w:tcPr>
+            <w:tcW w:w="2813" w:type="dxa"/>
+            <w:vAlign w:val="center"/>
+          </w:tcPr>
+          <w:p>
+            <w:pPr>
+              <w:spacing w:line="240" w:lineRule="auto"/>
+              <w:ind w:firstLineChars="0" w:firstLine="0"/>
+              <w:jc w:val="center"/>
+              <w:rPr>
+                <w:rFonts w:ascii="宋体" w:hAnsi="宋体"/>
+              </w:rPr>
+            </w:pPr>
+            <w:r>
+              <w:rPr>
+                <w:rFonts w:ascii="宋体" w:hAnsi="宋体" w:hint="eastAsia"/>
+              </w:rPr>
+              <w:t>发动机壳体温度标准差</w:t>
+            </w:r>
+          </w:p>
+        </w:tc>
+        <w:tc>
+          <w:tcPr>
             <w:tcW w:w="1843" w:type="dxa"/>
-            <w:vAlign w:val="center"/>
-          </w:tcPr>
-          <w:p>
-            <w:pPr>
-              <w:spacing w:line="360" w:lineRule="auto"/>
-              <w:ind w:firstLineChars="0" w:firstLine="0"/>
-              <w:jc w:val="center"/>
-              <w:rPr>
-                <w:rFonts w:ascii="宋体" w:hAnsi="宋体"/>
-              </w:rPr>
-            </w:pPr>
-            <w:r>
-              <w:rPr>
-                <w:rFonts w:ascii="宋体" w:hAnsi="宋体" w:hint="eastAsia"/>
-              </w:rPr>
-              <w:t>发动机壳体温度标准差</w:t>
-            </w:r>
-          </w:p>
-        </w:tc>
-        <w:tc>
-          <w:tcPr>
-            <w:tcW w:w="2187" w:type="dxa"/>
-          </w:tcPr>
-          <w:p>
-            <w:pPr>
-              <w:spacing w:line="360" w:lineRule="auto"/>
+          </w:tcPr>
+          <w:p>
+            <w:pPr>
+              <w:spacing w:line="240" w:lineRule="auto"/>
               <w:ind w:firstLineChars="0" w:firstLine="0"/>
               <w:jc w:val="center"/>
               <w:rPr>
@@ -12364,11 +12574,11 @@
         </w:tc>
         <w:tc>
           <w:tcPr>
-            <w:tcW w:w="1476" w:type="dxa"/>
-          </w:tcPr>
-          <w:p>
-            <w:pPr>
-              <w:spacing w:line="360" w:lineRule="auto"/>
+            <w:tcW w:w="1417" w:type="dxa"/>
+          </w:tcPr>
+          <w:p>
+            <w:pPr>
+              <w:spacing w:line="240" w:lineRule="auto"/>
               <w:ind w:firstLineChars="0" w:firstLine="0"/>
               <w:jc w:val="center"/>
               <w:rPr>
@@ -12390,7 +12600,7 @@
           </w:tcPr>
           <w:p>
             <w:pPr>
-              <w:spacing w:line="360" w:lineRule="auto"/>
+              <w:spacing w:line="240" w:lineRule="auto"/>
               <w:ind w:firstLineChars="0" w:firstLine="0"/>
               <w:jc w:val="center"/>
               <w:rPr>
@@ -12407,11 +12617,11 @@
         </w:tc>
         <w:tc>
           <w:tcPr>
-            <w:tcW w:w="1985" w:type="dxa"/>
-          </w:tcPr>
-          <w:p>
-            <w:pPr>
-              <w:spacing w:line="360" w:lineRule="auto"/>
+            <w:tcW w:w="1843" w:type="dxa"/>
+          </w:tcPr>
+          <w:p>
+            <w:pPr>
+              <w:spacing w:line="240" w:lineRule="auto"/>
               <w:ind w:firstLineChars="0" w:firstLine="0"/>
               <w:jc w:val="center"/>
               <w:rPr>
@@ -12428,11 +12638,11 @@
         </w:tc>
         <w:tc>
           <w:tcPr>
-            <w:tcW w:w="1865" w:type="dxa"/>
-          </w:tcPr>
-          <w:p>
-            <w:pPr>
-              <w:spacing w:line="360" w:lineRule="auto"/>
+            <w:tcW w:w="1440" w:type="dxa"/>
+          </w:tcPr>
+          <w:p>
+            <w:pPr>
+              <w:spacing w:line="240" w:lineRule="auto"/>
               <w:ind w:firstLineChars="0" w:firstLine="0"/>
               <w:jc w:val="center"/>
               <w:rPr>
@@ -12461,7 +12671,7 @@
           </w:tcPr>
           <w:p>
             <w:pPr>
-              <w:spacing w:line="360" w:lineRule="auto"/>
+              <w:spacing w:line="240" w:lineRule="auto"/>
               <w:ind w:firstLine="480"/>
               <w:jc w:val="center"/>
               <w:rPr>
@@ -12472,33 +12682,33 @@
         </w:tc>
         <w:tc>
           <w:tcPr>
+            <w:tcW w:w="2813" w:type="dxa"/>
+            <w:vAlign w:val="center"/>
+          </w:tcPr>
+          <w:p>
+            <w:pPr>
+              <w:spacing w:line="240" w:lineRule="auto"/>
+              <w:ind w:firstLineChars="0" w:firstLine="0"/>
+              <w:jc w:val="center"/>
+              <w:rPr>
+                <w:rFonts w:ascii="宋体" w:hAnsi="宋体"/>
+              </w:rPr>
+            </w:pPr>
+            <w:r>
+              <w:rPr>
+                <w:rFonts w:ascii="宋体" w:hAnsi="宋体" w:hint="eastAsia"/>
+              </w:rPr>
+              <w:t>固体推进剂最高温度</w:t>
+            </w:r>
+          </w:p>
+        </w:tc>
+        <w:tc>
+          <w:tcPr>
             <w:tcW w:w="1843" w:type="dxa"/>
-            <w:vAlign w:val="center"/>
-          </w:tcPr>
-          <w:p>
-            <w:pPr>
-              <w:spacing w:line="360" w:lineRule="auto"/>
-              <w:ind w:firstLineChars="0" w:firstLine="0"/>
-              <w:jc w:val="center"/>
-              <w:rPr>
-                <w:rFonts w:ascii="宋体" w:hAnsi="宋体"/>
-              </w:rPr>
-            </w:pPr>
-            <w:r>
-              <w:rPr>
-                <w:rFonts w:ascii="宋体" w:hAnsi="宋体" w:hint="eastAsia"/>
-              </w:rPr>
-              <w:t>固体推进剂最高温度</w:t>
-            </w:r>
-          </w:p>
-        </w:tc>
-        <w:tc>
-          <w:tcPr>
-            <w:tcW w:w="2187" w:type="dxa"/>
-          </w:tcPr>
-          <w:p>
-            <w:pPr>
-              <w:spacing w:line="360" w:lineRule="auto"/>
+          </w:tcPr>
+          <w:p>
+            <w:pPr>
+              <w:spacing w:line="240" w:lineRule="auto"/>
               <w:ind w:firstLineChars="0" w:firstLine="0"/>
               <w:jc w:val="center"/>
               <w:rPr>
@@ -12515,11 +12725,11 @@
         </w:tc>
         <w:tc>
           <w:tcPr>
-            <w:tcW w:w="1476" w:type="dxa"/>
-          </w:tcPr>
-          <w:p>
-            <w:pPr>
-              <w:spacing w:line="360" w:lineRule="auto"/>
+            <w:tcW w:w="1417" w:type="dxa"/>
+          </w:tcPr>
+          <w:p>
+            <w:pPr>
+              <w:spacing w:line="240" w:lineRule="auto"/>
               <w:ind w:firstLineChars="0" w:firstLine="0"/>
               <w:jc w:val="center"/>
               <w:rPr>
@@ -12541,7 +12751,7 @@
           </w:tcPr>
           <w:p>
             <w:pPr>
-              <w:spacing w:line="360" w:lineRule="auto"/>
+              <w:spacing w:line="240" w:lineRule="auto"/>
               <w:ind w:firstLineChars="0" w:firstLine="0"/>
               <w:jc w:val="center"/>
               <w:rPr>
@@ -12558,11 +12768,11 @@
         </w:tc>
         <w:tc>
           <w:tcPr>
-            <w:tcW w:w="1985" w:type="dxa"/>
-          </w:tcPr>
-          <w:p>
-            <w:pPr>
-              <w:spacing w:line="360" w:lineRule="auto"/>
+            <w:tcW w:w="1843" w:type="dxa"/>
+          </w:tcPr>
+          <w:p>
+            <w:pPr>
+              <w:spacing w:line="240" w:lineRule="auto"/>
               <w:ind w:firstLineChars="0" w:firstLine="0"/>
               <w:jc w:val="center"/>
               <w:rPr>
@@ -12579,11 +12789,11 @@
         </w:tc>
         <w:tc>
           <w:tcPr>
-            <w:tcW w:w="1865" w:type="dxa"/>
-          </w:tcPr>
-          <w:p>
-            <w:pPr>
-              <w:spacing w:line="360" w:lineRule="auto"/>
+            <w:tcW w:w="1440" w:type="dxa"/>
+          </w:tcPr>
+          <w:p>
+            <w:pPr>
+              <w:spacing w:line="240" w:lineRule="auto"/>
               <w:ind w:firstLineChars="0" w:firstLine="0"/>
               <w:jc w:val="center"/>
               <w:rPr>
@@ -12612,7 +12822,7 @@
           </w:tcPr>
           <w:p>
             <w:pPr>
-              <w:spacing w:line="360" w:lineRule="auto"/>
+              <w:spacing w:line="240" w:lineRule="auto"/>
               <w:ind w:firstLine="480"/>
               <w:jc w:val="center"/>
               <w:rPr>
@@ -12623,33 +12833,33 @@
         </w:tc>
         <w:tc>
           <w:tcPr>
+            <w:tcW w:w="2813" w:type="dxa"/>
+            <w:vAlign w:val="center"/>
+          </w:tcPr>
+          <w:p>
+            <w:pPr>
+              <w:spacing w:line="240" w:lineRule="auto"/>
+              <w:ind w:firstLineChars="0" w:firstLine="0"/>
+              <w:jc w:val="center"/>
+              <w:rPr>
+                <w:rFonts w:ascii="宋体" w:hAnsi="宋体"/>
+              </w:rPr>
+            </w:pPr>
+            <w:r>
+              <w:rPr>
+                <w:rFonts w:ascii="宋体" w:hAnsi="宋体" w:hint="eastAsia"/>
+              </w:rPr>
+              <w:t>固体推进剂最低温度</w:t>
+            </w:r>
+          </w:p>
+        </w:tc>
+        <w:tc>
+          <w:tcPr>
             <w:tcW w:w="1843" w:type="dxa"/>
-            <w:vAlign w:val="center"/>
-          </w:tcPr>
-          <w:p>
-            <w:pPr>
-              <w:spacing w:line="360" w:lineRule="auto"/>
-              <w:ind w:firstLineChars="0" w:firstLine="0"/>
-              <w:jc w:val="center"/>
-              <w:rPr>
-                <w:rFonts w:ascii="宋体" w:hAnsi="宋体"/>
-              </w:rPr>
-            </w:pPr>
-            <w:r>
-              <w:rPr>
-                <w:rFonts w:ascii="宋体" w:hAnsi="宋体" w:hint="eastAsia"/>
-              </w:rPr>
-              <w:t>固体推进剂最低温度</w:t>
-            </w:r>
-          </w:p>
-        </w:tc>
-        <w:tc>
-          <w:tcPr>
-            <w:tcW w:w="2187" w:type="dxa"/>
-          </w:tcPr>
-          <w:p>
-            <w:pPr>
-              <w:spacing w:line="360" w:lineRule="auto"/>
+          </w:tcPr>
+          <w:p>
+            <w:pPr>
+              <w:spacing w:line="240" w:lineRule="auto"/>
               <w:ind w:firstLineChars="0" w:firstLine="0"/>
               <w:jc w:val="center"/>
               <w:rPr>
@@ -12666,11 +12876,11 @@
         </w:tc>
         <w:tc>
           <w:tcPr>
-            <w:tcW w:w="1476" w:type="dxa"/>
-          </w:tcPr>
-          <w:p>
-            <w:pPr>
-              <w:spacing w:line="360" w:lineRule="auto"/>
+            <w:tcW w:w="1417" w:type="dxa"/>
+          </w:tcPr>
+          <w:p>
+            <w:pPr>
+              <w:spacing w:line="240" w:lineRule="auto"/>
               <w:ind w:firstLineChars="0" w:firstLine="0"/>
               <w:jc w:val="center"/>
               <w:rPr>
@@ -12692,7 +12902,7 @@
           </w:tcPr>
           <w:p>
             <w:pPr>
-              <w:spacing w:line="360" w:lineRule="auto"/>
+              <w:spacing w:line="240" w:lineRule="auto"/>
               <w:ind w:firstLineChars="0" w:firstLine="0"/>
               <w:jc w:val="center"/>
               <w:rPr>
@@ -12709,11 +12919,11 @@
         </w:tc>
         <w:tc>
           <w:tcPr>
-            <w:tcW w:w="1985" w:type="dxa"/>
-          </w:tcPr>
-          <w:p>
-            <w:pPr>
-              <w:spacing w:line="360" w:lineRule="auto"/>
+            <w:tcW w:w="1843" w:type="dxa"/>
+          </w:tcPr>
+          <w:p>
+            <w:pPr>
+              <w:spacing w:line="240" w:lineRule="auto"/>
               <w:ind w:firstLineChars="0" w:firstLine="0"/>
               <w:jc w:val="center"/>
               <w:rPr>
@@ -12730,11 +12940,11 @@
         </w:tc>
         <w:tc>
           <w:tcPr>
-            <w:tcW w:w="1865" w:type="dxa"/>
-          </w:tcPr>
-          <w:p>
-            <w:pPr>
-              <w:spacing w:line="360" w:lineRule="auto"/>
+            <w:tcW w:w="1440" w:type="dxa"/>
+          </w:tcPr>
+          <w:p>
+            <w:pPr>
+              <w:spacing w:line="240" w:lineRule="auto"/>
               <w:ind w:firstLineChars="0" w:firstLine="0"/>
               <w:jc w:val="center"/>
               <w:rPr>
@@ -12763,7 +12973,7 @@
           </w:tcPr>
           <w:p>
             <w:pPr>
-              <w:spacing w:line="360" w:lineRule="auto"/>
+              <w:spacing w:line="240" w:lineRule="auto"/>
               <w:ind w:firstLine="480"/>
               <w:jc w:val="center"/>
               <w:rPr>
@@ -12774,33 +12984,33 @@
         </w:tc>
         <w:tc>
           <w:tcPr>
+            <w:tcW w:w="2813" w:type="dxa"/>
+            <w:vAlign w:val="center"/>
+          </w:tcPr>
+          <w:p>
+            <w:pPr>
+              <w:spacing w:line="240" w:lineRule="auto"/>
+              <w:ind w:firstLineChars="0" w:firstLine="0"/>
+              <w:jc w:val="center"/>
+              <w:rPr>
+                <w:rFonts w:ascii="宋体" w:hAnsi="宋体"/>
+              </w:rPr>
+            </w:pPr>
+            <w:r>
+              <w:rPr>
+                <w:rFonts w:ascii="宋体" w:hAnsi="宋体" w:hint="eastAsia"/>
+              </w:rPr>
+              <w:t>固体推进剂平均温度</w:t>
+            </w:r>
+          </w:p>
+        </w:tc>
+        <w:tc>
+          <w:tcPr>
             <w:tcW w:w="1843" w:type="dxa"/>
-            <w:vAlign w:val="center"/>
-          </w:tcPr>
-          <w:p>
-            <w:pPr>
-              <w:spacing w:line="360" w:lineRule="auto"/>
-              <w:ind w:firstLineChars="0" w:firstLine="0"/>
-              <w:jc w:val="center"/>
-              <w:rPr>
-                <w:rFonts w:ascii="宋体" w:hAnsi="宋体"/>
-              </w:rPr>
-            </w:pPr>
-            <w:r>
-              <w:rPr>
-                <w:rFonts w:ascii="宋体" w:hAnsi="宋体" w:hint="eastAsia"/>
-              </w:rPr>
-              <w:t>固体推进剂平均温度</w:t>
-            </w:r>
-          </w:p>
-        </w:tc>
-        <w:tc>
-          <w:tcPr>
-            <w:tcW w:w="2187" w:type="dxa"/>
-          </w:tcPr>
-          <w:p>
-            <w:pPr>
-              <w:spacing w:line="360" w:lineRule="auto"/>
+          </w:tcPr>
+          <w:p>
+            <w:pPr>
+              <w:spacing w:line="240" w:lineRule="auto"/>
               <w:ind w:firstLineChars="0" w:firstLine="0"/>
               <w:jc w:val="center"/>
               <w:rPr>
@@ -12817,11 +13027,11 @@
         </w:tc>
         <w:tc>
           <w:tcPr>
-            <w:tcW w:w="1476" w:type="dxa"/>
-          </w:tcPr>
-          <w:p>
-            <w:pPr>
-              <w:spacing w:line="360" w:lineRule="auto"/>
+            <w:tcW w:w="1417" w:type="dxa"/>
+          </w:tcPr>
+          <w:p>
+            <w:pPr>
+              <w:spacing w:line="240" w:lineRule="auto"/>
               <w:ind w:firstLineChars="0" w:firstLine="0"/>
               <w:jc w:val="center"/>
               <w:rPr>
@@ -12843,7 +13053,7 @@
           </w:tcPr>
           <w:p>
             <w:pPr>
-              <w:spacing w:line="360" w:lineRule="auto"/>
+              <w:spacing w:line="240" w:lineRule="auto"/>
               <w:ind w:firstLineChars="0" w:firstLine="0"/>
               <w:jc w:val="center"/>
               <w:rPr>
@@ -12860,11 +13070,11 @@
         </w:tc>
         <w:tc>
           <w:tcPr>
-            <w:tcW w:w="1985" w:type="dxa"/>
-          </w:tcPr>
-          <w:p>
-            <w:pPr>
-              <w:spacing w:line="360" w:lineRule="auto"/>
+            <w:tcW w:w="1843" w:type="dxa"/>
+          </w:tcPr>
+          <w:p>
+            <w:pPr>
+              <w:spacing w:line="240" w:lineRule="auto"/>
               <w:ind w:firstLineChars="0" w:firstLine="0"/>
               <w:jc w:val="center"/>
               <w:rPr>
@@ -12881,11 +13091,11 @@
         </w:tc>
         <w:tc>
           <w:tcPr>
-            <w:tcW w:w="1865" w:type="dxa"/>
-          </w:tcPr>
-          <w:p>
-            <w:pPr>
-              <w:spacing w:line="360" w:lineRule="auto"/>
+            <w:tcW w:w="1440" w:type="dxa"/>
+          </w:tcPr>
+          <w:p>
+            <w:pPr>
+              <w:spacing w:line="240" w:lineRule="auto"/>
               <w:ind w:firstLineChars="0" w:firstLine="0"/>
               <w:jc w:val="center"/>
               <w:rPr>
@@ -12914,7 +13124,7 @@
           </w:tcPr>
           <w:p>
             <w:pPr>
-              <w:spacing w:line="360" w:lineRule="auto"/>
+              <w:spacing w:line="240" w:lineRule="auto"/>
               <w:ind w:firstLine="480"/>
               <w:jc w:val="center"/>
               <w:rPr>
@@ -12925,33 +13135,33 @@
         </w:tc>
         <w:tc>
           <w:tcPr>
+            <w:tcW w:w="2813" w:type="dxa"/>
+            <w:vAlign w:val="center"/>
+          </w:tcPr>
+          <w:p>
+            <w:pPr>
+              <w:spacing w:line="240" w:lineRule="auto"/>
+              <w:ind w:firstLineChars="0" w:firstLine="0"/>
+              <w:jc w:val="center"/>
+              <w:rPr>
+                <w:rFonts w:ascii="宋体" w:hAnsi="宋体"/>
+              </w:rPr>
+            </w:pPr>
+            <w:r>
+              <w:rPr>
+                <w:rFonts w:ascii="宋体" w:hAnsi="宋体" w:hint="eastAsia"/>
+              </w:rPr>
+              <w:t>固体推进剂温度标准差</w:t>
+            </w:r>
+          </w:p>
+        </w:tc>
+        <w:tc>
+          <w:tcPr>
             <w:tcW w:w="1843" w:type="dxa"/>
-            <w:vAlign w:val="center"/>
-          </w:tcPr>
-          <w:p>
-            <w:pPr>
-              <w:spacing w:line="360" w:lineRule="auto"/>
-              <w:ind w:firstLineChars="0" w:firstLine="0"/>
-              <w:jc w:val="center"/>
-              <w:rPr>
-                <w:rFonts w:ascii="宋体" w:hAnsi="宋体"/>
-              </w:rPr>
-            </w:pPr>
-            <w:r>
-              <w:rPr>
-                <w:rFonts w:ascii="宋体" w:hAnsi="宋体" w:hint="eastAsia"/>
-              </w:rPr>
-              <w:t>固体推进剂温度标准差</w:t>
-            </w:r>
-          </w:p>
-        </w:tc>
-        <w:tc>
-          <w:tcPr>
-            <w:tcW w:w="2187" w:type="dxa"/>
-          </w:tcPr>
-          <w:p>
-            <w:pPr>
-              <w:spacing w:line="360" w:lineRule="auto"/>
+          </w:tcPr>
+          <w:p>
+            <w:pPr>
+              <w:spacing w:line="240" w:lineRule="auto"/>
               <w:ind w:firstLineChars="0" w:firstLine="0"/>
               <w:jc w:val="center"/>
               <w:rPr>
@@ -12968,11 +13178,11 @@
         </w:tc>
         <w:tc>
           <w:tcPr>
-            <w:tcW w:w="1476" w:type="dxa"/>
-          </w:tcPr>
-          <w:p>
-            <w:pPr>
-              <w:spacing w:line="360" w:lineRule="auto"/>
+            <w:tcW w:w="1417" w:type="dxa"/>
+          </w:tcPr>
+          <w:p>
+            <w:pPr>
+              <w:spacing w:line="240" w:lineRule="auto"/>
               <w:ind w:firstLineChars="0" w:firstLine="0"/>
               <w:jc w:val="center"/>
               <w:rPr>
@@ -12994,7 +13204,7 @@
           </w:tcPr>
           <w:p>
             <w:pPr>
-              <w:spacing w:line="360" w:lineRule="auto"/>
+              <w:spacing w:line="240" w:lineRule="auto"/>
               <w:ind w:firstLineChars="0" w:firstLine="0"/>
               <w:jc w:val="center"/>
               <w:rPr>
@@ -13011,11 +13221,11 @@
         </w:tc>
         <w:tc>
           <w:tcPr>
-            <w:tcW w:w="1985" w:type="dxa"/>
-          </w:tcPr>
-          <w:p>
-            <w:pPr>
-              <w:spacing w:line="360" w:lineRule="auto"/>
+            <w:tcW w:w="1843" w:type="dxa"/>
+          </w:tcPr>
+          <w:p>
+            <w:pPr>
+              <w:spacing w:line="240" w:lineRule="auto"/>
               <w:ind w:firstLineChars="0" w:firstLine="0"/>
               <w:jc w:val="center"/>
               <w:rPr>
@@ -13032,11 +13242,11 @@
         </w:tc>
         <w:tc>
           <w:tcPr>
-            <w:tcW w:w="1865" w:type="dxa"/>
-          </w:tcPr>
-          <w:p>
-            <w:pPr>
-              <w:spacing w:line="360" w:lineRule="auto"/>
+            <w:tcW w:w="1440" w:type="dxa"/>
+          </w:tcPr>
+          <w:p>
+            <w:pPr>
+              <w:spacing w:line="240" w:lineRule="auto"/>
               <w:ind w:firstLineChars="0" w:firstLine="0"/>
               <w:jc w:val="center"/>
               <w:rPr>
@@ -13065,7 +13275,7 @@
           </w:tcPr>
           <w:p>
             <w:pPr>
-              <w:spacing w:line="360" w:lineRule="auto"/>
+              <w:spacing w:line="240" w:lineRule="auto"/>
               <w:ind w:firstLineChars="0" w:firstLine="0"/>
               <w:jc w:val="center"/>
               <w:rPr>
@@ -13082,33 +13292,33 @@
         </w:tc>
         <w:tc>
           <w:tcPr>
+            <w:tcW w:w="2813" w:type="dxa"/>
+            <w:vAlign w:val="center"/>
+          </w:tcPr>
+          <w:p>
+            <w:pPr>
+              <w:spacing w:line="240" w:lineRule="auto"/>
+              <w:ind w:firstLineChars="0" w:firstLine="0"/>
+              <w:jc w:val="center"/>
+              <w:rPr>
+                <w:rFonts w:ascii="宋体" w:hAnsi="宋体"/>
+              </w:rPr>
+            </w:pPr>
+            <w:r>
+              <w:rPr>
+                <w:rFonts w:ascii="宋体" w:hAnsi="宋体" w:hint="eastAsia"/>
+              </w:rPr>
+              <w:t>发动机壳体最大超压</w:t>
+            </w:r>
+          </w:p>
+        </w:tc>
+        <w:tc>
+          <w:tcPr>
             <w:tcW w:w="1843" w:type="dxa"/>
-            <w:vAlign w:val="center"/>
-          </w:tcPr>
-          <w:p>
-            <w:pPr>
-              <w:spacing w:line="360" w:lineRule="auto"/>
-              <w:ind w:firstLineChars="0" w:firstLine="0"/>
-              <w:jc w:val="center"/>
-              <w:rPr>
-                <w:rFonts w:ascii="宋体" w:hAnsi="宋体"/>
-              </w:rPr>
-            </w:pPr>
-            <w:r>
-              <w:rPr>
-                <w:rFonts w:ascii="宋体" w:hAnsi="宋体" w:hint="eastAsia"/>
-              </w:rPr>
-              <w:t>发动机壳体最大超压</w:t>
-            </w:r>
-          </w:p>
-        </w:tc>
-        <w:tc>
-          <w:tcPr>
-            <w:tcW w:w="2187" w:type="dxa"/>
-          </w:tcPr>
-          <w:p>
-            <w:pPr>
-              <w:spacing w:line="360" w:lineRule="auto"/>
+          </w:tcPr>
+          <w:p>
+            <w:pPr>
+              <w:spacing w:line="240" w:lineRule="auto"/>
               <w:ind w:firstLineChars="0" w:firstLine="0"/>
               <w:jc w:val="center"/>
               <w:rPr>
@@ -13125,11 +13335,11 @@
         </w:tc>
         <w:tc>
           <w:tcPr>
-            <w:tcW w:w="1476" w:type="dxa"/>
-          </w:tcPr>
-          <w:p>
-            <w:pPr>
-              <w:spacing w:line="360" w:lineRule="auto"/>
+            <w:tcW w:w="1417" w:type="dxa"/>
+          </w:tcPr>
+          <w:p>
+            <w:pPr>
+              <w:spacing w:line="240" w:lineRule="auto"/>
               <w:ind w:firstLineChars="0" w:firstLine="0"/>
               <w:jc w:val="center"/>
               <w:rPr>
@@ -13151,7 +13361,7 @@
           </w:tcPr>
           <w:p>
             <w:pPr>
-              <w:spacing w:line="360" w:lineRule="auto"/>
+              <w:spacing w:line="240" w:lineRule="auto"/>
               <w:ind w:firstLineChars="0" w:firstLine="0"/>
               <w:jc w:val="center"/>
               <w:rPr>
@@ -13182,11 +13392,11 @@
         </w:tc>
         <w:tc>
           <w:tcPr>
-            <w:tcW w:w="1985" w:type="dxa"/>
-          </w:tcPr>
-          <w:p>
-            <w:pPr>
-              <w:spacing w:line="360" w:lineRule="auto"/>
+            <w:tcW w:w="1843" w:type="dxa"/>
+          </w:tcPr>
+          <w:p>
+            <w:pPr>
+              <w:spacing w:line="240" w:lineRule="auto"/>
               <w:ind w:firstLineChars="0" w:firstLine="0"/>
               <w:jc w:val="center"/>
               <w:rPr>
@@ -13217,11 +13427,11 @@
         </w:tc>
         <w:tc>
           <w:tcPr>
-            <w:tcW w:w="1865" w:type="dxa"/>
-          </w:tcPr>
-          <w:p>
-            <w:pPr>
-              <w:spacing w:line="360" w:lineRule="auto"/>
+            <w:tcW w:w="1440" w:type="dxa"/>
+          </w:tcPr>
+          <w:p>
+            <w:pPr>
+              <w:spacing w:line="240" w:lineRule="auto"/>
               <w:ind w:firstLineChars="0" w:firstLine="0"/>
               <w:jc w:val="center"/>
               <w:rPr>
@@ -13250,7 +13460,7 @@
           </w:tcPr>
           <w:p>
             <w:pPr>
-              <w:spacing w:line="360" w:lineRule="auto"/>
+              <w:spacing w:line="240" w:lineRule="auto"/>
               <w:ind w:firstLine="480"/>
               <w:jc w:val="center"/>
               <w:rPr>
@@ -13261,33 +13471,33 @@
         </w:tc>
         <w:tc>
           <w:tcPr>
+            <w:tcW w:w="2813" w:type="dxa"/>
+            <w:vAlign w:val="center"/>
+          </w:tcPr>
+          <w:p>
+            <w:pPr>
+              <w:spacing w:line="240" w:lineRule="auto"/>
+              <w:ind w:firstLineChars="0" w:firstLine="0"/>
+              <w:jc w:val="center"/>
+              <w:rPr>
+                <w:rFonts w:ascii="宋体" w:hAnsi="宋体"/>
+              </w:rPr>
+            </w:pPr>
+            <w:r>
+              <w:rPr>
+                <w:rFonts w:ascii="宋体" w:hAnsi="宋体" w:hint="eastAsia"/>
+              </w:rPr>
+              <w:t>发动机壳体最小超压</w:t>
+            </w:r>
+          </w:p>
+        </w:tc>
+        <w:tc>
+          <w:tcPr>
             <w:tcW w:w="1843" w:type="dxa"/>
-            <w:vAlign w:val="center"/>
-          </w:tcPr>
-          <w:p>
-            <w:pPr>
-              <w:spacing w:line="360" w:lineRule="auto"/>
-              <w:ind w:firstLineChars="0" w:firstLine="0"/>
-              <w:jc w:val="center"/>
-              <w:rPr>
-                <w:rFonts w:ascii="宋体" w:hAnsi="宋体"/>
-              </w:rPr>
-            </w:pPr>
-            <w:r>
-              <w:rPr>
-                <w:rFonts w:ascii="宋体" w:hAnsi="宋体" w:hint="eastAsia"/>
-              </w:rPr>
-              <w:t>发动机壳体最小超压</w:t>
-            </w:r>
-          </w:p>
-        </w:tc>
-        <w:tc>
-          <w:tcPr>
-            <w:tcW w:w="2187" w:type="dxa"/>
-          </w:tcPr>
-          <w:p>
-            <w:pPr>
-              <w:spacing w:line="360" w:lineRule="auto"/>
+          </w:tcPr>
+          <w:p>
+            <w:pPr>
+              <w:spacing w:line="240" w:lineRule="auto"/>
               <w:ind w:firstLineChars="0" w:firstLine="0"/>
               <w:jc w:val="center"/>
               <w:rPr>
@@ -13304,11 +13514,11 @@
         </w:tc>
         <w:tc>
           <w:tcPr>
-            <w:tcW w:w="1476" w:type="dxa"/>
-          </w:tcPr>
-          <w:p>
-            <w:pPr>
-              <w:spacing w:line="360" w:lineRule="auto"/>
+            <w:tcW w:w="1417" w:type="dxa"/>
+          </w:tcPr>
+          <w:p>
+            <w:pPr>
+              <w:spacing w:line="240" w:lineRule="auto"/>
               <w:ind w:firstLineChars="0" w:firstLine="0"/>
               <w:jc w:val="center"/>
               <w:rPr>
@@ -13330,7 +13540,7 @@
           </w:tcPr>
           <w:p>
             <w:pPr>
-              <w:spacing w:line="360" w:lineRule="auto"/>
+              <w:spacing w:line="240" w:lineRule="auto"/>
               <w:ind w:firstLineChars="0" w:firstLine="0"/>
               <w:jc w:val="center"/>
               <w:rPr>
@@ -13347,11 +13557,11 @@
         </w:tc>
         <w:tc>
           <w:tcPr>
-            <w:tcW w:w="1985" w:type="dxa"/>
-          </w:tcPr>
-          <w:p>
-            <w:pPr>
-              <w:spacing w:line="360" w:lineRule="auto"/>
+            <w:tcW w:w="1843" w:type="dxa"/>
+          </w:tcPr>
+          <w:p>
+            <w:pPr>
+              <w:spacing w:line="240" w:lineRule="auto"/>
               <w:ind w:firstLineChars="0" w:firstLine="0"/>
               <w:jc w:val="center"/>
               <w:rPr>
@@ -13368,11 +13578,11 @@
         </w:tc>
         <w:tc>
           <w:tcPr>
-            <w:tcW w:w="1865" w:type="dxa"/>
-          </w:tcPr>
-          <w:p>
-            <w:pPr>
-              <w:spacing w:line="360" w:lineRule="auto"/>
+            <w:tcW w:w="1440" w:type="dxa"/>
+          </w:tcPr>
+          <w:p>
+            <w:pPr>
+              <w:spacing w:line="240" w:lineRule="auto"/>
               <w:ind w:firstLineChars="0" w:firstLine="0"/>
               <w:jc w:val="center"/>
               <w:rPr>
@@ -13401,7 +13611,7 @@
           </w:tcPr>
           <w:p>
             <w:pPr>
-              <w:spacing w:line="360" w:lineRule="auto"/>
+              <w:spacing w:line="240" w:lineRule="auto"/>
               <w:ind w:firstLine="480"/>
               <w:jc w:val="center"/>
               <w:rPr>
@@ -13412,33 +13622,33 @@
         </w:tc>
         <w:tc>
           <w:tcPr>
+            <w:tcW w:w="2813" w:type="dxa"/>
+            <w:vAlign w:val="center"/>
+          </w:tcPr>
+          <w:p>
+            <w:pPr>
+              <w:spacing w:line="240" w:lineRule="auto"/>
+              <w:ind w:firstLineChars="0" w:firstLine="0"/>
+              <w:jc w:val="center"/>
+              <w:rPr>
+                <w:rFonts w:ascii="宋体" w:hAnsi="宋体"/>
+              </w:rPr>
+            </w:pPr>
+            <w:r>
+              <w:rPr>
+                <w:rFonts w:ascii="宋体" w:hAnsi="宋体" w:hint="eastAsia"/>
+              </w:rPr>
+              <w:t>发动机壳体平均超压</w:t>
+            </w:r>
+          </w:p>
+        </w:tc>
+        <w:tc>
+          <w:tcPr>
             <w:tcW w:w="1843" w:type="dxa"/>
-            <w:vAlign w:val="center"/>
-          </w:tcPr>
-          <w:p>
-            <w:pPr>
-              <w:spacing w:line="360" w:lineRule="auto"/>
-              <w:ind w:firstLineChars="0" w:firstLine="0"/>
-              <w:jc w:val="center"/>
-              <w:rPr>
-                <w:rFonts w:ascii="宋体" w:hAnsi="宋体"/>
-              </w:rPr>
-            </w:pPr>
-            <w:r>
-              <w:rPr>
-                <w:rFonts w:ascii="宋体" w:hAnsi="宋体" w:hint="eastAsia"/>
-              </w:rPr>
-              <w:t>发动机壳体平均超压</w:t>
-            </w:r>
-          </w:p>
-        </w:tc>
-        <w:tc>
-          <w:tcPr>
-            <w:tcW w:w="2187" w:type="dxa"/>
-          </w:tcPr>
-          <w:p>
-            <w:pPr>
-              <w:spacing w:line="360" w:lineRule="auto"/>
+          </w:tcPr>
+          <w:p>
+            <w:pPr>
+              <w:spacing w:line="240" w:lineRule="auto"/>
               <w:ind w:firstLineChars="0" w:firstLine="0"/>
               <w:jc w:val="center"/>
               <w:rPr>
@@ -13455,11 +13665,11 @@
         </w:tc>
         <w:tc>
           <w:tcPr>
-            <w:tcW w:w="1476" w:type="dxa"/>
-          </w:tcPr>
-          <w:p>
-            <w:pPr>
-              <w:spacing w:line="360" w:lineRule="auto"/>
+            <w:tcW w:w="1417" w:type="dxa"/>
+          </w:tcPr>
+          <w:p>
+            <w:pPr>
+              <w:spacing w:line="240" w:lineRule="auto"/>
               <w:ind w:firstLineChars="0" w:firstLine="0"/>
               <w:jc w:val="center"/>
               <w:rPr>
@@ -13481,7 +13691,7 @@
           </w:tcPr>
           <w:p>
             <w:pPr>
-              <w:spacing w:line="360" w:lineRule="auto"/>
+              <w:spacing w:line="240" w:lineRule="auto"/>
               <w:ind w:firstLineChars="0" w:firstLine="0"/>
               <w:jc w:val="center"/>
               <w:rPr>
@@ -13512,11 +13722,11 @@
         </w:tc>
         <w:tc>
           <w:tcPr>
-            <w:tcW w:w="1985" w:type="dxa"/>
-          </w:tcPr>
-          <w:p>
-            <w:pPr>
-              <w:spacing w:line="360" w:lineRule="auto"/>
+            <w:tcW w:w="1843" w:type="dxa"/>
+          </w:tcPr>
+          <w:p>
+            <w:pPr>
+              <w:spacing w:line="240" w:lineRule="auto"/>
               <w:ind w:firstLineChars="0" w:firstLine="0"/>
               <w:jc w:val="center"/>
               <w:rPr>
@@ -13547,11 +13757,11 @@
         </w:tc>
         <w:tc>
           <w:tcPr>
-            <w:tcW w:w="1865" w:type="dxa"/>
-          </w:tcPr>
-          <w:p>
-            <w:pPr>
-              <w:spacing w:line="360" w:lineRule="auto"/>
+            <w:tcW w:w="1440" w:type="dxa"/>
+          </w:tcPr>
+          <w:p>
+            <w:pPr>
+              <w:spacing w:line="240" w:lineRule="auto"/>
               <w:ind w:firstLineChars="0" w:firstLine="0"/>
               <w:jc w:val="center"/>
               <w:rPr>
@@ -13580,7 +13790,7 @@
           </w:tcPr>
           <w:p>
             <w:pPr>
-              <w:spacing w:line="360" w:lineRule="auto"/>
+              <w:spacing w:line="240" w:lineRule="auto"/>
               <w:ind w:firstLine="480"/>
               <w:jc w:val="center"/>
               <w:rPr>
@@ -13591,33 +13801,33 @@
         </w:tc>
         <w:tc>
           <w:tcPr>
+            <w:tcW w:w="2813" w:type="dxa"/>
+            <w:vAlign w:val="center"/>
+          </w:tcPr>
+          <w:p>
+            <w:pPr>
+              <w:spacing w:line="240" w:lineRule="auto"/>
+              <w:ind w:firstLineChars="0" w:firstLine="0"/>
+              <w:jc w:val="center"/>
+              <w:rPr>
+                <w:rFonts w:ascii="宋体" w:hAnsi="宋体"/>
+              </w:rPr>
+            </w:pPr>
+            <w:r>
+              <w:rPr>
+                <w:rFonts w:ascii="宋体" w:hAnsi="宋体" w:hint="eastAsia"/>
+              </w:rPr>
+              <w:t>发动机壳体超压标准差</w:t>
+            </w:r>
+          </w:p>
+        </w:tc>
+        <w:tc>
+          <w:tcPr>
             <w:tcW w:w="1843" w:type="dxa"/>
-            <w:vAlign w:val="center"/>
-          </w:tcPr>
-          <w:p>
-            <w:pPr>
-              <w:spacing w:line="360" w:lineRule="auto"/>
-              <w:ind w:firstLineChars="0" w:firstLine="0"/>
-              <w:jc w:val="center"/>
-              <w:rPr>
-                <w:rFonts w:ascii="宋体" w:hAnsi="宋体"/>
-              </w:rPr>
-            </w:pPr>
-            <w:r>
-              <w:rPr>
-                <w:rFonts w:ascii="宋体" w:hAnsi="宋体" w:hint="eastAsia"/>
-              </w:rPr>
-              <w:t>发动机壳体超压标准差</w:t>
-            </w:r>
-          </w:p>
-        </w:tc>
-        <w:tc>
-          <w:tcPr>
-            <w:tcW w:w="2187" w:type="dxa"/>
-          </w:tcPr>
-          <w:p>
-            <w:pPr>
-              <w:spacing w:line="360" w:lineRule="auto"/>
+          </w:tcPr>
+          <w:p>
+            <w:pPr>
+              <w:spacing w:line="240" w:lineRule="auto"/>
               <w:ind w:firstLineChars="0" w:firstLine="0"/>
               <w:jc w:val="center"/>
               <w:rPr>
@@ -13634,11 +13844,11 @@
         </w:tc>
         <w:tc>
           <w:tcPr>
-            <w:tcW w:w="1476" w:type="dxa"/>
-          </w:tcPr>
-          <w:p>
-            <w:pPr>
-              <w:spacing w:line="360" w:lineRule="auto"/>
+            <w:tcW w:w="1417" w:type="dxa"/>
+          </w:tcPr>
+          <w:p>
+            <w:pPr>
+              <w:spacing w:line="240" w:lineRule="auto"/>
               <w:ind w:firstLineChars="0" w:firstLine="0"/>
               <w:jc w:val="center"/>
               <w:rPr>
@@ -13660,7 +13870,7 @@
           </w:tcPr>
           <w:p>
             <w:pPr>
-              <w:spacing w:line="360" w:lineRule="auto"/>
+              <w:spacing w:line="240" w:lineRule="auto"/>
               <w:ind w:firstLineChars="0" w:firstLine="0"/>
               <w:jc w:val="center"/>
               <w:rPr>
@@ -13677,11 +13887,11 @@
         </w:tc>
         <w:tc>
           <w:tcPr>
-            <w:tcW w:w="1985" w:type="dxa"/>
-          </w:tcPr>
-          <w:p>
-            <w:pPr>
-              <w:spacing w:line="360" w:lineRule="auto"/>
+            <w:tcW w:w="1843" w:type="dxa"/>
+          </w:tcPr>
+          <w:p>
+            <w:pPr>
+              <w:spacing w:line="240" w:lineRule="auto"/>
               <w:ind w:firstLineChars="0" w:firstLine="0"/>
               <w:jc w:val="center"/>
               <w:rPr>
@@ -13698,11 +13908,11 @@
         </w:tc>
         <w:tc>
           <w:tcPr>
-            <w:tcW w:w="1865" w:type="dxa"/>
-          </w:tcPr>
-          <w:p>
-            <w:pPr>
-              <w:spacing w:line="360" w:lineRule="auto"/>
+            <w:tcW w:w="1440" w:type="dxa"/>
+          </w:tcPr>
+          <w:p>
+            <w:pPr>
+              <w:spacing w:line="240" w:lineRule="auto"/>
               <w:ind w:firstLineChars="0" w:firstLine="0"/>
               <w:jc w:val="center"/>
               <w:rPr>
@@ -13731,7 +13941,7 @@
           </w:tcPr>
           <w:p>
             <w:pPr>
-              <w:spacing w:line="360" w:lineRule="auto"/>
+              <w:spacing w:line="240" w:lineRule="auto"/>
               <w:ind w:firstLine="480"/>
               <w:jc w:val="center"/>
               <w:rPr>
@@ -13742,33 +13952,33 @@
         </w:tc>
         <w:tc>
           <w:tcPr>
+            <w:tcW w:w="2813" w:type="dxa"/>
+            <w:vAlign w:val="center"/>
+          </w:tcPr>
+          <w:p>
+            <w:pPr>
+              <w:spacing w:line="240" w:lineRule="auto"/>
+              <w:ind w:firstLineChars="0" w:firstLine="0"/>
+              <w:jc w:val="center"/>
+              <w:rPr>
+                <w:rFonts w:ascii="宋体" w:hAnsi="宋体"/>
+              </w:rPr>
+            </w:pPr>
+            <w:r>
+              <w:rPr>
+                <w:rFonts w:ascii="宋体" w:hAnsi="宋体" w:hint="eastAsia"/>
+              </w:rPr>
+              <w:t>固体推进剂最大超压</w:t>
+            </w:r>
+          </w:p>
+        </w:tc>
+        <w:tc>
+          <w:tcPr>
             <w:tcW w:w="1843" w:type="dxa"/>
-            <w:vAlign w:val="center"/>
-          </w:tcPr>
-          <w:p>
-            <w:pPr>
-              <w:spacing w:line="360" w:lineRule="auto"/>
-              <w:ind w:firstLineChars="0" w:firstLine="0"/>
-              <w:jc w:val="center"/>
-              <w:rPr>
-                <w:rFonts w:ascii="宋体" w:hAnsi="宋体"/>
-              </w:rPr>
-            </w:pPr>
-            <w:r>
-              <w:rPr>
-                <w:rFonts w:ascii="宋体" w:hAnsi="宋体" w:hint="eastAsia"/>
-              </w:rPr>
-              <w:t>固体推进剂最大超压</w:t>
-            </w:r>
-          </w:p>
-        </w:tc>
-        <w:tc>
-          <w:tcPr>
-            <w:tcW w:w="2187" w:type="dxa"/>
-          </w:tcPr>
-          <w:p>
-            <w:pPr>
-              <w:spacing w:line="360" w:lineRule="auto"/>
+          </w:tcPr>
+          <w:p>
+            <w:pPr>
+              <w:spacing w:line="240" w:lineRule="auto"/>
               <w:ind w:firstLineChars="0" w:firstLine="0"/>
               <w:jc w:val="center"/>
               <w:rPr>
@@ -13785,11 +13995,11 @@
         </w:tc>
         <w:tc>
           <w:tcPr>
-            <w:tcW w:w="1476" w:type="dxa"/>
-          </w:tcPr>
-          <w:p>
-            <w:pPr>
-              <w:spacing w:line="360" w:lineRule="auto"/>
+            <w:tcW w:w="1417" w:type="dxa"/>
+          </w:tcPr>
+          <w:p>
+            <w:pPr>
+              <w:spacing w:line="240" w:lineRule="auto"/>
               <w:ind w:firstLineChars="0" w:firstLine="0"/>
               <w:jc w:val="center"/>
               <w:rPr>
@@ -13811,7 +14021,7 @@
           </w:tcPr>
           <w:p>
             <w:pPr>
-              <w:spacing w:line="360" w:lineRule="auto"/>
+              <w:spacing w:line="240" w:lineRule="auto"/>
               <w:ind w:firstLineChars="0" w:firstLine="0"/>
               <w:jc w:val="center"/>
               <w:rPr>
@@ -13828,11 +14038,11 @@
         </w:tc>
         <w:tc>
           <w:tcPr>
-            <w:tcW w:w="1985" w:type="dxa"/>
-          </w:tcPr>
-          <w:p>
-            <w:pPr>
-              <w:spacing w:line="360" w:lineRule="auto"/>
+            <w:tcW w:w="1843" w:type="dxa"/>
+          </w:tcPr>
+          <w:p>
+            <w:pPr>
+              <w:spacing w:line="240" w:lineRule="auto"/>
               <w:ind w:firstLineChars="0" w:firstLine="0"/>
               <w:jc w:val="center"/>
               <w:rPr>
@@ -13849,11 +14059,11 @@
         </w:tc>
         <w:tc>
           <w:tcPr>
-            <w:tcW w:w="1865" w:type="dxa"/>
-          </w:tcPr>
-          <w:p>
-            <w:pPr>
-              <w:spacing w:line="360" w:lineRule="auto"/>
+            <w:tcW w:w="1440" w:type="dxa"/>
+          </w:tcPr>
+          <w:p>
+            <w:pPr>
+              <w:spacing w:line="240" w:lineRule="auto"/>
               <w:ind w:firstLineChars="0" w:firstLine="0"/>
               <w:jc w:val="center"/>
               <w:rPr>
@@ -13882,7 +14092,7 @@
           </w:tcPr>
           <w:p>
             <w:pPr>
-              <w:spacing w:line="360" w:lineRule="auto"/>
+              <w:spacing w:line="240" w:lineRule="auto"/>
               <w:ind w:firstLine="480"/>
               <w:jc w:val="center"/>
               <w:rPr>
@@ -13893,33 +14103,33 @@
         </w:tc>
         <w:tc>
           <w:tcPr>
+            <w:tcW w:w="2813" w:type="dxa"/>
+            <w:vAlign w:val="center"/>
+          </w:tcPr>
+          <w:p>
+            <w:pPr>
+              <w:spacing w:line="240" w:lineRule="auto"/>
+              <w:ind w:firstLineChars="0" w:firstLine="0"/>
+              <w:jc w:val="center"/>
+              <w:rPr>
+                <w:rFonts w:ascii="宋体" w:hAnsi="宋体"/>
+              </w:rPr>
+            </w:pPr>
+            <w:r>
+              <w:rPr>
+                <w:rFonts w:ascii="宋体" w:hAnsi="宋体" w:hint="eastAsia"/>
+              </w:rPr>
+              <w:t>固体推进剂最小超压</w:t>
+            </w:r>
+          </w:p>
+        </w:tc>
+        <w:tc>
+          <w:tcPr>
             <w:tcW w:w="1843" w:type="dxa"/>
-            <w:vAlign w:val="center"/>
-          </w:tcPr>
-          <w:p>
-            <w:pPr>
-              <w:spacing w:line="360" w:lineRule="auto"/>
-              <w:ind w:firstLineChars="0" w:firstLine="0"/>
-              <w:jc w:val="center"/>
-              <w:rPr>
-                <w:rFonts w:ascii="宋体" w:hAnsi="宋体"/>
-              </w:rPr>
-            </w:pPr>
-            <w:r>
-              <w:rPr>
-                <w:rFonts w:ascii="宋体" w:hAnsi="宋体" w:hint="eastAsia"/>
-              </w:rPr>
-              <w:t>固体推进剂最小超压</w:t>
-            </w:r>
-          </w:p>
-        </w:tc>
-        <w:tc>
-          <w:tcPr>
-            <w:tcW w:w="2187" w:type="dxa"/>
-          </w:tcPr>
-          <w:p>
-            <w:pPr>
-              <w:spacing w:line="360" w:lineRule="auto"/>
+          </w:tcPr>
+          <w:p>
+            <w:pPr>
+              <w:spacing w:line="240" w:lineRule="auto"/>
               <w:ind w:firstLineChars="0" w:firstLine="0"/>
               <w:jc w:val="center"/>
               <w:rPr>
@@ -13936,11 +14146,11 @@
         </w:tc>
         <w:tc>
           <w:tcPr>
-            <w:tcW w:w="1476" w:type="dxa"/>
-          </w:tcPr>
-          <w:p>
-            <w:pPr>
-              <w:spacing w:line="360" w:lineRule="auto"/>
+            <w:tcW w:w="1417" w:type="dxa"/>
+          </w:tcPr>
+          <w:p>
+            <w:pPr>
+              <w:spacing w:line="240" w:lineRule="auto"/>
               <w:ind w:firstLineChars="0" w:firstLine="0"/>
               <w:jc w:val="center"/>
               <w:rPr>
@@ -13962,7 +14172,7 @@
           </w:tcPr>
           <w:p>
             <w:pPr>
-              <w:spacing w:line="360" w:lineRule="auto"/>
+              <w:spacing w:line="240" w:lineRule="auto"/>
               <w:ind w:firstLineChars="0" w:firstLine="0"/>
               <w:jc w:val="center"/>
               <w:rPr>
@@ -13979,11 +14189,11 @@
         </w:tc>
         <w:tc>
           <w:tcPr>
-            <w:tcW w:w="1985" w:type="dxa"/>
-          </w:tcPr>
-          <w:p>
-            <w:pPr>
-              <w:spacing w:line="360" w:lineRule="auto"/>
+            <w:tcW w:w="1843" w:type="dxa"/>
+          </w:tcPr>
+          <w:p>
+            <w:pPr>
+              <w:spacing w:line="240" w:lineRule="auto"/>
               <w:ind w:firstLineChars="0" w:firstLine="0"/>
               <w:jc w:val="center"/>
               <w:rPr>
@@ -14000,11 +14210,11 @@
         </w:tc>
         <w:tc>
           <w:tcPr>
-            <w:tcW w:w="1865" w:type="dxa"/>
-          </w:tcPr>
-          <w:p>
-            <w:pPr>
-              <w:spacing w:line="360" w:lineRule="auto"/>
+            <w:tcW w:w="1440" w:type="dxa"/>
+          </w:tcPr>
+          <w:p>
+            <w:pPr>
+              <w:spacing w:line="240" w:lineRule="auto"/>
               <w:ind w:firstLineChars="0" w:firstLine="0"/>
               <w:jc w:val="center"/>
               <w:rPr>
@@ -14033,7 +14243,7 @@
           </w:tcPr>
           <w:p>
             <w:pPr>
-              <w:spacing w:line="360" w:lineRule="auto"/>
+              <w:spacing w:line="240" w:lineRule="auto"/>
               <w:ind w:firstLine="480"/>
               <w:jc w:val="center"/>
               <w:rPr>
@@ -14044,33 +14254,33 @@
         </w:tc>
         <w:tc>
           <w:tcPr>
+            <w:tcW w:w="2813" w:type="dxa"/>
+            <w:vAlign w:val="center"/>
+          </w:tcPr>
+          <w:p>
+            <w:pPr>
+              <w:spacing w:line="240" w:lineRule="auto"/>
+              <w:ind w:firstLineChars="0" w:firstLine="0"/>
+              <w:jc w:val="center"/>
+              <w:rPr>
+                <w:rFonts w:ascii="宋体" w:hAnsi="宋体"/>
+              </w:rPr>
+            </w:pPr>
+            <w:r>
+              <w:rPr>
+                <w:rFonts w:ascii="宋体" w:hAnsi="宋体" w:hint="eastAsia"/>
+              </w:rPr>
+              <w:t>固体推进剂平均超压</w:t>
+            </w:r>
+          </w:p>
+        </w:tc>
+        <w:tc>
+          <w:tcPr>
             <w:tcW w:w="1843" w:type="dxa"/>
-            <w:vAlign w:val="center"/>
-          </w:tcPr>
-          <w:p>
-            <w:pPr>
-              <w:spacing w:line="360" w:lineRule="auto"/>
-              <w:ind w:firstLineChars="0" w:firstLine="0"/>
-              <w:jc w:val="center"/>
-              <w:rPr>
-                <w:rFonts w:ascii="宋体" w:hAnsi="宋体"/>
-              </w:rPr>
-            </w:pPr>
-            <w:r>
-              <w:rPr>
-                <w:rFonts w:ascii="宋体" w:hAnsi="宋体" w:hint="eastAsia"/>
-              </w:rPr>
-              <w:t>固体推进剂平均超压</w:t>
-            </w:r>
-          </w:p>
-        </w:tc>
-        <w:tc>
-          <w:tcPr>
-            <w:tcW w:w="2187" w:type="dxa"/>
-          </w:tcPr>
-          <w:p>
-            <w:pPr>
-              <w:spacing w:line="360" w:lineRule="auto"/>
+          </w:tcPr>
+          <w:p>
+            <w:pPr>
+              <w:spacing w:line="240" w:lineRule="auto"/>
               <w:ind w:firstLineChars="0" w:firstLine="0"/>
               <w:jc w:val="center"/>
               <w:rPr>
@@ -14087,11 +14297,11 @@
         </w:tc>
         <w:tc>
           <w:tcPr>
-            <w:tcW w:w="1476" w:type="dxa"/>
-          </w:tcPr>
-          <w:p>
-            <w:pPr>
-              <w:spacing w:line="360" w:lineRule="auto"/>
+            <w:tcW w:w="1417" w:type="dxa"/>
+          </w:tcPr>
+          <w:p>
+            <w:pPr>
+              <w:spacing w:line="240" w:lineRule="auto"/>
               <w:ind w:firstLineChars="0" w:firstLine="0"/>
               <w:jc w:val="center"/>
               <w:rPr>
@@ -14113,7 +14323,7 @@
           </w:tcPr>
           <w:p>
             <w:pPr>
-              <w:spacing w:line="360" w:lineRule="auto"/>
+              <w:spacing w:line="240" w:lineRule="auto"/>
               <w:ind w:firstLineChars="0" w:firstLine="0"/>
               <w:jc w:val="center"/>
               <w:rPr>
@@ -14130,11 +14340,11 @@
         </w:tc>
         <w:tc>
           <w:tcPr>
-            <w:tcW w:w="1985" w:type="dxa"/>
-          </w:tcPr>
-          <w:p>
-            <w:pPr>
-              <w:spacing w:line="360" w:lineRule="auto"/>
+            <w:tcW w:w="1843" w:type="dxa"/>
+          </w:tcPr>
+          <w:p>
+            <w:pPr>
+              <w:spacing w:line="240" w:lineRule="auto"/>
               <w:ind w:firstLineChars="0" w:firstLine="0"/>
               <w:jc w:val="center"/>
               <w:rPr>
@@ -14151,11 +14361,11 @@
         </w:tc>
         <w:tc>
           <w:tcPr>
-            <w:tcW w:w="1865" w:type="dxa"/>
-          </w:tcPr>
-          <w:p>
-            <w:pPr>
-              <w:spacing w:line="360" w:lineRule="auto"/>
+            <w:tcW w:w="1440" w:type="dxa"/>
+          </w:tcPr>
+          <w:p>
+            <w:pPr>
+              <w:spacing w:line="240" w:lineRule="auto"/>
               <w:ind w:firstLineChars="0" w:firstLine="0"/>
               <w:jc w:val="center"/>
               <w:rPr>
@@ -14184,7 +14394,7 @@
           </w:tcPr>
           <w:p>
             <w:pPr>
-              <w:spacing w:line="360" w:lineRule="auto"/>
+              <w:spacing w:line="240" w:lineRule="auto"/>
               <w:ind w:firstLine="480"/>
               <w:jc w:val="center"/>
               <w:rPr>
@@ -14195,33 +14405,33 @@
         </w:tc>
         <w:tc>
           <w:tcPr>
+            <w:tcW w:w="2813" w:type="dxa"/>
+            <w:vAlign w:val="center"/>
+          </w:tcPr>
+          <w:p>
+            <w:pPr>
+              <w:spacing w:line="240" w:lineRule="auto"/>
+              <w:ind w:firstLineChars="0" w:firstLine="0"/>
+              <w:jc w:val="center"/>
+              <w:rPr>
+                <w:rFonts w:ascii="宋体" w:hAnsi="宋体"/>
+              </w:rPr>
+            </w:pPr>
+            <w:r>
+              <w:rPr>
+                <w:rFonts w:ascii="宋体" w:hAnsi="宋体" w:hint="eastAsia"/>
+              </w:rPr>
+              <w:t>固体推进剂超压标准差</w:t>
+            </w:r>
+          </w:p>
+        </w:tc>
+        <w:tc>
+          <w:tcPr>
             <w:tcW w:w="1843" w:type="dxa"/>
-            <w:vAlign w:val="center"/>
-          </w:tcPr>
-          <w:p>
-            <w:pPr>
-              <w:spacing w:line="360" w:lineRule="auto"/>
-              <w:ind w:firstLineChars="0" w:firstLine="0"/>
-              <w:jc w:val="center"/>
-              <w:rPr>
-                <w:rFonts w:ascii="宋体" w:hAnsi="宋体"/>
-              </w:rPr>
-            </w:pPr>
-            <w:r>
-              <w:rPr>
-                <w:rFonts w:ascii="宋体" w:hAnsi="宋体" w:hint="eastAsia"/>
-              </w:rPr>
-              <w:t>固体推进剂超压标准差</w:t>
-            </w:r>
-          </w:p>
-        </w:tc>
-        <w:tc>
-          <w:tcPr>
-            <w:tcW w:w="2187" w:type="dxa"/>
-          </w:tcPr>
-          <w:p>
-            <w:pPr>
-              <w:spacing w:line="360" w:lineRule="auto"/>
+          </w:tcPr>
+          <w:p>
+            <w:pPr>
+              <w:spacing w:line="240" w:lineRule="auto"/>
               <w:ind w:firstLineChars="0" w:firstLine="0"/>
               <w:jc w:val="center"/>
               <w:rPr>
@@ -14238,11 +14448,11 @@
         </w:tc>
         <w:tc>
           <w:tcPr>
-            <w:tcW w:w="1476" w:type="dxa"/>
-          </w:tcPr>
-          <w:p>
-            <w:pPr>
-              <w:spacing w:line="360" w:lineRule="auto"/>
+            <w:tcW w:w="1417" w:type="dxa"/>
+          </w:tcPr>
+          <w:p>
+            <w:pPr>
+              <w:spacing w:line="240" w:lineRule="auto"/>
               <w:ind w:firstLineChars="0" w:firstLine="0"/>
               <w:jc w:val="center"/>
               <w:rPr>
@@ -14263,7 +14473,7 @@
           </w:tcPr>
           <w:p>
             <w:pPr>
-              <w:spacing w:line="360" w:lineRule="auto"/>
+              <w:spacing w:line="240" w:lineRule="auto"/>
               <w:ind w:firstLineChars="0" w:firstLine="0"/>
               <w:jc w:val="center"/>
               <w:rPr>
@@ -14280,11 +14490,11 @@
         </w:tc>
         <w:tc>
           <w:tcPr>
-            <w:tcW w:w="1985" w:type="dxa"/>
-          </w:tcPr>
-          <w:p>
-            <w:pPr>
-              <w:spacing w:line="360" w:lineRule="auto"/>
+            <w:tcW w:w="1843" w:type="dxa"/>
+          </w:tcPr>
+          <w:p>
+            <w:pPr>
+              <w:spacing w:line="240" w:lineRule="auto"/>
               <w:ind w:firstLineChars="0" w:firstLine="0"/>
               <w:jc w:val="center"/>
               <w:rPr>
@@ -14301,11 +14511,11 @@
         </w:tc>
         <w:tc>
           <w:tcPr>
-            <w:tcW w:w="1865" w:type="dxa"/>
-          </w:tcPr>
-          <w:p>
-            <w:pPr>
-              <w:spacing w:line="360" w:lineRule="auto"/>
+            <w:tcW w:w="1440" w:type="dxa"/>
+          </w:tcPr>
+          <w:p>
+            <w:pPr>
+              <w:spacing w:line="240" w:lineRule="auto"/>
               <w:ind w:firstLineChars="0" w:firstLine="0"/>
               <w:jc w:val="center"/>
               <w:rPr>
@@ -14326,549 +14536,6 @@
       <w:pPr>
         <w:ind w:firstLine="480"/>
         <w:jc w:val="center"/>
-      </w:pPr>
-    </w:p>
-    <w:p>
-      <w:pPr>
-        <w:ind w:firstLine="480"/>
-      </w:pPr>
-      <w:r>
-        <w:rPr>
-          <w:rFonts w:hint="eastAsia"/>
-        </w:rPr>
-        <w:tab/>
-      </w:r>
-      <w:r>
-        <w:t>应力云图</w:t>
-      </w:r>
-      <w:r>
-        <w:t>如图</w:t>
-      </w:r>
-      <w:r>
-        <w:rPr>
-          <w:rFonts w:hint="eastAsia"/>
-        </w:rPr>
-        <w:t>3</w:t>
-      </w:r>
-      <w:r>
-        <w:t>所示。</w:t>
-      </w:r>
-    </w:p>
-    <w:p>
-      <w:pPr>
-        <w:spacing w:line="240" w:lineRule="auto"/>
-        <w:ind w:firstLine="480"/>
-        <w:jc w:val="center"/>
-        <w:rPr>
-          <w:rFonts w:eastAsia="仿宋" w:hint="eastAsia"/>
-          <w:kern w:val="0"/>
-        </w:rPr>
-      </w:pPr>
-      <w:r>
-        <w:rPr>
-          <w:rFonts w:eastAsia="仿宋" w:hint="eastAsia"/>
-          <w:kern w:val="0"/>
-        </w:rPr>
-        <w:t>{{</w:t>
-      </w:r>
-      <w:r>
-        <w:rPr>
-          <w:rFonts w:eastAsia="仿宋" w:hint="eastAsia"/>
-          <w:kern w:val="0"/>
-        </w:rPr>
-        <w:t>应力云图</w:t>
-      </w:r>
-      <w:r>
-        <w:rPr>
-          <w:rFonts w:eastAsia="仿宋" w:hint="eastAsia"/>
-          <w:kern w:val="0"/>
-        </w:rPr>
-        <w:t>}}</w:t>
-      </w:r>
-    </w:p>
-    <w:p>
-      <w:pPr>
-        <w:spacing w:line="240" w:lineRule="auto"/>
-        <w:ind w:firstLine="480"/>
-        <w:jc w:val="center"/>
-      </w:pPr>
-      <w:r>
-        <w:rPr>
-          <w:rFonts w:hint="eastAsia"/>
-        </w:rPr>
-        <w:t>图</w:t>
-      </w:r>
-      <w:r>
-        <w:rPr>
-          <w:rFonts w:hint="eastAsia"/>
-        </w:rPr>
-        <w:t>3</w:t>
-      </w:r>
-      <w:r>
-        <w:rPr>
-          <w:rFonts w:hint="eastAsia"/>
-        </w:rPr>
-        <w:t>应力云图</w:t>
-      </w:r>
-    </w:p>
-    <w:p>
-      <w:pPr>
-        <w:ind w:firstLine="480"/>
-      </w:pPr>
-      <w:r>
-        <w:rPr>
-          <w:rFonts w:hint="eastAsia"/>
-        </w:rPr>
-        <w:tab/>
-      </w:r>
-      <w:r>
-        <w:t>应</w:t>
-      </w:r>
-      <w:r>
-        <w:rPr>
-          <w:rFonts w:hint="eastAsia"/>
-        </w:rPr>
-        <w:t>变</w:t>
-      </w:r>
-      <w:r>
-        <w:t>云图</w:t>
-      </w:r>
-      <w:r>
-        <w:t>如图</w:t>
-      </w:r>
-      <w:r>
-        <w:rPr>
-          <w:rFonts w:hint="eastAsia"/>
-        </w:rPr>
-        <w:t>4</w:t>
-      </w:r>
-      <w:r>
-        <w:t>所示。</w:t>
-      </w:r>
-    </w:p>
-    <w:p>
-      <w:pPr>
-        <w:spacing w:line="240" w:lineRule="auto"/>
-        <w:ind w:firstLine="480"/>
-        <w:jc w:val="center"/>
-        <w:rPr>
-          <w:rFonts w:hint="eastAsia"/>
-        </w:rPr>
-      </w:pPr>
-      <w:r>
-        <w:rPr>
-          <w:rFonts w:hint="eastAsia"/>
-        </w:rPr>
-        <w:t>{{</w:t>
-      </w:r>
-      <w:r>
-        <w:rPr>
-          <w:rFonts w:hint="eastAsia"/>
-        </w:rPr>
-        <w:t>应变</w:t>
-      </w:r>
-      <w:r>
-        <w:rPr>
-          <w:rFonts w:hint="eastAsia"/>
-        </w:rPr>
-        <w:t>云图</w:t>
-      </w:r>
-      <w:r>
-        <w:rPr>
-          <w:rFonts w:hint="eastAsia"/>
-        </w:rPr>
-        <w:t>}}</w:t>
-      </w:r>
-    </w:p>
-    <w:p>
-      <w:pPr>
-        <w:spacing w:line="240" w:lineRule="auto"/>
-        <w:ind w:firstLine="480"/>
-        <w:jc w:val="center"/>
-      </w:pPr>
-      <w:r>
-        <w:rPr>
-          <w:rFonts w:hint="eastAsia"/>
-        </w:rPr>
-        <w:t>图</w:t>
-      </w:r>
-      <w:r>
-        <w:rPr>
-          <w:rFonts w:hint="eastAsia"/>
-        </w:rPr>
-        <w:t>4</w:t>
-      </w:r>
-      <w:r>
-        <w:rPr>
-          <w:rFonts w:hint="eastAsia"/>
-        </w:rPr>
-        <w:t>应变</w:t>
-      </w:r>
-      <w:r>
-        <w:rPr>
-          <w:rFonts w:hint="eastAsia"/>
-        </w:rPr>
-        <w:t>云图</w:t>
-      </w:r>
-    </w:p>
-    <w:p>
-      <w:pPr>
-        <w:ind w:firstLine="480"/>
-      </w:pPr>
-      <w:r>
-        <w:rPr>
-          <w:rFonts w:hint="eastAsia"/>
-        </w:rPr>
-        <w:tab/>
-      </w:r>
-      <w:r>
-        <w:t>温度云图</w:t>
-      </w:r>
-      <w:r>
-        <w:t>如图</w:t>
-      </w:r>
-      <w:r>
-        <w:rPr>
-          <w:rFonts w:hint="eastAsia"/>
-        </w:rPr>
-        <w:t>5</w:t>
-      </w:r>
-      <w:r>
-        <w:t>所示。</w:t>
-      </w:r>
-    </w:p>
-    <w:p>
-      <w:pPr>
-        <w:spacing w:line="240" w:lineRule="auto"/>
-        <w:ind w:firstLine="480"/>
-        <w:jc w:val="center"/>
-        <w:rPr>
-          <w:rFonts w:hint="eastAsia"/>
-        </w:rPr>
-      </w:pPr>
-      <w:r>
-        <w:rPr>
-          <w:rFonts w:hint="eastAsia"/>
-        </w:rPr>
-        <w:t>{{</w:t>
-      </w:r>
-      <w:r>
-        <w:rPr>
-          <w:rFonts w:hint="eastAsia"/>
-        </w:rPr>
-        <w:t>温度</w:t>
-      </w:r>
-      <w:r>
-        <w:rPr>
-          <w:rFonts w:hint="eastAsia"/>
-        </w:rPr>
-        <w:t>云图</w:t>
-      </w:r>
-      <w:r>
-        <w:rPr>
-          <w:rFonts w:hint="eastAsia"/>
-        </w:rPr>
-        <w:t>}}</w:t>
-      </w:r>
-    </w:p>
-    <w:p>
-      <w:pPr>
-        <w:spacing w:line="240" w:lineRule="auto"/>
-        <w:ind w:firstLine="480"/>
-        <w:jc w:val="center"/>
-      </w:pPr>
-      <w:r>
-        <w:rPr>
-          <w:rFonts w:hint="eastAsia"/>
-        </w:rPr>
-        <w:t>图</w:t>
-      </w:r>
-      <w:r>
-        <w:rPr>
-          <w:rFonts w:hint="eastAsia"/>
-        </w:rPr>
-        <w:t>5</w:t>
-      </w:r>
-      <w:r>
-        <w:rPr>
-          <w:rFonts w:hint="eastAsia"/>
-        </w:rPr>
-        <w:t>温度</w:t>
-      </w:r>
-      <w:r>
-        <w:rPr>
-          <w:rFonts w:hint="eastAsia"/>
-        </w:rPr>
-        <w:t>云图</w:t>
-      </w:r>
-    </w:p>
-    <w:p>
-      <w:pPr>
-        <w:ind w:firstLine="480"/>
-      </w:pPr>
-      <w:r>
-        <w:rPr>
-          <w:rFonts w:hint="eastAsia"/>
-        </w:rPr>
-        <w:tab/>
-      </w:r>
-      <w:r>
-        <w:t>超压云图</w:t>
-      </w:r>
-      <w:r>
-        <w:t>如图</w:t>
-      </w:r>
-      <w:r>
-        <w:rPr>
-          <w:rFonts w:hint="eastAsia"/>
-        </w:rPr>
-        <w:t>6</w:t>
-      </w:r>
-      <w:r>
-        <w:t>所示。</w:t>
-      </w:r>
-    </w:p>
-    <w:p>
-      <w:pPr>
-        <w:spacing w:line="240" w:lineRule="auto"/>
-        <w:ind w:firstLine="480"/>
-        <w:jc w:val="center"/>
-        <w:rPr>
-          <w:rFonts w:hint="eastAsia"/>
-        </w:rPr>
-      </w:pPr>
-      <w:r>
-        <w:rPr>
-          <w:rFonts w:hint="eastAsia"/>
-        </w:rPr>
-        <w:lastRenderedPageBreak/>
-        <w:t>{{</w:t>
-      </w:r>
-      <w:r>
-        <w:rPr>
-          <w:rFonts w:hint="eastAsia"/>
-        </w:rPr>
-        <w:t>超压</w:t>
-      </w:r>
-      <w:r>
-        <w:rPr>
-          <w:rFonts w:hint="eastAsia"/>
-        </w:rPr>
-        <w:t>云图</w:t>
-      </w:r>
-      <w:r>
-        <w:rPr>
-          <w:rFonts w:hint="eastAsia"/>
-        </w:rPr>
-        <w:t>}}</w:t>
-      </w:r>
-    </w:p>
-    <w:p>
-      <w:pPr>
-        <w:spacing w:line="240" w:lineRule="auto"/>
-        <w:ind w:firstLine="480"/>
-        <w:jc w:val="center"/>
-      </w:pPr>
-      <w:r>
-        <w:rPr>
-          <w:rFonts w:hint="eastAsia"/>
-        </w:rPr>
-        <w:t>图</w:t>
-      </w:r>
-      <w:r>
-        <w:rPr>
-          <w:rFonts w:hint="eastAsia"/>
-        </w:rPr>
-        <w:t>6</w:t>
-      </w:r>
-      <w:r>
-        <w:rPr>
-          <w:rFonts w:hint="eastAsia"/>
-        </w:rPr>
-        <w:t>超压</w:t>
-      </w:r>
-      <w:r>
-        <w:rPr>
-          <w:rFonts w:hint="eastAsia"/>
-        </w:rPr>
-        <w:t>云图</w:t>
-      </w:r>
-    </w:p>
-    <w:p>
-      <w:pPr>
-        <w:ind w:firstLine="480"/>
-        <w:jc w:val="center"/>
-      </w:pPr>
-    </w:p>
-    <w:p>
-      <w:pPr>
-        <w:ind w:firstLine="480"/>
-      </w:pPr>
-      <w:r>
-        <w:rPr>
-          <w:rFonts w:hint="eastAsia"/>
-        </w:rPr>
-        <w:t>分析</w:t>
-      </w:r>
-      <w:r>
-        <w:rPr>
-          <w:rFonts w:hint="eastAsia"/>
-        </w:rPr>
-        <w:t>:</w:t>
-      </w:r>
-      <w:r>
-        <w:rPr>
-          <w:rFonts w:hint="eastAsia"/>
-        </w:rPr>
-        <w:t>结合云图可知，</w:t>
-      </w:r>
-      <w:r>
-        <w:rPr>
-          <w:rFonts w:hint="eastAsia"/>
-        </w:rPr>
-        <w:t>子弹</w:t>
-      </w:r>
-      <w:r>
-        <w:rPr>
-          <w:rFonts w:hint="eastAsia"/>
-        </w:rPr>
-        <w:t>撞击速度</w:t>
-      </w:r>
-      <w:r>
-        <w:rPr>
-          <w:rFonts w:hint="eastAsia"/>
-        </w:rPr>
-        <w:t>为</w:t>
-      </w:r>
-      <w:r>
-        <w:rPr>
-          <w:rFonts w:hint="eastAsia"/>
-        </w:rPr>
-        <w:t>{{</w:t>
-      </w:r>
-      <w:r>
-        <w:rPr>
-          <w:rFonts w:hint="eastAsia"/>
-        </w:rPr>
-        <w:t>撞击速度</w:t>
-      </w:r>
-      <w:r>
-        <w:rPr>
-          <w:rFonts w:hint="eastAsia"/>
-        </w:rPr>
-        <w:t>}}m/s</w:t>
-      </w:r>
-      <w:r>
-        <w:rPr>
-          <w:rFonts w:hint="eastAsia"/>
-        </w:rPr>
-        <w:t>条件下推进剂薄弱环节位于</w:t>
-      </w:r>
-      <w:proofErr w:type="spellStart"/>
-      <w:r>
-        <w:rPr>
-          <w:rFonts w:hint="eastAsia"/>
-        </w:rPr>
-        <w:t>xxxxxx</w:t>
-      </w:r>
-      <w:proofErr w:type="spellEnd"/>
-      <w:r>
-        <w:rPr>
-          <w:rFonts w:hint="eastAsia"/>
-        </w:rPr>
-        <w:t>，发动机最大超压值为</w:t>
-      </w:r>
-      <w:r>
-        <w:rPr>
-          <w:rFonts w:hint="eastAsia"/>
-        </w:rPr>
-        <w:t>{{</w:t>
-      </w:r>
-      <w:r>
-        <w:rPr>
-          <w:rFonts w:ascii="宋体" w:hAnsi="宋体" w:hint="eastAsia"/>
-        </w:rPr>
-        <w:t>固体推进剂最大超压</w:t>
-      </w:r>
-      <w:r>
-        <w:rPr>
-          <w:rFonts w:hint="eastAsia"/>
-        </w:rPr>
-        <w:t>}}</w:t>
-      </w:r>
-      <w:r>
-        <w:rPr>
-          <w:rFonts w:hint="eastAsia"/>
-        </w:rPr>
-        <w:t>MPa</w:t>
-      </w:r>
-      <w:r>
-        <w:rPr>
-          <w:rFonts w:hint="eastAsia"/>
-        </w:rPr>
-        <w:t>。壳体薄弱环节位于</w:t>
-      </w:r>
-      <w:proofErr w:type="spellStart"/>
-      <w:r>
-        <w:rPr>
-          <w:rFonts w:hint="eastAsia"/>
-        </w:rPr>
-        <w:t>xxxxxxxx</w:t>
-      </w:r>
-      <w:proofErr w:type="spellEnd"/>
-      <w:r>
-        <w:rPr>
-          <w:rFonts w:hint="eastAsia"/>
-        </w:rPr>
-        <w:t>，最大应力为</w:t>
-      </w:r>
-      <w:r>
-        <w:rPr>
-          <w:rFonts w:hint="eastAsia"/>
-        </w:rPr>
-        <w:t>{{</w:t>
-      </w:r>
-      <w:r>
-        <w:rPr>
-          <w:rFonts w:ascii="宋体" w:hAnsi="宋体" w:hint="eastAsia"/>
-        </w:rPr>
-        <w:t>发动机壳体最大应力</w:t>
-      </w:r>
-      <w:r>
-        <w:rPr>
-          <w:rFonts w:hint="eastAsia"/>
-        </w:rPr>
-        <w:t>}}</w:t>
-      </w:r>
-      <w:r>
-        <w:rPr>
-          <w:rFonts w:hint="eastAsia"/>
-        </w:rPr>
-        <w:t>MPa</w:t>
-      </w:r>
-      <w:r>
-        <w:rPr>
-          <w:rFonts w:hint="eastAsia"/>
-        </w:rPr>
-        <w:t>。</w:t>
-      </w:r>
-    </w:p>
-    <w:p>
-      <w:pPr>
-        <w:ind w:firstLineChars="0" w:firstLine="0"/>
-      </w:pPr>
-      <w:r>
-        <w:br w:type="page"/>
-      </w:r>
-    </w:p>
-    <w:p>
-      <w:pPr>
-        <w:spacing w:beforeLines="50" w:before="163" w:afterLines="50" w:after="163"/>
-        <w:ind w:firstLine="482"/>
-        <w:rPr>
-          <w:rFonts w:ascii="黑体" w:eastAsia="黑体" w:hAnsi="黑体"/>
-          <w:b/>
-        </w:rPr>
         <w:sectPr>
           <w:pgSz w:w="16838" w:h="11906" w:orient="landscape"/>
           <w:pgMar w:top="1797" w:right="1440" w:bottom="1797" w:left="1440" w:header="567" w:footer="425" w:gutter="0"/>
@@ -14879,8 +14546,711 @@
     </w:p>
     <w:p>
       <w:pPr>
-        <w:spacing w:beforeLines="50" w:before="163" w:afterLines="50" w:after="163"/>
-        <w:ind w:firstLine="482"/>
+        <w:spacing w:beforeLines="50" w:before="120" w:afterLines="50" w:after="120"/>
+        <w:ind w:firstLine="480"/>
+      </w:pPr>
+      <w:r>
+        <w:rPr>
+          <w:rFonts w:hint="eastAsia"/>
+        </w:rPr>
+        <w:lastRenderedPageBreak/>
+        <w:tab/>
+      </w:r>
+      <w:r>
+        <w:t>计算结果</w:t>
+      </w:r>
+      <w:r>
+        <w:t>云图</w:t>
+      </w:r>
+      <w:r>
+        <w:t>数据</w:t>
+      </w:r>
+      <w:r>
+        <w:t>如</w:t>
+      </w:r>
+      <w:r>
+        <w:t>表</w:t>
+      </w:r>
+      <w:r>
+        <w:rPr>
+          <w:rFonts w:hint="eastAsia"/>
+        </w:rPr>
+        <w:t>9</w:t>
+      </w:r>
+      <w:r>
+        <w:rPr>
+          <w:rFonts w:hint="eastAsia"/>
+        </w:rPr>
+        <w:t>所示</w:t>
+      </w:r>
+      <w:r>
+        <w:t>：</w:t>
+      </w:r>
+      <w:bookmarkStart w:id="0" w:name="_GoBack"/>
+      <w:bookmarkEnd w:id="0"/>
+    </w:p>
+    <w:p>
+      <w:pPr>
+        <w:ind w:firstLine="480"/>
+        <w:jc w:val="center"/>
+      </w:pPr>
+      <w:r>
+        <w:t>表</w:t>
+      </w:r>
+      <w:r>
+        <w:rPr>
+          <w:rFonts w:hint="eastAsia"/>
+        </w:rPr>
+        <w:t>9</w:t>
+      </w:r>
+      <w:r>
+        <w:t>计算结果云图表</w:t>
+      </w:r>
+    </w:p>
+    <w:tbl>
+      <w:tblPr>
+        <w:tblStyle w:val="aa"/>
+        <w:tblW w:w="0" w:type="auto"/>
+        <w:tblLook w:val="04A0" w:firstRow="1" w:lastRow="0" w:firstColumn="1" w:lastColumn="0" w:noHBand="0" w:noVBand="1"/>
+      </w:tblPr>
+      <w:tblGrid>
+        <w:gridCol w:w="2518"/>
+        <w:gridCol w:w="6010"/>
+      </w:tblGrid>
+      <w:tr>
+        <w:tc>
+          <w:tcPr>
+            <w:tcW w:w="2518" w:type="dxa"/>
+          </w:tcPr>
+          <w:p>
+            <w:pPr>
+              <w:spacing w:line="240" w:lineRule="auto"/>
+              <w:ind w:firstLineChars="0" w:firstLine="0"/>
+              <w:jc w:val="center"/>
+            </w:pPr>
+            <w:r>
+              <w:t>壳体应力云图</w:t>
+            </w:r>
+          </w:p>
+        </w:tc>
+        <w:tc>
+          <w:tcPr>
+            <w:tcW w:w="6010" w:type="dxa"/>
+          </w:tcPr>
+          <w:p>
+            <w:pPr>
+              <w:spacing w:line="240" w:lineRule="auto"/>
+              <w:ind w:firstLineChars="0" w:firstLine="0"/>
+              <w:jc w:val="center"/>
+              <w:rPr>
+                <w:rFonts w:ascii="宋体" w:hAnsi="宋体"/>
+              </w:rPr>
+            </w:pPr>
+            <w:r>
+              <w:rPr>
+                <w:rFonts w:ascii="宋体" w:hAnsi="宋体" w:hint="eastAsia"/>
+                <w:kern w:val="0"/>
+              </w:rPr>
+              <w:t>{{</w:t>
+            </w:r>
+            <w:r>
+              <w:rPr>
+                <w:rFonts w:ascii="宋体" w:hAnsi="宋体" w:hint="eastAsia"/>
+                <w:kern w:val="0"/>
+              </w:rPr>
+              <w:t>壳体</w:t>
+            </w:r>
+            <w:r>
+              <w:rPr>
+                <w:rFonts w:ascii="宋体" w:hAnsi="宋体" w:hint="eastAsia"/>
+                <w:kern w:val="0"/>
+              </w:rPr>
+              <w:t>应力云图}}</w:t>
+            </w:r>
+          </w:p>
+        </w:tc>
+      </w:tr>
+      <w:tr>
+        <w:tc>
+          <w:tcPr>
+            <w:tcW w:w="2518" w:type="dxa"/>
+          </w:tcPr>
+          <w:p>
+            <w:pPr>
+              <w:spacing w:line="240" w:lineRule="auto"/>
+              <w:ind w:firstLineChars="0" w:firstLine="0"/>
+              <w:jc w:val="center"/>
+            </w:pPr>
+            <w:r>
+              <w:t>推进剂应力云图</w:t>
+            </w:r>
+          </w:p>
+        </w:tc>
+        <w:tc>
+          <w:tcPr>
+            <w:tcW w:w="6010" w:type="dxa"/>
+          </w:tcPr>
+          <w:p>
+            <w:pPr>
+              <w:spacing w:line="240" w:lineRule="auto"/>
+              <w:ind w:firstLineChars="0" w:firstLine="0"/>
+              <w:jc w:val="center"/>
+              <w:rPr>
+                <w:rFonts w:ascii="宋体" w:hAnsi="宋体"/>
+              </w:rPr>
+            </w:pPr>
+            <w:r>
+              <w:rPr>
+                <w:rFonts w:ascii="宋体" w:hAnsi="宋体" w:hint="eastAsia"/>
+                <w:kern w:val="0"/>
+              </w:rPr>
+              <w:t>{{</w:t>
+            </w:r>
+            <w:r>
+              <w:rPr>
+                <w:rFonts w:ascii="宋体" w:hAnsi="宋体" w:hint="eastAsia"/>
+                <w:kern w:val="0"/>
+              </w:rPr>
+              <w:t>推进剂</w:t>
+            </w:r>
+            <w:r>
+              <w:rPr>
+                <w:rFonts w:ascii="宋体" w:hAnsi="宋体" w:hint="eastAsia"/>
+                <w:kern w:val="0"/>
+              </w:rPr>
+              <w:t>应力云图}}</w:t>
+            </w:r>
+          </w:p>
+        </w:tc>
+      </w:tr>
+      <w:tr>
+        <w:tc>
+          <w:tcPr>
+            <w:tcW w:w="2518" w:type="dxa"/>
+          </w:tcPr>
+          <w:p>
+            <w:pPr>
+              <w:spacing w:line="240" w:lineRule="auto"/>
+              <w:ind w:firstLineChars="0" w:firstLine="0"/>
+              <w:jc w:val="center"/>
+            </w:pPr>
+            <w:r>
+              <w:t>壳体</w:t>
+            </w:r>
+            <w:r>
+              <w:rPr>
+                <w:rFonts w:hint="eastAsia"/>
+              </w:rPr>
+              <w:t>应变</w:t>
+            </w:r>
+            <w:r>
+              <w:t>云图</w:t>
+            </w:r>
+          </w:p>
+        </w:tc>
+        <w:tc>
+          <w:tcPr>
+            <w:tcW w:w="6010" w:type="dxa"/>
+          </w:tcPr>
+          <w:p>
+            <w:pPr>
+              <w:spacing w:line="240" w:lineRule="auto"/>
+              <w:ind w:firstLineChars="0" w:firstLine="0"/>
+              <w:jc w:val="center"/>
+              <w:rPr>
+                <w:rFonts w:ascii="宋体" w:hAnsi="宋体"/>
+              </w:rPr>
+            </w:pPr>
+            <w:r>
+              <w:rPr>
+                <w:rFonts w:ascii="宋体" w:hAnsi="宋体" w:hint="eastAsia"/>
+              </w:rPr>
+              <w:t>{{</w:t>
+            </w:r>
+            <w:r>
+              <w:rPr>
+                <w:rFonts w:ascii="宋体" w:hAnsi="宋体" w:hint="eastAsia"/>
+                <w:kern w:val="0"/>
+              </w:rPr>
+              <w:t>壳体</w:t>
+            </w:r>
+            <w:r>
+              <w:rPr>
+                <w:rFonts w:ascii="宋体" w:hAnsi="宋体" w:hint="eastAsia"/>
+              </w:rPr>
+              <w:t>应变云图}}</w:t>
+            </w:r>
+          </w:p>
+        </w:tc>
+      </w:tr>
+      <w:tr>
+        <w:tc>
+          <w:tcPr>
+            <w:tcW w:w="2518" w:type="dxa"/>
+          </w:tcPr>
+          <w:p>
+            <w:pPr>
+              <w:spacing w:line="240" w:lineRule="auto"/>
+              <w:ind w:firstLineChars="0" w:firstLine="0"/>
+              <w:jc w:val="center"/>
+            </w:pPr>
+            <w:r>
+              <w:t>推进剂</w:t>
+            </w:r>
+            <w:r>
+              <w:rPr>
+                <w:rFonts w:hint="eastAsia"/>
+              </w:rPr>
+              <w:t>应变</w:t>
+            </w:r>
+            <w:r>
+              <w:t>云图</w:t>
+            </w:r>
+          </w:p>
+        </w:tc>
+        <w:tc>
+          <w:tcPr>
+            <w:tcW w:w="6010" w:type="dxa"/>
+          </w:tcPr>
+          <w:p>
+            <w:pPr>
+              <w:spacing w:line="240" w:lineRule="auto"/>
+              <w:ind w:firstLineChars="0" w:firstLine="0"/>
+              <w:jc w:val="center"/>
+              <w:rPr>
+                <w:rFonts w:ascii="宋体" w:hAnsi="宋体"/>
+              </w:rPr>
+            </w:pPr>
+            <w:r>
+              <w:rPr>
+                <w:rFonts w:ascii="宋体" w:hAnsi="宋体" w:hint="eastAsia"/>
+              </w:rPr>
+              <w:t>{{</w:t>
+            </w:r>
+            <w:r>
+              <w:rPr>
+                <w:rFonts w:ascii="宋体" w:hAnsi="宋体" w:hint="eastAsia"/>
+                <w:kern w:val="0"/>
+              </w:rPr>
+              <w:t>推进剂</w:t>
+            </w:r>
+            <w:r>
+              <w:rPr>
+                <w:rFonts w:ascii="宋体" w:hAnsi="宋体" w:hint="eastAsia"/>
+              </w:rPr>
+              <w:t>应变云图}}</w:t>
+            </w:r>
+          </w:p>
+        </w:tc>
+      </w:tr>
+      <w:tr>
+        <w:tc>
+          <w:tcPr>
+            <w:tcW w:w="2518" w:type="dxa"/>
+          </w:tcPr>
+          <w:p>
+            <w:pPr>
+              <w:spacing w:line="240" w:lineRule="auto"/>
+              <w:ind w:firstLineChars="0" w:firstLine="0"/>
+              <w:jc w:val="center"/>
+            </w:pPr>
+            <w:r>
+              <w:t>壳体</w:t>
+            </w:r>
+            <w:r>
+              <w:rPr>
+                <w:rFonts w:hint="eastAsia"/>
+              </w:rPr>
+              <w:t>温度</w:t>
+            </w:r>
+            <w:r>
+              <w:t>云图</w:t>
+            </w:r>
+          </w:p>
+        </w:tc>
+        <w:tc>
+          <w:tcPr>
+            <w:tcW w:w="6010" w:type="dxa"/>
+          </w:tcPr>
+          <w:p>
+            <w:pPr>
+              <w:spacing w:line="240" w:lineRule="auto"/>
+              <w:ind w:firstLineChars="0" w:firstLine="0"/>
+              <w:jc w:val="center"/>
+              <w:rPr>
+                <w:rFonts w:ascii="宋体" w:hAnsi="宋体"/>
+              </w:rPr>
+            </w:pPr>
+            <w:r>
+              <w:rPr>
+                <w:rFonts w:ascii="宋体" w:hAnsi="宋体" w:hint="eastAsia"/>
+              </w:rPr>
+              <w:t>{{</w:t>
+            </w:r>
+            <w:r>
+              <w:rPr>
+                <w:rFonts w:ascii="宋体" w:hAnsi="宋体" w:hint="eastAsia"/>
+                <w:kern w:val="0"/>
+              </w:rPr>
+              <w:t>壳体</w:t>
+            </w:r>
+            <w:r>
+              <w:rPr>
+                <w:rFonts w:ascii="宋体" w:hAnsi="宋体" w:hint="eastAsia"/>
+              </w:rPr>
+              <w:t>温度云图}}</w:t>
+            </w:r>
+          </w:p>
+        </w:tc>
+      </w:tr>
+      <w:tr>
+        <w:tc>
+          <w:tcPr>
+            <w:tcW w:w="2518" w:type="dxa"/>
+          </w:tcPr>
+          <w:p>
+            <w:pPr>
+              <w:spacing w:line="240" w:lineRule="auto"/>
+              <w:ind w:firstLineChars="0" w:firstLine="0"/>
+              <w:jc w:val="center"/>
+            </w:pPr>
+            <w:r>
+              <w:t>推进剂</w:t>
+            </w:r>
+            <w:r>
+              <w:rPr>
+                <w:rFonts w:hint="eastAsia"/>
+              </w:rPr>
+              <w:t>温度</w:t>
+            </w:r>
+            <w:r>
+              <w:t>云图</w:t>
+            </w:r>
+          </w:p>
+        </w:tc>
+        <w:tc>
+          <w:tcPr>
+            <w:tcW w:w="6010" w:type="dxa"/>
+          </w:tcPr>
+          <w:p>
+            <w:pPr>
+              <w:spacing w:line="240" w:lineRule="auto"/>
+              <w:ind w:firstLineChars="0" w:firstLine="0"/>
+              <w:jc w:val="center"/>
+              <w:rPr>
+                <w:rFonts w:ascii="宋体" w:hAnsi="宋体"/>
+              </w:rPr>
+            </w:pPr>
+            <w:r>
+              <w:rPr>
+                <w:rFonts w:ascii="宋体" w:hAnsi="宋体" w:hint="eastAsia"/>
+              </w:rPr>
+              <w:t>{{</w:t>
+            </w:r>
+            <w:r>
+              <w:rPr>
+                <w:rFonts w:ascii="宋体" w:hAnsi="宋体" w:hint="eastAsia"/>
+                <w:kern w:val="0"/>
+              </w:rPr>
+              <w:t>推进剂</w:t>
+            </w:r>
+            <w:r>
+              <w:rPr>
+                <w:rFonts w:ascii="宋体" w:hAnsi="宋体" w:hint="eastAsia"/>
+              </w:rPr>
+              <w:t>温度云图}}</w:t>
+            </w:r>
+          </w:p>
+        </w:tc>
+      </w:tr>
+      <w:tr>
+        <w:tc>
+          <w:tcPr>
+            <w:tcW w:w="2518" w:type="dxa"/>
+          </w:tcPr>
+          <w:p>
+            <w:pPr>
+              <w:spacing w:line="240" w:lineRule="auto"/>
+              <w:ind w:firstLineChars="0" w:firstLine="0"/>
+              <w:jc w:val="center"/>
+            </w:pPr>
+            <w:r>
+              <w:t>壳体</w:t>
+            </w:r>
+            <w:r>
+              <w:rPr>
+                <w:rFonts w:hint="eastAsia"/>
+              </w:rPr>
+              <w:t>超压</w:t>
+            </w:r>
+            <w:r>
+              <w:t>云图</w:t>
+            </w:r>
+          </w:p>
+        </w:tc>
+        <w:tc>
+          <w:tcPr>
+            <w:tcW w:w="6010" w:type="dxa"/>
+          </w:tcPr>
+          <w:p>
+            <w:pPr>
+              <w:spacing w:line="240" w:lineRule="auto"/>
+              <w:ind w:firstLineChars="0" w:firstLine="0"/>
+              <w:jc w:val="center"/>
+              <w:rPr>
+                <w:rFonts w:ascii="宋体" w:hAnsi="宋体"/>
+              </w:rPr>
+            </w:pPr>
+            <w:r>
+              <w:rPr>
+                <w:rFonts w:ascii="宋体" w:hAnsi="宋体" w:hint="eastAsia"/>
+              </w:rPr>
+              <w:t>{{</w:t>
+            </w:r>
+            <w:r>
+              <w:rPr>
+                <w:rFonts w:ascii="宋体" w:hAnsi="宋体" w:hint="eastAsia"/>
+                <w:kern w:val="0"/>
+              </w:rPr>
+              <w:t>壳体</w:t>
+            </w:r>
+            <w:r>
+              <w:rPr>
+                <w:rFonts w:ascii="宋体" w:hAnsi="宋体" w:hint="eastAsia"/>
+              </w:rPr>
+              <w:t>超压云图}}</w:t>
+            </w:r>
+          </w:p>
+        </w:tc>
+      </w:tr>
+      <w:tr>
+        <w:tc>
+          <w:tcPr>
+            <w:tcW w:w="2518" w:type="dxa"/>
+          </w:tcPr>
+          <w:p>
+            <w:pPr>
+              <w:spacing w:line="240" w:lineRule="auto"/>
+              <w:ind w:firstLineChars="0" w:firstLine="0"/>
+              <w:jc w:val="center"/>
+            </w:pPr>
+            <w:r>
+              <w:t>推进剂</w:t>
+            </w:r>
+            <w:r>
+              <w:rPr>
+                <w:rFonts w:hint="eastAsia"/>
+              </w:rPr>
+              <w:t>超压</w:t>
+            </w:r>
+            <w:r>
+              <w:t>云图</w:t>
+            </w:r>
+          </w:p>
+        </w:tc>
+        <w:tc>
+          <w:tcPr>
+            <w:tcW w:w="6010" w:type="dxa"/>
+          </w:tcPr>
+          <w:p>
+            <w:pPr>
+              <w:spacing w:line="240" w:lineRule="auto"/>
+              <w:ind w:firstLineChars="0" w:firstLine="0"/>
+              <w:jc w:val="center"/>
+              <w:rPr>
+                <w:rFonts w:ascii="宋体" w:hAnsi="宋体"/>
+              </w:rPr>
+            </w:pPr>
+            <w:r>
+              <w:rPr>
+                <w:rFonts w:ascii="宋体" w:hAnsi="宋体" w:hint="eastAsia"/>
+              </w:rPr>
+              <w:t>{{</w:t>
+            </w:r>
+            <w:r>
+              <w:rPr>
+                <w:rFonts w:ascii="宋体" w:hAnsi="宋体" w:hint="eastAsia"/>
+                <w:kern w:val="0"/>
+              </w:rPr>
+              <w:t>推进剂</w:t>
+            </w:r>
+            <w:r>
+              <w:rPr>
+                <w:rFonts w:ascii="宋体" w:hAnsi="宋体" w:hint="eastAsia"/>
+              </w:rPr>
+              <w:t>超压云图}}</w:t>
+            </w:r>
+          </w:p>
+        </w:tc>
+      </w:tr>
+    </w:tbl>
+    <w:p>
+      <w:pPr>
+        <w:ind w:firstLineChars="0" w:firstLine="0"/>
+      </w:pPr>
+    </w:p>
+    <w:p>
+      <w:pPr>
+        <w:ind w:firstLine="480"/>
+      </w:pPr>
+    </w:p>
+    <w:p>
+      <w:pPr>
+        <w:ind w:firstLine="480"/>
+      </w:pPr>
+      <w:r>
+        <w:rPr>
+          <w:rFonts w:hint="eastAsia"/>
+        </w:rPr>
+        <w:t>分析</w:t>
+      </w:r>
+      <w:r>
+        <w:rPr>
+          <w:rFonts w:hint="eastAsia"/>
+        </w:rPr>
+        <w:t>:</w:t>
+      </w:r>
+      <w:r>
+        <w:rPr>
+          <w:rFonts w:hint="eastAsia"/>
+        </w:rPr>
+        <w:t>结合云图可知，</w:t>
+      </w:r>
+      <w:r>
+        <w:rPr>
+          <w:rFonts w:hint="eastAsia"/>
+        </w:rPr>
+        <w:t>子弹</w:t>
+      </w:r>
+      <w:r>
+        <w:rPr>
+          <w:rFonts w:hint="eastAsia"/>
+        </w:rPr>
+        <w:t>撞击速度</w:t>
+      </w:r>
+      <w:r>
+        <w:rPr>
+          <w:rFonts w:hint="eastAsia"/>
+        </w:rPr>
+        <w:t>为</w:t>
+      </w:r>
+      <w:r>
+        <w:rPr>
+          <w:rFonts w:hint="eastAsia"/>
+        </w:rPr>
+        <w:t>{{</w:t>
+      </w:r>
+      <w:r>
+        <w:rPr>
+          <w:rFonts w:hint="eastAsia"/>
+        </w:rPr>
+        <w:t>撞击速度</w:t>
+      </w:r>
+      <w:r>
+        <w:rPr>
+          <w:rFonts w:hint="eastAsia"/>
+        </w:rPr>
+        <w:t>}}m/s</w:t>
+      </w:r>
+      <w:r>
+        <w:rPr>
+          <w:rFonts w:hint="eastAsia"/>
+        </w:rPr>
+        <w:t>条件下推进剂薄弱环节位于</w:t>
+      </w:r>
+      <w:proofErr w:type="spellStart"/>
+      <w:r>
+        <w:rPr>
+          <w:rFonts w:hint="eastAsia"/>
+        </w:rPr>
+        <w:t>xxxxxx</w:t>
+      </w:r>
+      <w:proofErr w:type="spellEnd"/>
+      <w:r>
+        <w:rPr>
+          <w:rFonts w:hint="eastAsia"/>
+        </w:rPr>
+        <w:t>，发动机最大超压值为</w:t>
+      </w:r>
+      <w:r>
+        <w:rPr>
+          <w:rFonts w:hint="eastAsia"/>
+        </w:rPr>
+        <w:t>{{</w:t>
+      </w:r>
+      <w:r>
+        <w:rPr>
+          <w:rFonts w:ascii="宋体" w:hAnsi="宋体" w:hint="eastAsia"/>
+        </w:rPr>
+        <w:t>固体推进剂最大超压</w:t>
+      </w:r>
+      <w:r>
+        <w:rPr>
+          <w:rFonts w:hint="eastAsia"/>
+        </w:rPr>
+        <w:t>}}</w:t>
+      </w:r>
+      <w:r>
+        <w:rPr>
+          <w:rFonts w:hint="eastAsia"/>
+        </w:rPr>
+        <w:t>MPa</w:t>
+      </w:r>
+      <w:r>
+        <w:rPr>
+          <w:rFonts w:hint="eastAsia"/>
+        </w:rPr>
+        <w:t>。壳体薄弱环节位于</w:t>
+      </w:r>
+      <w:proofErr w:type="spellStart"/>
+      <w:r>
+        <w:rPr>
+          <w:rFonts w:hint="eastAsia"/>
+        </w:rPr>
+        <w:t>xxxxxxxx</w:t>
+      </w:r>
+      <w:proofErr w:type="spellEnd"/>
+      <w:r>
+        <w:rPr>
+          <w:rFonts w:hint="eastAsia"/>
+        </w:rPr>
+        <w:t>，最大应力为</w:t>
+      </w:r>
+      <w:r>
+        <w:rPr>
+          <w:rFonts w:hint="eastAsia"/>
+        </w:rPr>
+        <w:t>{{</w:t>
+      </w:r>
+      <w:r>
+        <w:rPr>
+          <w:rFonts w:ascii="宋体" w:hAnsi="宋体" w:hint="eastAsia"/>
+        </w:rPr>
+        <w:t>发动机壳体最大应力</w:t>
+      </w:r>
+      <w:r>
+        <w:rPr>
+          <w:rFonts w:hint="eastAsia"/>
+        </w:rPr>
+        <w:t>}}</w:t>
+      </w:r>
+      <w:r>
+        <w:rPr>
+          <w:rFonts w:hint="eastAsia"/>
+        </w:rPr>
+        <w:t>MPa</w:t>
+      </w:r>
+      <w:r>
+        <w:rPr>
+          <w:rFonts w:hint="eastAsia"/>
+        </w:rPr>
+        <w:t>。</w:t>
+      </w:r>
+    </w:p>
+    <w:p>
+      <w:pPr>
+        <w:spacing w:beforeLines="50" w:before="120" w:afterLines="50" w:after="120"/>
+        <w:ind w:firstLineChars="0" w:firstLine="0"/>
         <w:rPr>
           <w:rFonts w:ascii="黑体" w:eastAsia="黑体" w:hAnsi="黑体"/>
           <w:b/>
@@ -14891,7 +15261,6 @@
           <w:rFonts w:ascii="黑体" w:eastAsia="黑体" w:hAnsi="黑体" w:hint="eastAsia"/>
           <w:b/>
         </w:rPr>
-        <w:lastRenderedPageBreak/>
         <w:t>4结论</w:t>
       </w:r>
     </w:p>
@@ -15771,7 +16140,7 @@
       <w:pgSz w:w="11906" w:h="16838"/>
       <w:pgMar w:top="1440" w:right="1797" w:bottom="1440" w:left="1797" w:header="567" w:footer="425" w:gutter="0"/>
       <w:cols w:space="425"/>
-      <w:docGrid w:type="linesAndChars" w:linePitch="326"/>
+      <w:docGrid w:linePitch="326"/>
     </w:sectPr>
   </w:body>
 </w:document>
@@ -15901,7 +16270,7 @@
                 <w:sz w:val="21"/>
                 <w:szCs w:val="21"/>
               </w:rPr>
-              <w:t>6</w:t>
+              <w:t>13</w:t>
             </w:r>
             <w:r>
               <w:rPr>
@@ -15974,7 +16343,7 @@
                 <w:sz w:val="21"/>
                 <w:szCs w:val="21"/>
               </w:rPr>
-              <w:t>16</w:t>
+              <w:t>15</w:t>
             </w:r>
             <w:r>
               <w:rPr>
@@ -18101,7 +18470,7 @@
   <a:extraClrSchemeLst/>
   <a:extLst>
     <a:ext uri="{05A4C25C-085E-4340-85A3-A5531E510DB2}">
-      <thm15:themeFamily xmlns="" xmlns:thm15="http://schemas.microsoft.com/office/thememl/2012/main" name="Office Theme" id="{2E142A2C-CD16-42D6-873A-C26D2A0506FA}" vid="{1BDDFF52-6CD6-40A5-AB3C-68EB2F1E4D0A}"/>
+      <thm15:themeFamily xmlns:thm15="http://schemas.microsoft.com/office/thememl/2012/main" xmlns="" name="Office Theme" id="{2E142A2C-CD16-42D6-873A-C26D2A0506FA}" vid="{1BDDFF52-6CD6-40A5-AB3C-68EB2F1E4D0A}"/>
     </a:ext>
   </a:extLst>
 </a:theme>

--- a/mainWidget/mainWidget/src/template/枪击仿真计算数据表.docx
+++ b/mainWidget/mainWidget/src/template/枪击仿真计算数据表.docx
@@ -14531,6 +14531,290 @@
           </w:p>
         </w:tc>
       </w:tr>
+      <w:tr>
+        <w:trPr>
+          <w:trHeight w:val="747"/>
+          <w:jc w:val="center"/>
+        </w:trPr>
+        <w:tc>
+          <w:tcPr>
+            <w:tcW w:w="1680" w:type="dxa"/>
+            <w:vMerge w:val="restart"/>
+            <w:vAlign w:val="center"/>
+          </w:tcPr>
+          <w:p>
+            <w:pPr>
+              <w:spacing w:line="240" w:lineRule="auto"/>
+              <w:ind w:firstLine="480"/>
+              <w:jc w:val="center"/>
+              <w:rPr>
+                <w:rFonts w:ascii="宋体" w:hAnsi="宋体"/>
+              </w:rPr>
+            </w:pPr>
+            <w:bookmarkStart w:id="0" w:name="_GoBack" w:colFirst="0" w:colLast="0"/>
+            <w:r>
+              <w:rPr>
+                <w:rFonts w:ascii="宋体" w:hAnsi="宋体" w:hint="eastAsia"/>
+              </w:rPr>
+              <w:t>反应度</w:t>
+            </w:r>
+          </w:p>
+        </w:tc>
+        <w:tc>
+          <w:tcPr>
+            <w:tcW w:w="2813" w:type="dxa"/>
+            <w:vAlign w:val="center"/>
+          </w:tcPr>
+          <w:p>
+            <w:pPr>
+              <w:spacing w:line="240" w:lineRule="auto"/>
+              <w:ind w:firstLineChars="0" w:firstLine="0"/>
+              <w:jc w:val="center"/>
+              <w:rPr>
+                <w:rFonts w:ascii="宋体" w:hAnsi="宋体" w:hint="eastAsia"/>
+              </w:rPr>
+            </w:pPr>
+            <w:r>
+              <w:rPr>
+                <w:rFonts w:ascii="宋体" w:hAnsi="宋体" w:hint="eastAsia"/>
+              </w:rPr>
+              <w:t>固体推进剂最大反应度</w:t>
+            </w:r>
+          </w:p>
+        </w:tc>
+        <w:tc>
+          <w:tcPr>
+            <w:tcW w:w="1843" w:type="dxa"/>
+          </w:tcPr>
+          <w:p>
+            <w:pPr>
+              <w:spacing w:line="240" w:lineRule="auto"/>
+              <w:ind w:firstLineChars="0" w:firstLine="0"/>
+              <w:jc w:val="center"/>
+              <w:rPr>
+                <w:rFonts w:ascii="宋体" w:hAnsi="宋体" w:hint="eastAsia"/>
+              </w:rPr>
+            </w:pPr>
+            <w:r>
+              <w:rPr>
+                <w:rFonts w:ascii="宋体" w:hAnsi="宋体" w:hint="eastAsia"/>
+              </w:rPr>
+              <w:t>{{固体推进剂最大反应度}}</w:t>
+            </w:r>
+          </w:p>
+        </w:tc>
+        <w:tc>
+          <w:tcPr>
+            <w:tcW w:w="1417" w:type="dxa"/>
+          </w:tcPr>
+          <w:p>
+            <w:pPr>
+              <w:spacing w:line="240" w:lineRule="auto"/>
+              <w:ind w:firstLineChars="0" w:firstLine="0"/>
+              <w:jc w:val="center"/>
+              <w:rPr>
+                <w:rFonts w:ascii="宋体" w:hAnsi="宋体" w:hint="eastAsia"/>
+              </w:rPr>
+            </w:pPr>
+          </w:p>
+        </w:tc>
+        <w:tc>
+          <w:tcPr>
+            <w:tcW w:w="2268" w:type="dxa"/>
+          </w:tcPr>
+          <w:p>
+            <w:pPr>
+              <w:spacing w:line="240" w:lineRule="auto"/>
+              <w:ind w:firstLineChars="0" w:firstLine="0"/>
+              <w:jc w:val="center"/>
+              <w:rPr>
+                <w:rFonts w:ascii="宋体" w:hAnsi="宋体" w:hint="eastAsia"/>
+              </w:rPr>
+            </w:pPr>
+            <w:r>
+              <w:rPr>
+                <w:rFonts w:ascii="宋体" w:hAnsi="宋体" w:hint="eastAsia"/>
+              </w:rPr>
+              <w:t>固体推进剂最小反应度</w:t>
+            </w:r>
+          </w:p>
+        </w:tc>
+        <w:tc>
+          <w:tcPr>
+            <w:tcW w:w="1843" w:type="dxa"/>
+          </w:tcPr>
+          <w:p>
+            <w:pPr>
+              <w:spacing w:line="240" w:lineRule="auto"/>
+              <w:ind w:firstLineChars="0" w:firstLine="0"/>
+              <w:jc w:val="center"/>
+              <w:rPr>
+                <w:rFonts w:ascii="宋体" w:hAnsi="宋体" w:hint="eastAsia"/>
+              </w:rPr>
+            </w:pPr>
+            <w:r>
+              <w:rPr>
+                <w:rFonts w:ascii="宋体" w:hAnsi="宋体" w:hint="eastAsia"/>
+              </w:rPr>
+              <w:t>{{固体推进剂最小反应度}}</w:t>
+            </w:r>
+          </w:p>
+        </w:tc>
+        <w:tc>
+          <w:tcPr>
+            <w:tcW w:w="1440" w:type="dxa"/>
+          </w:tcPr>
+          <w:p>
+            <w:pPr>
+              <w:spacing w:line="240" w:lineRule="auto"/>
+              <w:ind w:firstLineChars="0" w:firstLine="0"/>
+              <w:jc w:val="center"/>
+              <w:rPr>
+                <w:rFonts w:ascii="宋体" w:hAnsi="宋体" w:hint="eastAsia"/>
+              </w:rPr>
+            </w:pPr>
+          </w:p>
+        </w:tc>
+      </w:tr>
+      <w:bookmarkEnd w:id="0"/>
+      <w:tr>
+        <w:trPr>
+          <w:trHeight w:val="747"/>
+          <w:jc w:val="center"/>
+        </w:trPr>
+        <w:tc>
+          <w:tcPr>
+            <w:tcW w:w="1680" w:type="dxa"/>
+            <w:vMerge/>
+            <w:vAlign w:val="center"/>
+          </w:tcPr>
+          <w:p>
+            <w:pPr>
+              <w:spacing w:line="240" w:lineRule="auto"/>
+              <w:ind w:firstLine="480"/>
+              <w:jc w:val="center"/>
+              <w:rPr>
+                <w:rFonts w:ascii="宋体" w:hAnsi="宋体"/>
+              </w:rPr>
+            </w:pPr>
+          </w:p>
+        </w:tc>
+        <w:tc>
+          <w:tcPr>
+            <w:tcW w:w="2813" w:type="dxa"/>
+            <w:vAlign w:val="center"/>
+          </w:tcPr>
+          <w:p>
+            <w:pPr>
+              <w:spacing w:line="240" w:lineRule="auto"/>
+              <w:ind w:firstLineChars="0" w:firstLine="0"/>
+              <w:jc w:val="center"/>
+              <w:rPr>
+                <w:rFonts w:ascii="宋体" w:hAnsi="宋体" w:hint="eastAsia"/>
+              </w:rPr>
+            </w:pPr>
+            <w:r>
+              <w:rPr>
+                <w:rFonts w:ascii="宋体" w:hAnsi="宋体" w:hint="eastAsia"/>
+              </w:rPr>
+              <w:t>固体推进剂平均反应度</w:t>
+            </w:r>
+          </w:p>
+        </w:tc>
+        <w:tc>
+          <w:tcPr>
+            <w:tcW w:w="1843" w:type="dxa"/>
+          </w:tcPr>
+          <w:p>
+            <w:pPr>
+              <w:spacing w:line="240" w:lineRule="auto"/>
+              <w:ind w:firstLineChars="0" w:firstLine="0"/>
+              <w:jc w:val="center"/>
+              <w:rPr>
+                <w:rFonts w:ascii="宋体" w:hAnsi="宋体" w:hint="eastAsia"/>
+              </w:rPr>
+            </w:pPr>
+            <w:r>
+              <w:rPr>
+                <w:rFonts w:ascii="宋体" w:hAnsi="宋体" w:hint="eastAsia"/>
+              </w:rPr>
+              <w:t>{{固体推进剂平均反应度}}</w:t>
+            </w:r>
+          </w:p>
+        </w:tc>
+        <w:tc>
+          <w:tcPr>
+            <w:tcW w:w="1417" w:type="dxa"/>
+          </w:tcPr>
+          <w:p>
+            <w:pPr>
+              <w:spacing w:line="240" w:lineRule="auto"/>
+              <w:ind w:firstLineChars="0" w:firstLine="0"/>
+              <w:jc w:val="center"/>
+              <w:rPr>
+                <w:rFonts w:ascii="宋体" w:hAnsi="宋体" w:hint="eastAsia"/>
+              </w:rPr>
+            </w:pPr>
+          </w:p>
+        </w:tc>
+        <w:tc>
+          <w:tcPr>
+            <w:tcW w:w="2268" w:type="dxa"/>
+          </w:tcPr>
+          <w:p>
+            <w:pPr>
+              <w:spacing w:line="240" w:lineRule="auto"/>
+              <w:ind w:firstLineChars="0" w:firstLine="0"/>
+              <w:jc w:val="center"/>
+              <w:rPr>
+                <w:rFonts w:ascii="宋体" w:hAnsi="宋体" w:hint="eastAsia"/>
+              </w:rPr>
+            </w:pPr>
+            <w:r>
+              <w:rPr>
+                <w:rFonts w:ascii="宋体" w:hAnsi="宋体" w:hint="eastAsia"/>
+              </w:rPr>
+              <w:t>固体推进剂反应度标准差</w:t>
+            </w:r>
+          </w:p>
+        </w:tc>
+        <w:tc>
+          <w:tcPr>
+            <w:tcW w:w="1843" w:type="dxa"/>
+          </w:tcPr>
+          <w:p>
+            <w:pPr>
+              <w:spacing w:line="240" w:lineRule="auto"/>
+              <w:ind w:firstLineChars="0" w:firstLine="0"/>
+              <w:jc w:val="center"/>
+              <w:rPr>
+                <w:rFonts w:ascii="宋体" w:hAnsi="宋体" w:hint="eastAsia"/>
+              </w:rPr>
+            </w:pPr>
+            <w:r>
+              <w:rPr>
+                <w:rFonts w:ascii="宋体" w:hAnsi="宋体" w:hint="eastAsia"/>
+              </w:rPr>
+              <w:t>{{固体推进剂反应度标准差}}</w:t>
+            </w:r>
+          </w:p>
+        </w:tc>
+        <w:tc>
+          <w:tcPr>
+            <w:tcW w:w="1440" w:type="dxa"/>
+          </w:tcPr>
+          <w:p>
+            <w:pPr>
+              <w:spacing w:line="240" w:lineRule="auto"/>
+              <w:ind w:firstLineChars="0" w:firstLine="0"/>
+              <w:jc w:val="center"/>
+              <w:rPr>
+                <w:rFonts w:ascii="宋体" w:hAnsi="宋体" w:hint="eastAsia"/>
+              </w:rPr>
+            </w:pPr>
+          </w:p>
+        </w:tc>
+      </w:tr>
     </w:tbl>
     <w:p>
       <w:pPr>
@@ -14586,8 +14870,6 @@
       <w:r>
         <w:t>：</w:t>
       </w:r>
-      <w:bookmarkStart w:id="0" w:name="_GoBack"/>
-      <w:bookmarkEnd w:id="0"/>
     </w:p>
     <w:p>
       <w:pPr>
@@ -15079,6 +15361,66 @@
                 <w:rFonts w:ascii="宋体" w:hAnsi="宋体" w:hint="eastAsia"/>
               </w:rPr>
               <w:t>超压云图}}</w:t>
+            </w:r>
+          </w:p>
+        </w:tc>
+      </w:tr>
+      <w:tr>
+        <w:tc>
+          <w:tcPr>
+            <w:tcW w:w="2518" w:type="dxa"/>
+          </w:tcPr>
+          <w:p>
+            <w:pPr>
+              <w:spacing w:line="240" w:lineRule="auto"/>
+              <w:ind w:firstLineChars="0" w:firstLine="0"/>
+              <w:jc w:val="center"/>
+            </w:pPr>
+            <w:r>
+              <w:rPr>
+                <w:rFonts w:hint="eastAsia"/>
+              </w:rPr>
+              <w:t>推进剂反应度</w:t>
+            </w:r>
+            <w:r>
+              <w:rPr>
+                <w:rFonts w:hint="eastAsia"/>
+              </w:rPr>
+              <w:t>云图</w:t>
+            </w:r>
+          </w:p>
+        </w:tc>
+        <w:tc>
+          <w:tcPr>
+            <w:tcW w:w="6010" w:type="dxa"/>
+          </w:tcPr>
+          <w:p>
+            <w:pPr>
+              <w:spacing w:line="240" w:lineRule="auto"/>
+              <w:ind w:firstLineChars="0" w:firstLine="0"/>
+              <w:jc w:val="center"/>
+              <w:rPr>
+                <w:rFonts w:ascii="宋体" w:hAnsi="宋体" w:hint="eastAsia"/>
+              </w:rPr>
+            </w:pPr>
+            <w:r>
+              <w:rPr>
+                <w:rFonts w:ascii="宋体" w:hAnsi="宋体" w:hint="eastAsia"/>
+              </w:rPr>
+              <w:t>{{</w:t>
+            </w:r>
+            <w:r>
+              <w:rPr>
+                <w:rFonts w:hint="eastAsia"/>
+              </w:rPr>
+              <w:t>反应度</w:t>
+            </w:r>
+            <w:r>
+              <w:rPr>
+                <w:rFonts w:ascii="宋体" w:hAnsi="宋体" w:hint="eastAsia"/>
+                <w:kern w:val="0"/>
+              </w:rPr>
+              <w:t>云图}}</w:t>
             </w:r>
           </w:p>
         </w:tc>
@@ -16270,7 +16612,7 @@
                 <w:sz w:val="21"/>
                 <w:szCs w:val="21"/>
               </w:rPr>
-              <w:t>13</w:t>
+              <w:t>12</w:t>
             </w:r>
             <w:r>
               <w:rPr>
@@ -18470,7 +18812,7 @@
   <a:extraClrSchemeLst/>
   <a:extLst>
     <a:ext uri="{05A4C25C-085E-4340-85A3-A5531E510DB2}">
-      <thm15:themeFamily xmlns:thm15="http://schemas.microsoft.com/office/thememl/2012/main" xmlns="" name="Office Theme" id="{2E142A2C-CD16-42D6-873A-C26D2A0506FA}" vid="{1BDDFF52-6CD6-40A5-AB3C-68EB2F1E4D0A}"/>
+      <thm15:themeFamily xmlns="" xmlns:thm15="http://schemas.microsoft.com/office/thememl/2012/main" name="Office Theme" id="{2E142A2C-CD16-42D6-873A-C26D2A0506FA}" vid="{1BDDFF52-6CD6-40A5-AB3C-68EB2F1E4D0A}"/>
     </a:ext>
   </a:extLst>
 </a:theme>

--- a/mainWidget/mainWidget/src/template/枪击仿真计算数据表.docx
+++ b/mainWidget/mainWidget/src/template/枪击仿真计算数据表.docx
@@ -9060,73 +9060,31 @@
         </w:rPr>
         <w:t>观测点设置如下图所示。</w:t>
       </w:r>
-      <w:r>
-        <w:rPr>
-          <w:rFonts w:hint="eastAsia"/>
-          <w:highlight w:val="yellow"/>
-        </w:rPr>
-        <w:t>(</w:t>
-      </w:r>
-      <w:r>
-        <w:rPr>
-          <w:rFonts w:hint="eastAsia"/>
-          <w:highlight w:val="yellow"/>
-        </w:rPr>
-        <w:t>导入观测点分布情况，交代观测点分布的位置和数量，例如下图。</w:t>
-      </w:r>
-      <w:r>
-        <w:rPr>
-          <w:rFonts w:hint="eastAsia"/>
-          <w:highlight w:val="yellow"/>
-        </w:rPr>
-        <w:t>)</w:t>
-      </w:r>
     </w:p>
     <w:p>
       <w:pPr>
         <w:spacing w:line="240" w:lineRule="auto"/>
         <w:ind w:firstLine="480"/>
+        <w:jc w:val="center"/>
       </w:pPr>
       <w:r>
         <w:rPr>
-          <w:noProof/>
-        </w:rPr>
-        <w:lastRenderedPageBreak/>
-        <w:drawing>
-          <wp:inline distT="0" distB="0" distL="0" distR="0" wp14:anchorId="174DA1B1" wp14:editId="02D8A488">
-            <wp:extent cx="5274310" cy="1699260"/>
-            <wp:effectExtent l="0" t="0" r="2540" b="0"/>
-            <wp:docPr id="61234768" name="图片 1"/>
-            <wp:cNvGraphicFramePr>
-              <a:graphicFrameLocks xmlns:a="http://schemas.openxmlformats.org/drawingml/2006/main" noChangeAspect="1"/>
-            </wp:cNvGraphicFramePr>
-            <a:graphic xmlns:a="http://schemas.openxmlformats.org/drawingml/2006/main">
-              <a:graphicData uri="http://schemas.openxmlformats.org/drawingml/2006/picture">
-                <pic:pic xmlns:pic="http://schemas.openxmlformats.org/drawingml/2006/picture">
-                  <pic:nvPicPr>
-                    <pic:cNvPr id="61234768" name=""/>
-                    <pic:cNvPicPr/>
-                  </pic:nvPicPr>
-                  <pic:blipFill>
-                    <a:blip r:embed="rId7"/>
-                    <a:stretch>
-                      <a:fillRect/>
-                    </a:stretch>
-                  </pic:blipFill>
-                  <pic:spPr>
-                    <a:xfrm>
-                      <a:off x="0" y="0"/>
-                      <a:ext cx="5274310" cy="1699260"/>
-                    </a:xfrm>
-                    <a:prstGeom prst="rect">
-                      <a:avLst/>
-                    </a:prstGeom>
-                  </pic:spPr>
-                </pic:pic>
-              </a:graphicData>
-            </a:graphic>
-          </wp:inline>
-        </w:drawing>
+          <w:rFonts w:ascii="宋体" w:hAnsi="宋体" w:hint="eastAsia"/>
+        </w:rPr>
+        <w:t>{{</w:t>
+      </w:r>
+      <w:r>
+        <w:rPr>
+          <w:rFonts w:hint="eastAsia"/>
+        </w:rPr>
+        <w:t>观测点分布图</w:t>
+      </w:r>
+      <w:r>
+        <w:rPr>
+          <w:rFonts w:ascii="宋体" w:hAnsi="宋体" w:hint="eastAsia"/>
+          <w:kern w:val="0"/>
+        </w:rPr>
+        <w:t>}}</w:t>
       </w:r>
     </w:p>
     <w:p>
@@ -9134,6 +9092,8 @@
         <w:ind w:firstLine="480"/>
         <w:jc w:val="center"/>
       </w:pPr>
+      <w:bookmarkStart w:id="0" w:name="_GoBack"/>
+      <w:bookmarkEnd w:id="0"/>
       <w:r>
         <w:rPr>
           <w:rFonts w:hint="eastAsia"/>
@@ -9447,12 +9407,12 @@
       <w:pPr>
         <w:ind w:firstLine="480"/>
         <w:sectPr>
-          <w:headerReference w:type="even" r:id="rId8"/>
-          <w:headerReference w:type="default" r:id="rId9"/>
-          <w:footerReference w:type="even" r:id="rId10"/>
-          <w:footerReference w:type="default" r:id="rId11"/>
-          <w:headerReference w:type="first" r:id="rId12"/>
-          <w:footerReference w:type="first" r:id="rId13"/>
+          <w:headerReference w:type="even" r:id="rId7"/>
+          <w:headerReference w:type="default" r:id="rId8"/>
+          <w:footerReference w:type="even" r:id="rId9"/>
+          <w:footerReference w:type="default" r:id="rId10"/>
+          <w:headerReference w:type="first" r:id="rId11"/>
+          <w:footerReference w:type="first" r:id="rId12"/>
           <w:pgSz w:w="11906" w:h="16838"/>
           <w:pgMar w:top="1440" w:right="1797" w:bottom="1440" w:left="1797" w:header="567" w:footer="425" w:gutter="0"/>
           <w:cols w:space="425"/>
@@ -9460,6 +9420,7 @@
         </w:sectPr>
       </w:pPr>
       <w:r>
+        <w:lastRenderedPageBreak/>
         <w:br w:type="page"/>
       </w:r>
     </w:p>
@@ -10792,7 +10753,7 @@
           <w:p>
             <w:pPr>
               <w:spacing w:line="240" w:lineRule="auto"/>
-              <w:ind w:firstLine="480"/>
+              <w:ind w:firstLineChars="0" w:firstLine="0"/>
               <w:jc w:val="center"/>
               <w:rPr>
                 <w:rFonts w:ascii="宋体" w:hAnsi="宋体"/>
@@ -14545,19 +14506,32 @@
           <w:p>
             <w:pPr>
               <w:spacing w:line="240" w:lineRule="auto"/>
-              <w:ind w:firstLine="480"/>
-              <w:jc w:val="center"/>
-              <w:rPr>
-                <w:rFonts w:ascii="宋体" w:hAnsi="宋体"/>
-              </w:rPr>
-            </w:pPr>
-            <w:bookmarkStart w:id="0" w:name="_GoBack" w:colFirst="0" w:colLast="0"/>
-            <w:r>
-              <w:rPr>
-                <w:rFonts w:ascii="宋体" w:hAnsi="宋体" w:hint="eastAsia"/>
-              </w:rPr>
-              <w:t>反应度</w:t>
-            </w:r>
+              <w:ind w:firstLineChars="0" w:firstLine="0"/>
+              <w:jc w:val="center"/>
+              <w:rPr>
+                <w:rFonts w:ascii="宋体" w:hAnsi="宋体"/>
+              </w:rPr>
+            </w:pPr>
+            <w:r>
+              <w:rPr>
+                <w:rFonts w:ascii="宋体" w:hAnsi="宋体" w:hint="eastAsia"/>
+              </w:rPr>
+              <w:t>反应</w:t>
+            </w:r>
+            <w:proofErr w:type="gramStart"/>
+            <w:r>
+              <w:rPr>
+                <w:rFonts w:ascii="宋体" w:hAnsi="宋体" w:hint="eastAsia"/>
+              </w:rPr>
+              <w:t>度</w:t>
+            </w:r>
+            <w:r>
+              <w:rPr>
+                <w:rFonts w:ascii="宋体" w:hAnsi="宋体" w:hint="eastAsia"/>
+              </w:rPr>
+              <w:t>数据</w:t>
+            </w:r>
+            <w:proofErr w:type="gramEnd"/>
           </w:p>
         </w:tc>
         <w:tc>
@@ -14571,7 +14545,7 @@
               <w:ind w:firstLineChars="0" w:firstLine="0"/>
               <w:jc w:val="center"/>
               <w:rPr>
-                <w:rFonts w:ascii="宋体" w:hAnsi="宋体" w:hint="eastAsia"/>
+                <w:rFonts w:ascii="宋体" w:hAnsi="宋体"/>
               </w:rPr>
             </w:pPr>
             <w:r>
@@ -14592,7 +14566,7 @@
               <w:ind w:firstLineChars="0" w:firstLine="0"/>
               <w:jc w:val="center"/>
               <w:rPr>
-                <w:rFonts w:ascii="宋体" w:hAnsi="宋体" w:hint="eastAsia"/>
+                <w:rFonts w:ascii="宋体" w:hAnsi="宋体"/>
               </w:rPr>
             </w:pPr>
             <w:r>
@@ -14613,7 +14587,7 @@
               <w:ind w:firstLineChars="0" w:firstLine="0"/>
               <w:jc w:val="center"/>
               <w:rPr>
-                <w:rFonts w:ascii="宋体" w:hAnsi="宋体" w:hint="eastAsia"/>
+                <w:rFonts w:ascii="宋体" w:hAnsi="宋体"/>
               </w:rPr>
             </w:pPr>
           </w:p>
@@ -14628,7 +14602,7 @@
               <w:ind w:firstLineChars="0" w:firstLine="0"/>
               <w:jc w:val="center"/>
               <w:rPr>
-                <w:rFonts w:ascii="宋体" w:hAnsi="宋体" w:hint="eastAsia"/>
+                <w:rFonts w:ascii="宋体" w:hAnsi="宋体"/>
               </w:rPr>
             </w:pPr>
             <w:r>
@@ -14649,7 +14623,7 @@
               <w:ind w:firstLineChars="0" w:firstLine="0"/>
               <w:jc w:val="center"/>
               <w:rPr>
-                <w:rFonts w:ascii="宋体" w:hAnsi="宋体" w:hint="eastAsia"/>
+                <w:rFonts w:ascii="宋体" w:hAnsi="宋体"/>
               </w:rPr>
             </w:pPr>
             <w:r>
@@ -14670,13 +14644,12 @@
               <w:ind w:firstLineChars="0" w:firstLine="0"/>
               <w:jc w:val="center"/>
               <w:rPr>
-                <w:rFonts w:ascii="宋体" w:hAnsi="宋体" w:hint="eastAsia"/>
+                <w:rFonts w:ascii="宋体" w:hAnsi="宋体"/>
               </w:rPr>
             </w:pPr>
           </w:p>
         </w:tc>
       </w:tr>
-      <w:bookmarkEnd w:id="0"/>
       <w:tr>
         <w:trPr>
           <w:trHeight w:val="747"/>
@@ -14710,7 +14683,7 @@
               <w:ind w:firstLineChars="0" w:firstLine="0"/>
               <w:jc w:val="center"/>
               <w:rPr>
-                <w:rFonts w:ascii="宋体" w:hAnsi="宋体" w:hint="eastAsia"/>
+                <w:rFonts w:ascii="宋体" w:hAnsi="宋体"/>
               </w:rPr>
             </w:pPr>
             <w:r>
@@ -14731,7 +14704,7 @@
               <w:ind w:firstLineChars="0" w:firstLine="0"/>
               <w:jc w:val="center"/>
               <w:rPr>
-                <w:rFonts w:ascii="宋体" w:hAnsi="宋体" w:hint="eastAsia"/>
+                <w:rFonts w:ascii="宋体" w:hAnsi="宋体"/>
               </w:rPr>
             </w:pPr>
             <w:r>
@@ -14752,7 +14725,7 @@
               <w:ind w:firstLineChars="0" w:firstLine="0"/>
               <w:jc w:val="center"/>
               <w:rPr>
-                <w:rFonts w:ascii="宋体" w:hAnsi="宋体" w:hint="eastAsia"/>
+                <w:rFonts w:ascii="宋体" w:hAnsi="宋体"/>
               </w:rPr>
             </w:pPr>
           </w:p>
@@ -14767,7 +14740,7 @@
               <w:ind w:firstLineChars="0" w:firstLine="0"/>
               <w:jc w:val="center"/>
               <w:rPr>
-                <w:rFonts w:ascii="宋体" w:hAnsi="宋体" w:hint="eastAsia"/>
+                <w:rFonts w:ascii="宋体" w:hAnsi="宋体"/>
               </w:rPr>
             </w:pPr>
             <w:r>
@@ -14788,7 +14761,7 @@
               <w:ind w:firstLineChars="0" w:firstLine="0"/>
               <w:jc w:val="center"/>
               <w:rPr>
-                <w:rFonts w:ascii="宋体" w:hAnsi="宋体" w:hint="eastAsia"/>
+                <w:rFonts w:ascii="宋体" w:hAnsi="宋体"/>
               </w:rPr>
             </w:pPr>
             <w:r>
@@ -14809,7 +14782,7 @@
               <w:ind w:firstLineChars="0" w:firstLine="0"/>
               <w:jc w:val="center"/>
               <w:rPr>
-                <w:rFonts w:ascii="宋体" w:hAnsi="宋体" w:hint="eastAsia"/>
+                <w:rFonts w:ascii="宋体" w:hAnsi="宋体"/>
               </w:rPr>
             </w:pPr>
           </w:p>
@@ -15400,7 +15373,7 @@
               <w:ind w:firstLineChars="0" w:firstLine="0"/>
               <w:jc w:val="center"/>
               <w:rPr>
-                <w:rFonts w:ascii="宋体" w:hAnsi="宋体" w:hint="eastAsia"/>
+                <w:rFonts w:ascii="宋体" w:hAnsi="宋体"/>
               </w:rPr>
             </w:pPr>
             <w:r>
@@ -16612,7 +16585,7 @@
                 <w:sz w:val="21"/>
                 <w:szCs w:val="21"/>
               </w:rPr>
-              <w:t>12</w:t>
+              <w:t>8</w:t>
             </w:r>
             <w:r>
               <w:rPr>

--- a/mainWidget/mainWidget/src/template/枪击仿真计算数据表.docx
+++ b/mainWidget/mainWidget/src/template/枪击仿真计算数据表.docx
@@ -3356,7 +3356,7 @@
         </w:tc>
         <w:tc>
           <w:tcPr>
-            <w:tcW w:w="1038" w:type="dxa"/>
+            <w:tcW w:w="1231" w:type="dxa"/>
           </w:tcPr>
           <w:p>
             <w:pPr>
@@ -3561,7 +3561,7 @@
         </w:tc>
         <w:tc>
           <w:tcPr>
-            <w:tcW w:w="1038" w:type="dxa"/>
+            <w:tcW w:w="1231" w:type="dxa"/>
           </w:tcPr>
           <w:p>
             <w:pPr>
@@ -3733,7 +3733,7 @@
         </w:tc>
         <w:tc>
           <w:tcPr>
-            <w:tcW w:w="1038" w:type="dxa"/>
+            <w:tcW w:w="1231" w:type="dxa"/>
           </w:tcPr>
           <w:p>
             <w:pPr>
@@ -3775,6 +3775,7 @@
               <w:ind w:firstLineChars="0" w:firstLine="0"/>
               <w:jc w:val="center"/>
             </w:pPr>
+            <w:bookmarkStart w:id="0" w:name="_GoBack" w:colFirst="4" w:colLast="6"/>
             <w:r>
               <w:rPr>
                 <w:rFonts w:hint="eastAsia"/>
@@ -3899,19 +3900,7 @@
               <w:rPr>
                 <w:rFonts w:hint="eastAsia"/>
               </w:rPr>
-              <w:t>{{</w:t>
-            </w:r>
-            <w:r>
-              <w:rPr>
-                <w:rFonts w:hint="eastAsia"/>
-              </w:rPr>
-              <w:t>G1</w:t>
-            </w:r>
-            <w:r>
-              <w:rPr>
-                <w:rFonts w:hint="eastAsia"/>
-              </w:rPr>
-              <w:t>}}</w:t>
+              <w:t>6.8</w:t>
             </w:r>
           </w:p>
         </w:tc>
@@ -3923,55 +3912,31 @@
             <w:pPr>
               <w:pStyle w:val="ad"/>
               <w:ind w:firstLineChars="0" w:firstLine="0"/>
-            </w:pPr>
-            <w:r>
-              <w:rPr>
-                <w:rFonts w:hint="eastAsia"/>
-              </w:rPr>
-              <w:t>{{</w:t>
-            </w:r>
-            <w:r>
-              <w:rPr>
-                <w:rFonts w:hint="eastAsia"/>
-              </w:rPr>
-              <w:t>G2</w:t>
-            </w:r>
-            <w:r>
-              <w:rPr>
-                <w:rFonts w:hint="eastAsia"/>
-              </w:rPr>
-              <w:t>}}</w:t>
-            </w:r>
-          </w:p>
-        </w:tc>
-        <w:tc>
-          <w:tcPr>
-            <w:tcW w:w="1038" w:type="dxa"/>
+              <w:jc w:val="center"/>
+            </w:pPr>
+            <w:r>
+              <w:rPr>
+                <w:rFonts w:hint="eastAsia"/>
+              </w:rPr>
+              <w:t>2.2</w:t>
+            </w:r>
+          </w:p>
+        </w:tc>
+        <w:tc>
+          <w:tcPr>
+            <w:tcW w:w="1231" w:type="dxa"/>
           </w:tcPr>
           <w:p>
             <w:pPr>
               <w:pStyle w:val="ad"/>
               <w:ind w:firstLineChars="0" w:firstLine="0"/>
-            </w:pPr>
-            <w:r>
-              <w:rPr>
-                <w:rFonts w:hint="eastAsia"/>
-              </w:rPr>
-              <w:t>{{</w:t>
-            </w:r>
-            <w:proofErr w:type="spellStart"/>
-            <w:r>
-              <w:rPr>
-                <w:rFonts w:hint="eastAsia"/>
-              </w:rPr>
-              <w:t>Figmax</w:t>
-            </w:r>
-            <w:proofErr w:type="spellEnd"/>
-            <w:r>
-              <w:rPr>
-                <w:rFonts w:hint="eastAsia"/>
-              </w:rPr>
-              <w:t>}}</w:t>
+              <w:jc w:val="center"/>
+            </w:pPr>
+            <w:r>
+              <w:rPr>
+                <w:rFonts w:hint="eastAsia"/>
+              </w:rPr>
+              <w:t>6.8</w:t>
             </w:r>
           </w:p>
         </w:tc>
@@ -3989,6 +3954,7 @@
         </w:tc>
       </w:tr>
     </w:tbl>
+    <w:bookmarkEnd w:id="0"/>
     <w:p>
       <w:pPr>
         <w:ind w:firstLine="480"/>
@@ -9092,8 +9058,6 @@
         <w:ind w:firstLine="480"/>
         <w:jc w:val="center"/>
       </w:pPr>
-      <w:bookmarkStart w:id="0" w:name="_GoBack"/>
-      <w:bookmarkEnd w:id="0"/>
       <w:r>
         <w:rPr>
           <w:rFonts w:hint="eastAsia"/>
@@ -9197,19 +9161,17 @@
         </w:rPr>
         <w:t>:</w:t>
       </w:r>
-      <w:proofErr w:type="gramStart"/>
-      <w:r>
-        <w:rPr>
-          <w:rFonts w:hint="eastAsia"/>
-        </w:rPr>
-        <w:t>FG1max:</w:t>
-      </w:r>
-      <w:proofErr w:type="gramEnd"/>
-      <w:r>
-        <w:rPr>
-          <w:rFonts w:hint="eastAsia"/>
-        </w:rPr>
-        <w:t>{{G1}}</w:t>
+      <w:r>
+        <w:rPr>
+          <w:rFonts w:hint="eastAsia"/>
+        </w:rPr>
+        <w:t xml:space="preserve"> </w:t>
+      </w:r>
+      <w:r>
+        <w:rPr>
+          <w:rFonts w:hint="eastAsia"/>
+        </w:rPr>
+        <w:t>FG1max:6.8</w:t>
       </w:r>
       <w:r>
         <w:rPr>
@@ -9239,7 +9201,7 @@
         <w:rPr>
           <w:rFonts w:hint="eastAsia"/>
         </w:rPr>
-        <w:t>{{G2}}</w:t>
+        <w:t>2.2</w:t>
       </w:r>
       <w:r>
         <w:rPr>
@@ -9277,21 +9239,7 @@
         <w:rPr>
           <w:rFonts w:hint="eastAsia"/>
         </w:rPr>
-        <w:t>{{</w:t>
-      </w:r>
-      <w:proofErr w:type="spellStart"/>
-      <w:r>
-        <w:rPr>
-          <w:rFonts w:hint="eastAsia"/>
-        </w:rPr>
-        <w:t>Figmax</w:t>
-      </w:r>
-      <w:proofErr w:type="spellEnd"/>
-      <w:r>
-        <w:rPr>
-          <w:rFonts w:hint="eastAsia"/>
-        </w:rPr>
-        <w:t>}}</w:t>
+        <w:t>6.8</w:t>
       </w:r>
     </w:p>
     <w:p>
@@ -16585,7 +16533,7 @@
                 <w:sz w:val="21"/>
                 <w:szCs w:val="21"/>
               </w:rPr>
-              <w:t>8</w:t>
+              <w:t>3</w:t>
             </w:r>
             <w:r>
               <w:rPr>
@@ -18785,7 +18733,7 @@
   <a:extraClrSchemeLst/>
   <a:extLst>
     <a:ext uri="{05A4C25C-085E-4340-85A3-A5531E510DB2}">
-      <thm15:themeFamily xmlns="" xmlns:thm15="http://schemas.microsoft.com/office/thememl/2012/main" name="Office Theme" id="{2E142A2C-CD16-42D6-873A-C26D2A0506FA}" vid="{1BDDFF52-6CD6-40A5-AB3C-68EB2F1E4D0A}"/>
+      <thm15:themeFamily xmlns:thm15="http://schemas.microsoft.com/office/thememl/2012/main" xmlns="" name="Office Theme" id="{2E142A2C-CD16-42D6-873A-C26D2A0506FA}" vid="{1BDDFF52-6CD6-40A5-AB3C-68EB2F1E4D0A}"/>
     </a:ext>
   </a:extLst>
 </a:theme>

--- a/mainWidget/mainWidget/src/template/枪击仿真计算数据表.docx
+++ b/mainWidget/mainWidget/src/template/枪击仿真计算数据表.docx
@@ -9953,18 +9953,20 @@
           <w:p>
             <w:pPr>
               <w:spacing w:line="240" w:lineRule="auto"/>
-              <w:ind w:firstLine="480"/>
+              <w:ind w:firstLineChars="0" w:firstLine="0"/>
               <w:jc w:val="center"/>
               <w:rPr>
                 <w:rFonts w:ascii="Times New Roman" w:hAnsi="Times New Roman" w:cs="Times New Roman"/>
               </w:rPr>
             </w:pPr>
+            <w:bookmarkStart w:id="3" w:name="_GoBack"/>
             <w:r>
               <w:rPr>
                 <w:rFonts w:ascii="Times New Roman" w:hAnsi="Times New Roman" w:cs="Times New Roman"/>
               </w:rPr>
               <w:t>—</w:t>
             </w:r>
+            <w:bookmarkEnd w:id="3"/>
           </w:p>
         </w:tc>
         <w:tc>
@@ -10061,8 +10063,6 @@
           <w:b/>
         </w:rPr>
       </w:pPr>
-      <w:bookmarkStart w:id="3" w:name="_GoBack"/>
-      <w:bookmarkEnd w:id="3"/>
       <w:r>
         <w:rPr>
           <w:rFonts w:ascii="黑体" w:eastAsia="黑体" w:hAnsi="黑体" w:hint="eastAsia"/>
@@ -22334,7 +22334,7 @@
                 <w:sz w:val="21"/>
                 <w:szCs w:val="21"/>
               </w:rPr>
-              <w:t>4</w:t>
+              <w:t>6</w:t>
             </w:r>
             <w:r>
               <w:rPr>
@@ -24534,7 +24534,7 @@
   <a:extraClrSchemeLst/>
   <a:extLst>
     <a:ext uri="{05A4C25C-085E-4340-85A3-A5531E510DB2}">
-      <thm15:themeFamily xmlns:thm15="http://schemas.microsoft.com/office/thememl/2012/main" xmlns="" name="Office Theme" id="{2E142A2C-CD16-42D6-873A-C26D2A0506FA}" vid="{1BDDFF52-6CD6-40A5-AB3C-68EB2F1E4D0A}"/>
+      <thm15:themeFamily xmlns="" xmlns:thm15="http://schemas.microsoft.com/office/thememl/2012/main" name="Office Theme" id="{2E142A2C-CD16-42D6-873A-C26D2A0506FA}" vid="{1BDDFF52-6CD6-40A5-AB3C-68EB2F1E4D0A}"/>
     </a:ext>
   </a:extLst>
 </a:theme>
